--- a/docs/Informe_Historias_de_Usuario.docx
+++ b/docs/Informe_Historias_de_Usuario.docx
@@ -4,420 +4,284 @@
   <w:body>
     <w:p>
       <w:pPr>
-        <w:spacing w:before="1800" w:after="200"/>
+        <w:spacing w:after="240"/>
         <w:jc w:val="center"/>
+        <w:rPr>
+          <w:rFonts w:ascii="Arial" w:hAnsi="Arial" w:cs="Arial"/>
+        </w:rPr>
       </w:pPr>
       <w:r>
         <w:rPr>
+          <w:rFonts w:ascii="Arial" w:hAnsi="Arial" w:cs="Arial"/>
+          <w:noProof/>
+        </w:rPr>
+        <w:drawing>
+          <wp:inline distT="0" distB="0" distL="0" distR="0" wp14:anchorId="1A117E90" wp14:editId="2C312923">
+            <wp:extent cx="2247900" cy="600075"/>
+            <wp:effectExtent l="0" t="0" r="0" b="0"/>
+            <wp:docPr id="1" name="utp" descr="Logotipo de la Universidad Tecnológica del Perú" title="UTP"/>
+            <wp:cNvGraphicFramePr>
+              <a:graphicFrameLocks xmlns:a="http://schemas.openxmlformats.org/drawingml/2006/main" noChangeAspect="1"/>
+            </wp:cNvGraphicFramePr>
+            <a:graphic xmlns:a="http://schemas.openxmlformats.org/drawingml/2006/main">
+              <a:graphicData uri="http://schemas.openxmlformats.org/drawingml/2006/picture">
+                <pic:pic xmlns:pic="http://schemas.openxmlformats.org/drawingml/2006/picture">
+                  <pic:nvPicPr>
+                    <pic:cNvPr id="0" name=""/>
+                    <pic:cNvPicPr>
+                      <a:picLocks noChangeAspect="1" noChangeArrowheads="1"/>
+                    </pic:cNvPicPr>
+                  </pic:nvPicPr>
+                  <pic:blipFill>
+                    <a:blip r:embed="rId7"/>
+                    <a:srcRect/>
+                    <a:stretch>
+                      <a:fillRect/>
+                    </a:stretch>
+                  </pic:blipFill>
+                  <pic:spPr bwMode="auto">
+                    <a:xfrm>
+                      <a:off x="0" y="0"/>
+                      <a:ext cx="2247900" cy="600075"/>
+                    </a:xfrm>
+                    <a:prstGeom prst="rect">
+                      <a:avLst/>
+                    </a:prstGeom>
+                  </pic:spPr>
+                </pic:pic>
+              </a:graphicData>
+            </a:graphic>
+          </wp:inline>
+        </w:drawing>
+      </w:r>
+    </w:p>
+    <w:p>
+      <w:pPr>
+        <w:spacing w:after="120"/>
+        <w:jc w:val="center"/>
+        <w:rPr>
+          <w:rFonts w:ascii="Arial" w:hAnsi="Arial" w:cs="Arial"/>
+        </w:rPr>
+      </w:pPr>
+      <w:r>
+        <w:rPr>
+          <w:rFonts w:ascii="Arial" w:hAnsi="Arial" w:cs="Arial"/>
           <w:b/>
           <w:bCs/>
-          <w:color w:val="1F3A8A"/>
-          <w:sz w:val="32"/>
-          <w:szCs w:val="32"/>
+          <w:sz w:val="26"/>
+          <w:szCs w:val="26"/>
         </w:rPr>
-        <w:t>CALIDAD DE SOFTWARE</w:t>
+        <w:t>FACULTAD DE INGENIERÍA</w:t>
       </w:r>
     </w:p>
     <w:p>
       <w:pPr>
         <w:spacing w:after="600"/>
         <w:jc w:val="center"/>
+        <w:rPr>
+          <w:rFonts w:ascii="Arial" w:hAnsi="Arial" w:cs="Arial"/>
+        </w:rPr>
       </w:pPr>
       <w:r>
         <w:rPr>
+          <w:rFonts w:ascii="Arial" w:hAnsi="Arial" w:cs="Arial"/>
+          <w:b/>
+          <w:bCs/>
           <w:sz w:val="24"/>
           <w:szCs w:val="24"/>
         </w:rPr>
-        <w:t>Semana 6 – Construcción de especificaciones e historias de usuario</w:t>
+        <w:t xml:space="preserve">CARRERA DE INGENIERÍA DE SOFTWARE </w:t>
       </w:r>
     </w:p>
     <w:p>
       <w:pPr>
-        <w:spacing w:after="200"/>
+        <w:spacing w:after="480"/>
         <w:jc w:val="center"/>
+        <w:rPr>
+          <w:rFonts w:ascii="Arial" w:hAnsi="Arial" w:cs="Arial"/>
+        </w:rPr>
       </w:pPr>
       <w:r>
         <w:rPr>
+          <w:rFonts w:ascii="Arial" w:hAnsi="Arial" w:cs="Arial"/>
           <w:b/>
           <w:bCs/>
-          <w:sz w:val="52"/>
-          <w:szCs w:val="52"/>
+          <w:color w:val="1F4E79"/>
+          <w:sz w:val="30"/>
+          <w:szCs w:val="30"/>
         </w:rPr>
-        <w:t>Informe de Historias de Usuario</w:t>
+        <w:t>INFORME DE HISTORIAS DE USUARIO</w:t>
       </w:r>
     </w:p>
     <w:p>
       <w:pPr>
-        <w:spacing w:after="1400"/>
+        <w:spacing w:after="480"/>
         <w:jc w:val="center"/>
+        <w:rPr>
+          <w:rFonts w:ascii="Arial" w:hAnsi="Arial" w:cs="Arial"/>
+        </w:rPr>
       </w:pPr>
       <w:r>
         <w:rPr>
-          <w:color w:val="444444"/>
-          <w:sz w:val="28"/>
-          <w:szCs w:val="28"/>
+          <w:rFonts w:ascii="Arial" w:hAnsi="Arial" w:cs="Arial"/>
+          <w:b/>
+          <w:bCs/>
+          <w:sz w:val="26"/>
+          <w:szCs w:val="26"/>
         </w:rPr>
-        <w:t>Proyecto: TechStore – Aplicación web de carrito de compras</w:t>
+        <w:t>Avance de Proyecto TechStore</w:t>
       </w:r>
     </w:p>
-    <w:tbl>
-      <w:tblPr>
-        <w:tblW w:w="6000" w:type="dxa"/>
+    <w:p>
+      <w:pPr>
+        <w:spacing w:after="120"/>
         <w:jc w:val="center"/>
-        <w:tblBorders>
-          <w:top w:val="single" w:sz="4" w:space="0" w:color="auto"/>
-          <w:left w:val="single" w:sz="4" w:space="0" w:color="auto"/>
-          <w:bottom w:val="single" w:sz="4" w:space="0" w:color="auto"/>
-          <w:right w:val="single" w:sz="4" w:space="0" w:color="auto"/>
-          <w:insideH w:val="single" w:sz="4" w:space="0" w:color="auto"/>
-          <w:insideV w:val="single" w:sz="4" w:space="0" w:color="auto"/>
-        </w:tblBorders>
-        <w:tblCellMar>
-          <w:left w:w="10" w:type="dxa"/>
-          <w:right w:w="10" w:type="dxa"/>
-        </w:tblCellMar>
-        <w:tblLook w:val="04A0" w:firstRow="1" w:lastRow="0" w:firstColumn="1" w:lastColumn="0" w:noHBand="0" w:noVBand="1"/>
-      </w:tblPr>
-      <w:tblGrid>
-        <w:gridCol w:w="2000"/>
-        <w:gridCol w:w="4000"/>
-      </w:tblGrid>
-      <w:tr>
-        <w:tblPrEx>
-          <w:tblCellMar>
-            <w:top w:w="0" w:type="dxa"/>
-            <w:bottom w:w="0" w:type="dxa"/>
-          </w:tblCellMar>
-        </w:tblPrEx>
-        <w:trPr>
-          <w:jc w:val="center"/>
-        </w:trPr>
-        <w:tc>
-          <w:tcPr>
-            <w:tcW w:w="2000" w:type="dxa"/>
-            <w:tcBorders>
-              <w:top w:val="single" w:sz="4" w:space="0" w:color="BFC5D2"/>
-              <w:left w:val="single" w:sz="4" w:space="0" w:color="BFC5D2"/>
-              <w:bottom w:val="single" w:sz="4" w:space="0" w:color="BFC5D2"/>
-              <w:right w:val="single" w:sz="4" w:space="0" w:color="BFC5D2"/>
-            </w:tcBorders>
-            <w:shd w:val="clear" w:color="auto" w:fill="E8EDFB"/>
-            <w:tcMar>
-              <w:top w:w="70" w:type="dxa"/>
-              <w:left w:w="110" w:type="dxa"/>
-              <w:bottom w:w="70" w:type="dxa"/>
-              <w:right w:w="110" w:type="dxa"/>
-            </w:tcMar>
-          </w:tcPr>
-          <w:p>
-            <w:pPr>
-              <w:spacing w:after="40"/>
-            </w:pPr>
-            <w:r>
-              <w:rPr>
-                <w:b/>
-                <w:bCs/>
-              </w:rPr>
-              <w:t>Estudiante</w:t>
-            </w:r>
-          </w:p>
-        </w:tc>
-        <w:tc>
-          <w:tcPr>
-            <w:tcW w:w="4000" w:type="dxa"/>
-            <w:tcBorders>
-              <w:top w:val="single" w:sz="4" w:space="0" w:color="BFC5D2"/>
-              <w:left w:val="single" w:sz="4" w:space="0" w:color="BFC5D2"/>
-              <w:bottom w:val="single" w:sz="4" w:space="0" w:color="BFC5D2"/>
-              <w:right w:val="single" w:sz="4" w:space="0" w:color="BFC5D2"/>
-            </w:tcBorders>
-            <w:tcMar>
-              <w:top w:w="70" w:type="dxa"/>
-              <w:left w:w="110" w:type="dxa"/>
-              <w:bottom w:w="70" w:type="dxa"/>
-              <w:right w:w="110" w:type="dxa"/>
-            </w:tcMar>
-          </w:tcPr>
-          <w:p>
-            <w:pPr>
-              <w:spacing w:after="40"/>
-            </w:pPr>
-            <w:r>
-              <w:t>[Nombre y apellidos]</w:t>
-            </w:r>
-          </w:p>
-        </w:tc>
-      </w:tr>
-      <w:tr>
-        <w:tblPrEx>
-          <w:tblCellMar>
-            <w:top w:w="0" w:type="dxa"/>
-            <w:bottom w:w="0" w:type="dxa"/>
-          </w:tblCellMar>
-        </w:tblPrEx>
-        <w:trPr>
-          <w:jc w:val="center"/>
-        </w:trPr>
-        <w:tc>
-          <w:tcPr>
-            <w:tcW w:w="2000" w:type="dxa"/>
-            <w:tcBorders>
-              <w:top w:val="single" w:sz="4" w:space="0" w:color="BFC5D2"/>
-              <w:left w:val="single" w:sz="4" w:space="0" w:color="BFC5D2"/>
-              <w:bottom w:val="single" w:sz="4" w:space="0" w:color="BFC5D2"/>
-              <w:right w:val="single" w:sz="4" w:space="0" w:color="BFC5D2"/>
-            </w:tcBorders>
-            <w:shd w:val="clear" w:color="auto" w:fill="E8EDFB"/>
-            <w:tcMar>
-              <w:top w:w="70" w:type="dxa"/>
-              <w:left w:w="110" w:type="dxa"/>
-              <w:bottom w:w="70" w:type="dxa"/>
-              <w:right w:w="110" w:type="dxa"/>
-            </w:tcMar>
-          </w:tcPr>
-          <w:p>
-            <w:pPr>
-              <w:spacing w:after="40"/>
-            </w:pPr>
-            <w:r>
-              <w:rPr>
-                <w:b/>
-                <w:bCs/>
-              </w:rPr>
-              <w:t>Código</w:t>
-            </w:r>
-          </w:p>
-        </w:tc>
-        <w:tc>
-          <w:tcPr>
-            <w:tcW w:w="4000" w:type="dxa"/>
-            <w:tcBorders>
-              <w:top w:val="single" w:sz="4" w:space="0" w:color="BFC5D2"/>
-              <w:left w:val="single" w:sz="4" w:space="0" w:color="BFC5D2"/>
-              <w:bottom w:val="single" w:sz="4" w:space="0" w:color="BFC5D2"/>
-              <w:right w:val="single" w:sz="4" w:space="0" w:color="BFC5D2"/>
-            </w:tcBorders>
-            <w:tcMar>
-              <w:top w:w="70" w:type="dxa"/>
-              <w:left w:w="110" w:type="dxa"/>
-              <w:bottom w:w="70" w:type="dxa"/>
-              <w:right w:w="110" w:type="dxa"/>
-            </w:tcMar>
-          </w:tcPr>
-          <w:p>
-            <w:pPr>
-              <w:spacing w:after="40"/>
-            </w:pPr>
-            <w:r>
-              <w:t>[Código de estudiante]</w:t>
-            </w:r>
-          </w:p>
-        </w:tc>
-      </w:tr>
-      <w:tr>
-        <w:tblPrEx>
-          <w:tblCellMar>
-            <w:top w:w="0" w:type="dxa"/>
-            <w:bottom w:w="0" w:type="dxa"/>
-          </w:tblCellMar>
-        </w:tblPrEx>
-        <w:trPr>
-          <w:jc w:val="center"/>
-        </w:trPr>
-        <w:tc>
-          <w:tcPr>
-            <w:tcW w:w="2000" w:type="dxa"/>
-            <w:tcBorders>
-              <w:top w:val="single" w:sz="4" w:space="0" w:color="BFC5D2"/>
-              <w:left w:val="single" w:sz="4" w:space="0" w:color="BFC5D2"/>
-              <w:bottom w:val="single" w:sz="4" w:space="0" w:color="BFC5D2"/>
-              <w:right w:val="single" w:sz="4" w:space="0" w:color="BFC5D2"/>
-            </w:tcBorders>
-            <w:shd w:val="clear" w:color="auto" w:fill="E8EDFB"/>
-            <w:tcMar>
-              <w:top w:w="70" w:type="dxa"/>
-              <w:left w:w="110" w:type="dxa"/>
-              <w:bottom w:w="70" w:type="dxa"/>
-              <w:right w:w="110" w:type="dxa"/>
-            </w:tcMar>
-          </w:tcPr>
-          <w:p>
-            <w:pPr>
-              <w:spacing w:after="40"/>
-            </w:pPr>
-            <w:r>
-              <w:rPr>
-                <w:b/>
-                <w:bCs/>
-              </w:rPr>
-              <w:t>Docente</w:t>
-            </w:r>
-          </w:p>
-        </w:tc>
-        <w:tc>
-          <w:tcPr>
-            <w:tcW w:w="4000" w:type="dxa"/>
-            <w:tcBorders>
-              <w:top w:val="single" w:sz="4" w:space="0" w:color="BFC5D2"/>
-              <w:left w:val="single" w:sz="4" w:space="0" w:color="BFC5D2"/>
-              <w:bottom w:val="single" w:sz="4" w:space="0" w:color="BFC5D2"/>
-              <w:right w:val="single" w:sz="4" w:space="0" w:color="BFC5D2"/>
-            </w:tcBorders>
-            <w:tcMar>
-              <w:top w:w="70" w:type="dxa"/>
-              <w:left w:w="110" w:type="dxa"/>
-              <w:bottom w:w="70" w:type="dxa"/>
-              <w:right w:w="110" w:type="dxa"/>
-            </w:tcMar>
-          </w:tcPr>
-          <w:p>
-            <w:pPr>
-              <w:spacing w:after="40"/>
-            </w:pPr>
-            <w:r>
-              <w:t>[Nombre del docente]</w:t>
-            </w:r>
-          </w:p>
-        </w:tc>
-      </w:tr>
-      <w:tr>
-        <w:tblPrEx>
-          <w:tblCellMar>
-            <w:top w:w="0" w:type="dxa"/>
-            <w:bottom w:w="0" w:type="dxa"/>
-          </w:tblCellMar>
-        </w:tblPrEx>
-        <w:trPr>
-          <w:jc w:val="center"/>
-        </w:trPr>
-        <w:tc>
-          <w:tcPr>
-            <w:tcW w:w="2000" w:type="dxa"/>
-            <w:tcBorders>
-              <w:top w:val="single" w:sz="4" w:space="0" w:color="BFC5D2"/>
-              <w:left w:val="single" w:sz="4" w:space="0" w:color="BFC5D2"/>
-              <w:bottom w:val="single" w:sz="4" w:space="0" w:color="BFC5D2"/>
-              <w:right w:val="single" w:sz="4" w:space="0" w:color="BFC5D2"/>
-            </w:tcBorders>
-            <w:shd w:val="clear" w:color="auto" w:fill="E8EDFB"/>
-            <w:tcMar>
-              <w:top w:w="70" w:type="dxa"/>
-              <w:left w:w="110" w:type="dxa"/>
-              <w:bottom w:w="70" w:type="dxa"/>
-              <w:right w:w="110" w:type="dxa"/>
-            </w:tcMar>
-          </w:tcPr>
-          <w:p>
-            <w:pPr>
-              <w:spacing w:after="40"/>
-            </w:pPr>
-            <w:r>
-              <w:rPr>
-                <w:b/>
-                <w:bCs/>
-              </w:rPr>
-              <w:t>Sección</w:t>
-            </w:r>
-          </w:p>
-        </w:tc>
-        <w:tc>
-          <w:tcPr>
-            <w:tcW w:w="4000" w:type="dxa"/>
-            <w:tcBorders>
-              <w:top w:val="single" w:sz="4" w:space="0" w:color="BFC5D2"/>
-              <w:left w:val="single" w:sz="4" w:space="0" w:color="BFC5D2"/>
-              <w:bottom w:val="single" w:sz="4" w:space="0" w:color="BFC5D2"/>
-              <w:right w:val="single" w:sz="4" w:space="0" w:color="BFC5D2"/>
-            </w:tcBorders>
-            <w:tcMar>
-              <w:top w:w="70" w:type="dxa"/>
-              <w:left w:w="110" w:type="dxa"/>
-              <w:bottom w:w="70" w:type="dxa"/>
-              <w:right w:w="110" w:type="dxa"/>
-            </w:tcMar>
-          </w:tcPr>
-          <w:p>
-            <w:pPr>
-              <w:spacing w:after="40"/>
-            </w:pPr>
-            <w:r>
-              <w:t>[Sección]</w:t>
-            </w:r>
-          </w:p>
-        </w:tc>
-      </w:tr>
-      <w:tr>
-        <w:tblPrEx>
-          <w:tblCellMar>
-            <w:top w:w="0" w:type="dxa"/>
-            <w:bottom w:w="0" w:type="dxa"/>
-          </w:tblCellMar>
-        </w:tblPrEx>
-        <w:trPr>
-          <w:jc w:val="center"/>
-        </w:trPr>
-        <w:tc>
-          <w:tcPr>
-            <w:tcW w:w="2000" w:type="dxa"/>
-            <w:tcBorders>
-              <w:top w:val="single" w:sz="4" w:space="0" w:color="BFC5D2"/>
-              <w:left w:val="single" w:sz="4" w:space="0" w:color="BFC5D2"/>
-              <w:bottom w:val="single" w:sz="4" w:space="0" w:color="BFC5D2"/>
-              <w:right w:val="single" w:sz="4" w:space="0" w:color="BFC5D2"/>
-            </w:tcBorders>
-            <w:shd w:val="clear" w:color="auto" w:fill="E8EDFB"/>
-            <w:tcMar>
-              <w:top w:w="70" w:type="dxa"/>
-              <w:left w:w="110" w:type="dxa"/>
-              <w:bottom w:w="70" w:type="dxa"/>
-              <w:right w:w="110" w:type="dxa"/>
-            </w:tcMar>
-          </w:tcPr>
-          <w:p>
-            <w:pPr>
-              <w:spacing w:after="40"/>
-            </w:pPr>
-            <w:r>
-              <w:rPr>
-                <w:b/>
-                <w:bCs/>
-              </w:rPr>
-              <w:t>Fecha</w:t>
-            </w:r>
-          </w:p>
-        </w:tc>
-        <w:tc>
-          <w:tcPr>
-            <w:tcW w:w="4000" w:type="dxa"/>
-            <w:tcBorders>
-              <w:top w:val="single" w:sz="4" w:space="0" w:color="BFC5D2"/>
-              <w:left w:val="single" w:sz="4" w:space="0" w:color="BFC5D2"/>
-              <w:bottom w:val="single" w:sz="4" w:space="0" w:color="BFC5D2"/>
-              <w:right w:val="single" w:sz="4" w:space="0" w:color="BFC5D2"/>
-            </w:tcBorders>
-            <w:tcMar>
-              <w:top w:w="70" w:type="dxa"/>
-              <w:left w:w="110" w:type="dxa"/>
-              <w:bottom w:w="70" w:type="dxa"/>
-              <w:right w:w="110" w:type="dxa"/>
-            </w:tcMar>
-          </w:tcPr>
-          <w:p>
-            <w:pPr>
-              <w:spacing w:after="40"/>
-            </w:pPr>
-            <w:r>
-              <w:t>03 de octubre de 2026</w:t>
-            </w:r>
-          </w:p>
-        </w:tc>
-      </w:tr>
-    </w:tbl>
+        <w:rPr>
+          <w:rFonts w:ascii="Arial" w:hAnsi="Arial" w:cs="Arial"/>
+        </w:rPr>
+      </w:pPr>
+      <w:r>
+        <w:rPr>
+          <w:rFonts w:ascii="Arial" w:hAnsi="Arial" w:cs="Arial"/>
+          <w:sz w:val="24"/>
+          <w:szCs w:val="24"/>
+        </w:rPr>
+        <w:t>CURSO: Calidad de Software- Sección 37648</w:t>
+      </w:r>
+    </w:p>
+    <w:p>
+      <w:pPr>
+        <w:spacing w:after="480"/>
+        <w:jc w:val="center"/>
+        <w:rPr>
+          <w:rFonts w:ascii="Arial" w:hAnsi="Arial" w:cs="Arial"/>
+          <w:sz w:val="24"/>
+          <w:szCs w:val="24"/>
+        </w:rPr>
+      </w:pPr>
+    </w:p>
+    <w:p>
+      <w:pPr>
+        <w:spacing w:after="480"/>
+        <w:jc w:val="center"/>
+        <w:rPr>
+          <w:rFonts w:ascii="Arial" w:hAnsi="Arial" w:cs="Arial"/>
+        </w:rPr>
+      </w:pPr>
+      <w:r>
+        <w:rPr>
+          <w:rFonts w:ascii="Arial" w:hAnsi="Arial" w:cs="Arial"/>
+          <w:sz w:val="24"/>
+          <w:szCs w:val="24"/>
+        </w:rPr>
+        <w:t>PROFESOR: Ing. Jorge Luis Blanco Reyna</w:t>
+      </w:r>
+    </w:p>
+    <w:p>
+      <w:pPr>
+        <w:spacing w:after="120"/>
+        <w:jc w:val="center"/>
+        <w:rPr>
+          <w:rFonts w:ascii="Arial" w:hAnsi="Arial" w:cs="Arial"/>
+        </w:rPr>
+      </w:pPr>
+      <w:r>
+        <w:rPr>
+          <w:rFonts w:ascii="Arial" w:hAnsi="Arial" w:cs="Arial"/>
+          <w:b/>
+          <w:bCs/>
+          <w:sz w:val="24"/>
+          <w:szCs w:val="24"/>
+        </w:rPr>
+        <w:t>INTEGRANTES DEL GRUPO:</w:t>
+      </w:r>
+    </w:p>
+    <w:p>
+      <w:pPr>
+        <w:spacing w:after="60"/>
+        <w:jc w:val="center"/>
+        <w:rPr>
+          <w:rFonts w:ascii="Arial" w:hAnsi="Arial" w:cs="Arial"/>
+        </w:rPr>
+      </w:pPr>
+      <w:r>
+        <w:rPr>
+          <w:rFonts w:ascii="Arial" w:hAnsi="Arial" w:cs="Arial"/>
+          <w:sz w:val="24"/>
+          <w:szCs w:val="24"/>
+        </w:rPr>
+        <w:t>DAMIÁN VALDIVIA, Diego Aarón</w:t>
+      </w:r>
+    </w:p>
+    <w:p>
+      <w:pPr>
+        <w:spacing w:after="700"/>
+        <w:rPr>
+          <w:rFonts w:ascii="Arial" w:hAnsi="Arial" w:cs="Arial"/>
+        </w:rPr>
+      </w:pPr>
+    </w:p>
+    <w:p>
+      <w:pPr>
+        <w:spacing w:after="120"/>
+        <w:jc w:val="center"/>
+        <w:rPr>
+          <w:rFonts w:ascii="Arial" w:hAnsi="Arial" w:cs="Arial"/>
+        </w:rPr>
+      </w:pPr>
+      <w:r>
+        <w:rPr>
+          <w:rFonts w:ascii="Arial" w:hAnsi="Arial" w:cs="Arial"/>
+          <w:b/>
+          <w:bCs/>
+          <w:sz w:val="24"/>
+          <w:szCs w:val="24"/>
+        </w:rPr>
+        <w:t>LIMA – PERÚ</w:t>
+      </w:r>
+    </w:p>
+    <w:p>
+      <w:pPr>
+        <w:spacing w:after="120"/>
+        <w:jc w:val="center"/>
+        <w:rPr>
+          <w:rFonts w:ascii="Arial" w:hAnsi="Arial" w:cs="Arial"/>
+          <w:b/>
+          <w:bCs/>
+          <w:sz w:val="24"/>
+          <w:szCs w:val="24"/>
+        </w:rPr>
+      </w:pPr>
+      <w:r>
+        <w:rPr>
+          <w:rFonts w:ascii="Arial" w:hAnsi="Arial" w:cs="Arial"/>
+          <w:b/>
+          <w:bCs/>
+          <w:sz w:val="24"/>
+          <w:szCs w:val="24"/>
+        </w:rPr>
+        <w:t>2026</w:t>
+      </w:r>
+    </w:p>
+    <w:p>
+      <w:pPr>
+        <w:spacing w:after="120"/>
+        <w:jc w:val="center"/>
+        <w:rPr>
+          <w:rFonts w:ascii="Arial" w:hAnsi="Arial" w:cs="Arial"/>
+          <w:b/>
+          <w:bCs/>
+          <w:sz w:val="24"/>
+          <w:szCs w:val="24"/>
+        </w:rPr>
+      </w:pPr>
+    </w:p>
     <w:p>
       <w:r>
         <w:br w:type="page"/>
       </w:r>
     </w:p>
+    <w:p/>
     <w:p>
       <w:pPr>
         <w:spacing w:after="200"/>
@@ -465,7 +329,7 @@
           <w:r>
             <w:fldChar w:fldCharType="separate"/>
           </w:r>
-          <w:hyperlink w:anchor="_Toc241940999" w:history="1">
+          <w:hyperlink w:anchor="_Toc242461853" w:history="1">
             <w:r>
               <w:rPr>
                 <w:rStyle w:val="Hipervnculo"/>
@@ -489,7 +353,7 @@
               <w:rPr>
                 <w:noProof/>
               </w:rPr>
-              <w:instrText xml:space="preserve"> PAGEREF _Toc241940999 \h </w:instrText>
+              <w:instrText xml:space="preserve"> PAGEREF _Toc242461853 \h </w:instrText>
             </w:r>
             <w:r>
               <w:rPr>
@@ -531,7 +395,7 @@
               <w14:ligatures w14:val="standardContextual"/>
             </w:rPr>
           </w:pPr>
-          <w:hyperlink w:anchor="_Toc241941000" w:history="1">
+          <w:hyperlink w:anchor="_Toc242461854" w:history="1">
             <w:r>
               <w:rPr>
                 <w:rStyle w:val="Hipervnculo"/>
@@ -555,7 +419,7 @@
               <w:rPr>
                 <w:noProof/>
               </w:rPr>
-              <w:instrText xml:space="preserve"> PAGEREF _Toc241941000 \h </w:instrText>
+              <w:instrText xml:space="preserve"> PAGEREF _Toc242461854 \h </w:instrText>
             </w:r>
             <w:r>
               <w:rPr>
@@ -597,7 +461,7 @@
               <w14:ligatures w14:val="standardContextual"/>
             </w:rPr>
           </w:pPr>
-          <w:hyperlink w:anchor="_Toc241941001" w:history="1">
+          <w:hyperlink w:anchor="_Toc242461855" w:history="1">
             <w:r>
               <w:rPr>
                 <w:rStyle w:val="Hipervnculo"/>
@@ -621,7 +485,7 @@
               <w:rPr>
                 <w:noProof/>
               </w:rPr>
-              <w:instrText xml:space="preserve"> PAGEREF _Toc241941001 \h </w:instrText>
+              <w:instrText xml:space="preserve"> PAGEREF _Toc242461855 \h </w:instrText>
             </w:r>
             <w:r>
               <w:rPr>
@@ -663,7 +527,7 @@
               <w14:ligatures w14:val="standardContextual"/>
             </w:rPr>
           </w:pPr>
-          <w:hyperlink w:anchor="_Toc241941002" w:history="1">
+          <w:hyperlink w:anchor="_Toc242461856" w:history="1">
             <w:r>
               <w:rPr>
                 <w:rStyle w:val="Hipervnculo"/>
@@ -687,7 +551,7 @@
               <w:rPr>
                 <w:noProof/>
               </w:rPr>
-              <w:instrText xml:space="preserve"> PAGEREF _Toc241941002 \h </w:instrText>
+              <w:instrText xml:space="preserve"> PAGEREF _Toc242461856 \h </w:instrText>
             </w:r>
             <w:r>
               <w:rPr>
@@ -729,7 +593,7 @@
               <w14:ligatures w14:val="standardContextual"/>
             </w:rPr>
           </w:pPr>
-          <w:hyperlink w:anchor="_Toc241941003" w:history="1">
+          <w:hyperlink w:anchor="_Toc242461857" w:history="1">
             <w:r>
               <w:rPr>
                 <w:rStyle w:val="Hipervnculo"/>
@@ -753,7 +617,7 @@
               <w:rPr>
                 <w:noProof/>
               </w:rPr>
-              <w:instrText xml:space="preserve"> PAGEREF _Toc241941003 \h </w:instrText>
+              <w:instrText xml:space="preserve"> PAGEREF _Toc242461857 \h </w:instrText>
             </w:r>
             <w:r>
               <w:rPr>
@@ -795,7 +659,7 @@
               <w14:ligatures w14:val="standardContextual"/>
             </w:rPr>
           </w:pPr>
-          <w:hyperlink w:anchor="_Toc241941004" w:history="1">
+          <w:hyperlink w:anchor="_Toc242461858" w:history="1">
             <w:r>
               <w:rPr>
                 <w:rStyle w:val="Hipervnculo"/>
@@ -819,7 +683,7 @@
               <w:rPr>
                 <w:noProof/>
               </w:rPr>
-              <w:instrText xml:space="preserve"> PAGEREF _Toc241941004 \h </w:instrText>
+              <w:instrText xml:space="preserve"> PAGEREF _Toc242461858 \h </w:instrText>
             </w:r>
             <w:r>
               <w:rPr>
@@ -861,7 +725,7 @@
               <w14:ligatures w14:val="standardContextual"/>
             </w:rPr>
           </w:pPr>
-          <w:hyperlink w:anchor="_Toc241941005" w:history="1">
+          <w:hyperlink w:anchor="_Toc242461859" w:history="1">
             <w:r>
               <w:rPr>
                 <w:rStyle w:val="Hipervnculo"/>
@@ -885,7 +749,7 @@
               <w:rPr>
                 <w:noProof/>
               </w:rPr>
-              <w:instrText xml:space="preserve"> PAGEREF _Toc241941005 \h </w:instrText>
+              <w:instrText xml:space="preserve"> PAGEREF _Toc242461859 \h </w:instrText>
             </w:r>
             <w:r>
               <w:rPr>
@@ -927,7 +791,7 @@
               <w14:ligatures w14:val="standardContextual"/>
             </w:rPr>
           </w:pPr>
-          <w:hyperlink w:anchor="_Toc241941006" w:history="1">
+          <w:hyperlink w:anchor="_Toc242461860" w:history="1">
             <w:r>
               <w:rPr>
                 <w:rStyle w:val="Hipervnculo"/>
@@ -951,7 +815,7 @@
               <w:rPr>
                 <w:noProof/>
               </w:rPr>
-              <w:instrText xml:space="preserve"> PAGEREF _Toc241941006 \h </w:instrText>
+              <w:instrText xml:space="preserve"> PAGEREF _Toc242461860 \h </w:instrText>
             </w:r>
             <w:r>
               <w:rPr>
@@ -993,7 +857,7 @@
               <w14:ligatures w14:val="standardContextual"/>
             </w:rPr>
           </w:pPr>
-          <w:hyperlink w:anchor="_Toc241941007" w:history="1">
+          <w:hyperlink w:anchor="_Toc242461861" w:history="1">
             <w:r>
               <w:rPr>
                 <w:rStyle w:val="Hipervnculo"/>
@@ -1017,7 +881,7 @@
               <w:rPr>
                 <w:noProof/>
               </w:rPr>
-              <w:instrText xml:space="preserve"> PAGEREF _Toc241941007 \h </w:instrText>
+              <w:instrText xml:space="preserve"> PAGEREF _Toc242461861 \h </w:instrText>
             </w:r>
             <w:r>
               <w:rPr>
@@ -1059,7 +923,7 @@
               <w14:ligatures w14:val="standardContextual"/>
             </w:rPr>
           </w:pPr>
-          <w:hyperlink w:anchor="_Toc241941008" w:history="1">
+          <w:hyperlink w:anchor="_Toc242461862" w:history="1">
             <w:r>
               <w:rPr>
                 <w:rStyle w:val="Hipervnculo"/>
@@ -1083,7 +947,7 @@
               <w:rPr>
                 <w:noProof/>
               </w:rPr>
-              <w:instrText xml:space="preserve"> PAGEREF _Toc241941008 \h </w:instrText>
+              <w:instrText xml:space="preserve"> PAGEREF _Toc242461862 \h </w:instrText>
             </w:r>
             <w:r>
               <w:rPr>
@@ -1125,7 +989,7 @@
               <w14:ligatures w14:val="standardContextual"/>
             </w:rPr>
           </w:pPr>
-          <w:hyperlink w:anchor="_Toc241941009" w:history="1">
+          <w:hyperlink w:anchor="_Toc242461863" w:history="1">
             <w:r>
               <w:rPr>
                 <w:rStyle w:val="Hipervnculo"/>
@@ -1149,7 +1013,7 @@
               <w:rPr>
                 <w:noProof/>
               </w:rPr>
-              <w:instrText xml:space="preserve"> PAGEREF _Toc241941009 \h </w:instrText>
+              <w:instrText xml:space="preserve"> PAGEREF _Toc242461863 \h </w:instrText>
             </w:r>
             <w:r>
               <w:rPr>
@@ -1191,7 +1055,7 @@
               <w14:ligatures w14:val="standardContextual"/>
             </w:rPr>
           </w:pPr>
-          <w:hyperlink w:anchor="_Toc241941010" w:history="1">
+          <w:hyperlink w:anchor="_Toc242461864" w:history="1">
             <w:r>
               <w:rPr>
                 <w:rStyle w:val="Hipervnculo"/>
@@ -1215,7 +1079,7 @@
               <w:rPr>
                 <w:noProof/>
               </w:rPr>
-              <w:instrText xml:space="preserve"> PAGEREF _Toc241941010 \h </w:instrText>
+              <w:instrText xml:space="preserve"> PAGEREF _Toc242461864 \h </w:instrText>
             </w:r>
             <w:r>
               <w:rPr>
@@ -1257,7 +1121,7 @@
               <w14:ligatures w14:val="standardContextual"/>
             </w:rPr>
           </w:pPr>
-          <w:hyperlink w:anchor="_Toc241941011" w:history="1">
+          <w:hyperlink w:anchor="_Toc242461865" w:history="1">
             <w:r>
               <w:rPr>
                 <w:rStyle w:val="Hipervnculo"/>
@@ -1281,7 +1145,7 @@
               <w:rPr>
                 <w:noProof/>
               </w:rPr>
-              <w:instrText xml:space="preserve"> PAGEREF _Toc241941011 \h </w:instrText>
+              <w:instrText xml:space="preserve"> PAGEREF _Toc242461865 \h </w:instrText>
             </w:r>
             <w:r>
               <w:rPr>
@@ -1323,7 +1187,7 @@
               <w14:ligatures w14:val="standardContextual"/>
             </w:rPr>
           </w:pPr>
-          <w:hyperlink w:anchor="_Toc241941012" w:history="1">
+          <w:hyperlink w:anchor="_Toc242461866" w:history="1">
             <w:r>
               <w:rPr>
                 <w:rStyle w:val="Hipervnculo"/>
@@ -1347,7 +1211,7 @@
               <w:rPr>
                 <w:noProof/>
               </w:rPr>
-              <w:instrText xml:space="preserve"> PAGEREF _Toc241941012 \h </w:instrText>
+              <w:instrText xml:space="preserve"> PAGEREF _Toc242461866 \h </w:instrText>
             </w:r>
             <w:r>
               <w:rPr>
@@ -1389,7 +1253,7 @@
               <w14:ligatures w14:val="standardContextual"/>
             </w:rPr>
           </w:pPr>
-          <w:hyperlink w:anchor="_Toc241941013" w:history="1">
+          <w:hyperlink w:anchor="_Toc242461867" w:history="1">
             <w:r>
               <w:rPr>
                 <w:rStyle w:val="Hipervnculo"/>
@@ -1413,7 +1277,7 @@
               <w:rPr>
                 <w:noProof/>
               </w:rPr>
-              <w:instrText xml:space="preserve"> PAGEREF _Toc241941013 \h </w:instrText>
+              <w:instrText xml:space="preserve"> PAGEREF _Toc242461867 \h </w:instrText>
             </w:r>
             <w:r>
               <w:rPr>
@@ -1455,7 +1319,7 @@
               <w14:ligatures w14:val="standardContextual"/>
             </w:rPr>
           </w:pPr>
-          <w:hyperlink w:anchor="_Toc241941014" w:history="1">
+          <w:hyperlink w:anchor="_Toc242461868" w:history="1">
             <w:r>
               <w:rPr>
                 <w:rStyle w:val="Hipervnculo"/>
@@ -1479,7 +1343,7 @@
               <w:rPr>
                 <w:noProof/>
               </w:rPr>
-              <w:instrText xml:space="preserve"> PAGEREF _Toc241941014 \h </w:instrText>
+              <w:instrText xml:space="preserve"> PAGEREF _Toc242461868 \h </w:instrText>
             </w:r>
             <w:r>
               <w:rPr>
@@ -1521,7 +1385,7 @@
               <w14:ligatures w14:val="standardContextual"/>
             </w:rPr>
           </w:pPr>
-          <w:hyperlink w:anchor="_Toc241941015" w:history="1">
+          <w:hyperlink w:anchor="_Toc242461869" w:history="1">
             <w:r>
               <w:rPr>
                 <w:rStyle w:val="Hipervnculo"/>
@@ -1545,7 +1409,7 @@
               <w:rPr>
                 <w:noProof/>
               </w:rPr>
-              <w:instrText xml:space="preserve"> PAGEREF _Toc241941015 \h </w:instrText>
+              <w:instrText xml:space="preserve"> PAGEREF _Toc242461869 \h </w:instrText>
             </w:r>
             <w:r>
               <w:rPr>
@@ -1587,7 +1451,7 @@
               <w14:ligatures w14:val="standardContextual"/>
             </w:rPr>
           </w:pPr>
-          <w:hyperlink w:anchor="_Toc241941016" w:history="1">
+          <w:hyperlink w:anchor="_Toc242461870" w:history="1">
             <w:r>
               <w:rPr>
                 <w:rStyle w:val="Hipervnculo"/>
@@ -1611,7 +1475,7 @@
               <w:rPr>
                 <w:noProof/>
               </w:rPr>
-              <w:instrText xml:space="preserve"> PAGEREF _Toc241941016 \h </w:instrText>
+              <w:instrText xml:space="preserve"> PAGEREF _Toc242461870 \h </w:instrText>
             </w:r>
             <w:r>
               <w:rPr>
@@ -1653,7 +1517,7 @@
               <w14:ligatures w14:val="standardContextual"/>
             </w:rPr>
           </w:pPr>
-          <w:hyperlink w:anchor="_Toc241941017" w:history="1">
+          <w:hyperlink w:anchor="_Toc242461871" w:history="1">
             <w:r>
               <w:rPr>
                 <w:rStyle w:val="Hipervnculo"/>
@@ -1677,7 +1541,7 @@
               <w:rPr>
                 <w:noProof/>
               </w:rPr>
-              <w:instrText xml:space="preserve"> PAGEREF _Toc241941017 \h </w:instrText>
+              <w:instrText xml:space="preserve"> PAGEREF _Toc242461871 \h </w:instrText>
             </w:r>
             <w:r>
               <w:rPr>
@@ -1719,7 +1583,7 @@
               <w14:ligatures w14:val="standardContextual"/>
             </w:rPr>
           </w:pPr>
-          <w:hyperlink w:anchor="_Toc241941018" w:history="1">
+          <w:hyperlink w:anchor="_Toc242461872" w:history="1">
             <w:r>
               <w:rPr>
                 <w:rStyle w:val="Hipervnculo"/>
@@ -1743,7 +1607,7 @@
               <w:rPr>
                 <w:noProof/>
               </w:rPr>
-              <w:instrText xml:space="preserve"> PAGEREF _Toc241941018 \h </w:instrText>
+              <w:instrText xml:space="preserve"> PAGEREF _Toc242461872 \h </w:instrText>
             </w:r>
             <w:r>
               <w:rPr>
@@ -1785,7 +1649,7 @@
               <w14:ligatures w14:val="standardContextual"/>
             </w:rPr>
           </w:pPr>
-          <w:hyperlink w:anchor="_Toc241941019" w:history="1">
+          <w:hyperlink w:anchor="_Toc242461873" w:history="1">
             <w:r>
               <w:rPr>
                 <w:rStyle w:val="Hipervnculo"/>
@@ -1809,7 +1673,7 @@
               <w:rPr>
                 <w:noProof/>
               </w:rPr>
-              <w:instrText xml:space="preserve"> PAGEREF _Toc241941019 \h </w:instrText>
+              <w:instrText xml:space="preserve"> PAGEREF _Toc242461873 \h </w:instrText>
             </w:r>
             <w:r>
               <w:rPr>
@@ -1851,7 +1715,7 @@
               <w14:ligatures w14:val="standardContextual"/>
             </w:rPr>
           </w:pPr>
-          <w:hyperlink w:anchor="_Toc241941020" w:history="1">
+          <w:hyperlink w:anchor="_Toc242461874" w:history="1">
             <w:r>
               <w:rPr>
                 <w:rStyle w:val="Hipervnculo"/>
@@ -1875,7 +1739,7 @@
               <w:rPr>
                 <w:noProof/>
               </w:rPr>
-              <w:instrText xml:space="preserve"> PAGEREF _Toc241941020 \h </w:instrText>
+              <w:instrText xml:space="preserve"> PAGEREF _Toc242461874 \h </w:instrText>
             </w:r>
             <w:r>
               <w:rPr>
@@ -1917,7 +1781,7 @@
               <w14:ligatures w14:val="standardContextual"/>
             </w:rPr>
           </w:pPr>
-          <w:hyperlink w:anchor="_Toc241941021" w:history="1">
+          <w:hyperlink w:anchor="_Toc242461875" w:history="1">
             <w:r>
               <w:rPr>
                 <w:rStyle w:val="Hipervnculo"/>
@@ -1941,7 +1805,7 @@
               <w:rPr>
                 <w:noProof/>
               </w:rPr>
-              <w:instrText xml:space="preserve"> PAGEREF _Toc241941021 \h </w:instrText>
+              <w:instrText xml:space="preserve"> PAGEREF _Toc242461875 \h </w:instrText>
             </w:r>
             <w:r>
               <w:rPr>
@@ -1983,7 +1847,7 @@
               <w14:ligatures w14:val="standardContextual"/>
             </w:rPr>
           </w:pPr>
-          <w:hyperlink w:anchor="_Toc241941022" w:history="1">
+          <w:hyperlink w:anchor="_Toc242461876" w:history="1">
             <w:r>
               <w:rPr>
                 <w:rStyle w:val="Hipervnculo"/>
@@ -2007,7 +1871,7 @@
               <w:rPr>
                 <w:noProof/>
               </w:rPr>
-              <w:instrText xml:space="preserve"> PAGEREF _Toc241941022 \h </w:instrText>
+              <w:instrText xml:space="preserve"> PAGEREF _Toc242461876 \h </w:instrText>
             </w:r>
             <w:r>
               <w:rPr>
@@ -2049,7 +1913,7 @@
               <w14:ligatures w14:val="standardContextual"/>
             </w:rPr>
           </w:pPr>
-          <w:hyperlink w:anchor="_Toc241941023" w:history="1">
+          <w:hyperlink w:anchor="_Toc242461877" w:history="1">
             <w:r>
               <w:rPr>
                 <w:rStyle w:val="Hipervnculo"/>
@@ -2073,7 +1937,7 @@
               <w:rPr>
                 <w:noProof/>
               </w:rPr>
-              <w:instrText xml:space="preserve"> PAGEREF _Toc241941023 \h </w:instrText>
+              <w:instrText xml:space="preserve"> PAGEREF _Toc242461877 \h </w:instrText>
             </w:r>
             <w:r>
               <w:rPr>
@@ -2115,7 +1979,7 @@
               <w14:ligatures w14:val="standardContextual"/>
             </w:rPr>
           </w:pPr>
-          <w:hyperlink w:anchor="_Toc241941024" w:history="1">
+          <w:hyperlink w:anchor="_Toc242461878" w:history="1">
             <w:r>
               <w:rPr>
                 <w:rStyle w:val="Hipervnculo"/>
@@ -2139,7 +2003,7 @@
               <w:rPr>
                 <w:noProof/>
               </w:rPr>
-              <w:instrText xml:space="preserve"> PAGEREF _Toc241941024 \h </w:instrText>
+              <w:instrText xml:space="preserve"> PAGEREF _Toc242461878 \h </w:instrText>
             </w:r>
             <w:r>
               <w:rPr>
@@ -2182,7 +2046,7 @@
       <w:pPr>
         <w:pStyle w:val="Ttulo1"/>
       </w:pPr>
-      <w:bookmarkStart w:id="0" w:name="_Toc241940999"/>
+      <w:bookmarkStart w:id="0" w:name="_Toc242461853"/>
       <w:r>
         <w:lastRenderedPageBreak/>
         <w:t>1. Introducción</w:t>
@@ -2209,7 +2073,7 @@
       <w:pPr>
         <w:pStyle w:val="Ttulo2"/>
       </w:pPr>
-      <w:bookmarkStart w:id="1" w:name="_Toc241941000"/>
+      <w:bookmarkStart w:id="1" w:name="_Toc242461854"/>
       <w:r>
         <w:t>1.1 Objetivo del sistema</w:t>
       </w:r>
@@ -2227,7 +2091,7 @@
       <w:pPr>
         <w:pStyle w:val="Ttulo2"/>
       </w:pPr>
-      <w:bookmarkStart w:id="2" w:name="_Toc241941001"/>
+      <w:bookmarkStart w:id="2" w:name="_Toc242461855"/>
       <w:r>
         <w:t>1.2 Alcance</w:t>
       </w:r>
@@ -2277,7 +2141,7 @@
       <w:pPr>
         <w:pStyle w:val="Ttulo2"/>
       </w:pPr>
-      <w:bookmarkStart w:id="3" w:name="_Toc241941002"/>
+      <w:bookmarkStart w:id="3" w:name="_Toc242461856"/>
       <w:r>
         <w:t>1.3 Contexto tecnológico</w:t>
       </w:r>
@@ -2295,7 +2159,7 @@
       <w:pPr>
         <w:pStyle w:val="Ttulo2"/>
       </w:pPr>
-      <w:bookmarkStart w:id="4" w:name="_Toc241941003"/>
+      <w:bookmarkStart w:id="4" w:name="_Toc242461857"/>
       <w:r>
         <w:t>1.4 Roles (actores)</w:t>
       </w:r>
@@ -2323,12 +2187,6 @@
         <w:gridCol w:w="6826"/>
       </w:tblGrid>
       <w:tr>
-        <w:tblPrEx>
-          <w:tblCellMar>
-            <w:top w:w="0" w:type="dxa"/>
-            <w:bottom w:w="0" w:type="dxa"/>
-          </w:tblCellMar>
-        </w:tblPrEx>
         <w:trPr>
           <w:tblHeader/>
         </w:trPr>
@@ -2396,12 +2254,6 @@
         </w:tc>
       </w:tr>
       <w:tr>
-        <w:tblPrEx>
-          <w:tblCellMar>
-            <w:top w:w="0" w:type="dxa"/>
-            <w:bottom w:w="0" w:type="dxa"/>
-          </w:tblCellMar>
-        </w:tblPrEx>
         <w:tc>
           <w:tcPr>
             <w:tcW w:w="2200" w:type="dxa"/>
@@ -2458,12 +2310,6 @@
         </w:tc>
       </w:tr>
       <w:tr>
-        <w:tblPrEx>
-          <w:tblCellMar>
-            <w:top w:w="0" w:type="dxa"/>
-            <w:bottom w:w="0" w:type="dxa"/>
-          </w:tblCellMar>
-        </w:tblPrEx>
         <w:tc>
           <w:tcPr>
             <w:tcW w:w="2200" w:type="dxa"/>
@@ -2524,7 +2370,7 @@
       <w:pPr>
         <w:pStyle w:val="Ttulo1"/>
       </w:pPr>
-      <w:bookmarkStart w:id="5" w:name="_Toc241941004"/>
+      <w:bookmarkStart w:id="5" w:name="_Toc242461858"/>
       <w:r>
         <w:t>2. Marco conceptual</w:t>
       </w:r>
@@ -2534,7 +2380,7 @@
       <w:pPr>
         <w:pStyle w:val="Ttulo2"/>
       </w:pPr>
-      <w:bookmarkStart w:id="6" w:name="_Toc241941005"/>
+      <w:bookmarkStart w:id="6" w:name="_Toc242461859"/>
       <w:r>
         <w:t>2.1 Construcción de especificaciones</w:t>
       </w:r>
@@ -2571,7 +2417,6 @@
         <w:spacing w:after="60"/>
       </w:pPr>
       <w:r>
-        <w:lastRenderedPageBreak/>
         <w:t>Analizar los requerimientos y agruparlos en épicas.</w:t>
       </w:r>
     </w:p>
@@ -2605,7 +2450,7 @@
       <w:pPr>
         <w:pStyle w:val="Ttulo2"/>
       </w:pPr>
-      <w:bookmarkStart w:id="7" w:name="_Toc241941006"/>
+      <w:bookmarkStart w:id="7" w:name="_Toc242461860"/>
       <w:r>
         <w:t>2.2 Historias de usuario</w:t>
       </w:r>
@@ -2623,7 +2468,7 @@
       <w:pPr>
         <w:pStyle w:val="Ttulo2"/>
       </w:pPr>
-      <w:bookmarkStart w:id="8" w:name="_Toc241941007"/>
+      <w:bookmarkStart w:id="8" w:name="_Toc242461861"/>
       <w:r>
         <w:t>2.3 Modelo INVEST</w:t>
       </w:r>
@@ -2651,12 +2496,6 @@
         <w:gridCol w:w="6826"/>
       </w:tblGrid>
       <w:tr>
-        <w:tblPrEx>
-          <w:tblCellMar>
-            <w:top w:w="0" w:type="dxa"/>
-            <w:bottom w:w="0" w:type="dxa"/>
-          </w:tblCellMar>
-        </w:tblPrEx>
         <w:trPr>
           <w:tblHeader/>
         </w:trPr>
@@ -2724,12 +2563,6 @@
         </w:tc>
       </w:tr>
       <w:tr>
-        <w:tblPrEx>
-          <w:tblCellMar>
-            <w:top w:w="0" w:type="dxa"/>
-            <w:bottom w:w="0" w:type="dxa"/>
-          </w:tblCellMar>
-        </w:tblPrEx>
         <w:tc>
           <w:tcPr>
             <w:tcW w:w="2200" w:type="dxa"/>
@@ -2786,12 +2619,6 @@
         </w:tc>
       </w:tr>
       <w:tr>
-        <w:tblPrEx>
-          <w:tblCellMar>
-            <w:top w:w="0" w:type="dxa"/>
-            <w:bottom w:w="0" w:type="dxa"/>
-          </w:tblCellMar>
-        </w:tblPrEx>
         <w:tc>
           <w:tcPr>
             <w:tcW w:w="2200" w:type="dxa"/>
@@ -2848,12 +2675,6 @@
         </w:tc>
       </w:tr>
       <w:tr>
-        <w:tblPrEx>
-          <w:tblCellMar>
-            <w:top w:w="0" w:type="dxa"/>
-            <w:bottom w:w="0" w:type="dxa"/>
-          </w:tblCellMar>
-        </w:tblPrEx>
         <w:tc>
           <w:tcPr>
             <w:tcW w:w="2200" w:type="dxa"/>
@@ -2910,12 +2731,6 @@
         </w:tc>
       </w:tr>
       <w:tr>
-        <w:tblPrEx>
-          <w:tblCellMar>
-            <w:top w:w="0" w:type="dxa"/>
-            <w:bottom w:w="0" w:type="dxa"/>
-          </w:tblCellMar>
-        </w:tblPrEx>
         <w:tc>
           <w:tcPr>
             <w:tcW w:w="2200" w:type="dxa"/>
@@ -2972,12 +2787,6 @@
         </w:tc>
       </w:tr>
       <w:tr>
-        <w:tblPrEx>
-          <w:tblCellMar>
-            <w:top w:w="0" w:type="dxa"/>
-            <w:bottom w:w="0" w:type="dxa"/>
-          </w:tblCellMar>
-        </w:tblPrEx>
         <w:tc>
           <w:tcPr>
             <w:tcW w:w="2200" w:type="dxa"/>
@@ -3034,12 +2843,6 @@
         </w:tc>
       </w:tr>
       <w:tr>
-        <w:tblPrEx>
-          <w:tblCellMar>
-            <w:top w:w="0" w:type="dxa"/>
-            <w:bottom w:w="0" w:type="dxa"/>
-          </w:tblCellMar>
-        </w:tblPrEx>
         <w:tc>
           <w:tcPr>
             <w:tcW w:w="2200" w:type="dxa"/>
@@ -3100,7 +2903,7 @@
       <w:pPr>
         <w:pStyle w:val="Ttulo2"/>
       </w:pPr>
-      <w:bookmarkStart w:id="9" w:name="_Toc241941008"/>
+      <w:bookmarkStart w:id="9" w:name="_Toc242461862"/>
       <w:r>
         <w:t>2.4 Priorización MoSCoW</w:t>
       </w:r>
@@ -3155,7 +2958,7 @@
       <w:pPr>
         <w:pStyle w:val="Ttulo1"/>
       </w:pPr>
-      <w:bookmarkStart w:id="10" w:name="_Toc241941009"/>
+      <w:bookmarkStart w:id="10" w:name="_Toc242461863"/>
       <w:r>
         <w:t>3. Especificaciones del sistema</w:t>
       </w:r>
@@ -3165,7 +2968,7 @@
       <w:pPr>
         <w:pStyle w:val="Ttulo2"/>
       </w:pPr>
-      <w:bookmarkStart w:id="11" w:name="_Toc241941010"/>
+      <w:bookmarkStart w:id="11" w:name="_Toc242461864"/>
       <w:r>
         <w:t>3.1 Requerimientos funcionales</w:t>
       </w:r>
@@ -3203,12 +3006,6 @@
         <w:gridCol w:w="3126"/>
       </w:tblGrid>
       <w:tr>
-        <w:tblPrEx>
-          <w:tblCellMar>
-            <w:top w:w="0" w:type="dxa"/>
-            <w:bottom w:w="0" w:type="dxa"/>
-          </w:tblCellMar>
-        </w:tblPrEx>
         <w:trPr>
           <w:tblHeader/>
         </w:trPr>
@@ -3346,12 +3143,6 @@
         </w:tc>
       </w:tr>
       <w:tr>
-        <w:tblPrEx>
-          <w:tblCellMar>
-            <w:top w:w="0" w:type="dxa"/>
-            <w:bottom w:w="0" w:type="dxa"/>
-          </w:tblCellMar>
-        </w:tblPrEx>
         <w:tc>
           <w:tcPr>
             <w:tcW w:w="1000" w:type="dxa"/>
@@ -3470,12 +3261,6 @@
         </w:tc>
       </w:tr>
       <w:tr>
-        <w:tblPrEx>
-          <w:tblCellMar>
-            <w:top w:w="0" w:type="dxa"/>
-            <w:bottom w:w="0" w:type="dxa"/>
-          </w:tblCellMar>
-        </w:tblPrEx>
         <w:tc>
           <w:tcPr>
             <w:tcW w:w="1000" w:type="dxa"/>
@@ -3598,12 +3383,6 @@
         </w:tc>
       </w:tr>
       <w:tr>
-        <w:tblPrEx>
-          <w:tblCellMar>
-            <w:top w:w="0" w:type="dxa"/>
-            <w:bottom w:w="0" w:type="dxa"/>
-          </w:tblCellMar>
-        </w:tblPrEx>
         <w:tc>
           <w:tcPr>
             <w:tcW w:w="1000" w:type="dxa"/>
@@ -3722,12 +3501,6 @@
         </w:tc>
       </w:tr>
       <w:tr>
-        <w:tblPrEx>
-          <w:tblCellMar>
-            <w:top w:w="0" w:type="dxa"/>
-            <w:bottom w:w="0" w:type="dxa"/>
-          </w:tblCellMar>
-        </w:tblPrEx>
         <w:tc>
           <w:tcPr>
             <w:tcW w:w="1000" w:type="dxa"/>
@@ -3850,12 +3623,6 @@
         </w:tc>
       </w:tr>
       <w:tr>
-        <w:tblPrEx>
-          <w:tblCellMar>
-            <w:top w:w="0" w:type="dxa"/>
-            <w:bottom w:w="0" w:type="dxa"/>
-          </w:tblCellMar>
-        </w:tblPrEx>
         <w:tc>
           <w:tcPr>
             <w:tcW w:w="1000" w:type="dxa"/>
@@ -3974,12 +3741,6 @@
         </w:tc>
       </w:tr>
       <w:tr>
-        <w:tblPrEx>
-          <w:tblCellMar>
-            <w:top w:w="0" w:type="dxa"/>
-            <w:bottom w:w="0" w:type="dxa"/>
-          </w:tblCellMar>
-        </w:tblPrEx>
         <w:tc>
           <w:tcPr>
             <w:tcW w:w="1000" w:type="dxa"/>
@@ -4102,12 +3863,6 @@
         </w:tc>
       </w:tr>
       <w:tr>
-        <w:tblPrEx>
-          <w:tblCellMar>
-            <w:top w:w="0" w:type="dxa"/>
-            <w:bottom w:w="0" w:type="dxa"/>
-          </w:tblCellMar>
-        </w:tblPrEx>
         <w:tc>
           <w:tcPr>
             <w:tcW w:w="1000" w:type="dxa"/>
@@ -4133,7 +3888,6 @@
                 <w:sz w:val="19"/>
                 <w:szCs w:val="19"/>
               </w:rPr>
-              <w:lastRenderedPageBreak/>
               <w:t>RF07</w:t>
             </w:r>
           </w:p>
@@ -4227,12 +3981,6 @@
         </w:tc>
       </w:tr>
       <w:tr>
-        <w:tblPrEx>
-          <w:tblCellMar>
-            <w:top w:w="0" w:type="dxa"/>
-            <w:bottom w:w="0" w:type="dxa"/>
-          </w:tblCellMar>
-        </w:tblPrEx>
         <w:tc>
           <w:tcPr>
             <w:tcW w:w="1000" w:type="dxa"/>
@@ -4355,12 +4103,6 @@
         </w:tc>
       </w:tr>
       <w:tr>
-        <w:tblPrEx>
-          <w:tblCellMar>
-            <w:top w:w="0" w:type="dxa"/>
-            <w:bottom w:w="0" w:type="dxa"/>
-          </w:tblCellMar>
-        </w:tblPrEx>
         <w:tc>
           <w:tcPr>
             <w:tcW w:w="1000" w:type="dxa"/>
@@ -4479,12 +4221,6 @@
         </w:tc>
       </w:tr>
       <w:tr>
-        <w:tblPrEx>
-          <w:tblCellMar>
-            <w:top w:w="0" w:type="dxa"/>
-            <w:bottom w:w="0" w:type="dxa"/>
-          </w:tblCellMar>
-        </w:tblPrEx>
         <w:tc>
           <w:tcPr>
             <w:tcW w:w="1000" w:type="dxa"/>
@@ -4607,12 +4343,6 @@
         </w:tc>
       </w:tr>
       <w:tr>
-        <w:tblPrEx>
-          <w:tblCellMar>
-            <w:top w:w="0" w:type="dxa"/>
-            <w:bottom w:w="0" w:type="dxa"/>
-          </w:tblCellMar>
-        </w:tblPrEx>
         <w:tc>
           <w:tcPr>
             <w:tcW w:w="1000" w:type="dxa"/>
@@ -4731,12 +4461,6 @@
         </w:tc>
       </w:tr>
       <w:tr>
-        <w:tblPrEx>
-          <w:tblCellMar>
-            <w:top w:w="0" w:type="dxa"/>
-            <w:bottom w:w="0" w:type="dxa"/>
-          </w:tblCellMar>
-        </w:tblPrEx>
         <w:tc>
           <w:tcPr>
             <w:tcW w:w="1000" w:type="dxa"/>
@@ -4859,12 +4583,6 @@
         </w:tc>
       </w:tr>
       <w:tr>
-        <w:tblPrEx>
-          <w:tblCellMar>
-            <w:top w:w="0" w:type="dxa"/>
-            <w:bottom w:w="0" w:type="dxa"/>
-          </w:tblCellMar>
-        </w:tblPrEx>
         <w:tc>
           <w:tcPr>
             <w:tcW w:w="1000" w:type="dxa"/>
@@ -4983,12 +4701,6 @@
         </w:tc>
       </w:tr>
       <w:tr>
-        <w:tblPrEx>
-          <w:tblCellMar>
-            <w:top w:w="0" w:type="dxa"/>
-            <w:bottom w:w="0" w:type="dxa"/>
-          </w:tblCellMar>
-        </w:tblPrEx>
         <w:tc>
           <w:tcPr>
             <w:tcW w:w="1000" w:type="dxa"/>
@@ -5111,12 +4823,6 @@
         </w:tc>
       </w:tr>
       <w:tr>
-        <w:tblPrEx>
-          <w:tblCellMar>
-            <w:top w:w="0" w:type="dxa"/>
-            <w:bottom w:w="0" w:type="dxa"/>
-          </w:tblCellMar>
-        </w:tblPrEx>
         <w:tc>
           <w:tcPr>
             <w:tcW w:w="1000" w:type="dxa"/>
@@ -5235,12 +4941,6 @@
         </w:tc>
       </w:tr>
       <w:tr>
-        <w:tblPrEx>
-          <w:tblCellMar>
-            <w:top w:w="0" w:type="dxa"/>
-            <w:bottom w:w="0" w:type="dxa"/>
-          </w:tblCellMar>
-        </w:tblPrEx>
         <w:tc>
           <w:tcPr>
             <w:tcW w:w="1000" w:type="dxa"/>
@@ -5363,12 +5063,6 @@
         </w:tc>
       </w:tr>
       <w:tr>
-        <w:tblPrEx>
-          <w:tblCellMar>
-            <w:top w:w="0" w:type="dxa"/>
-            <w:bottom w:w="0" w:type="dxa"/>
-          </w:tblCellMar>
-        </w:tblPrEx>
         <w:tc>
           <w:tcPr>
             <w:tcW w:w="1000" w:type="dxa"/>
@@ -5487,12 +5181,6 @@
         </w:tc>
       </w:tr>
       <w:tr>
-        <w:tblPrEx>
-          <w:tblCellMar>
-            <w:top w:w="0" w:type="dxa"/>
-            <w:bottom w:w="0" w:type="dxa"/>
-          </w:tblCellMar>
-        </w:tblPrEx>
         <w:tc>
           <w:tcPr>
             <w:tcW w:w="1000" w:type="dxa"/>
@@ -5615,12 +5303,6 @@
         </w:tc>
       </w:tr>
       <w:tr>
-        <w:tblPrEx>
-          <w:tblCellMar>
-            <w:top w:w="0" w:type="dxa"/>
-            <w:bottom w:w="0" w:type="dxa"/>
-          </w:tblCellMar>
-        </w:tblPrEx>
         <w:tc>
           <w:tcPr>
             <w:tcW w:w="1000" w:type="dxa"/>
@@ -5739,12 +5421,6 @@
         </w:tc>
       </w:tr>
       <w:tr>
-        <w:tblPrEx>
-          <w:tblCellMar>
-            <w:top w:w="0" w:type="dxa"/>
-            <w:bottom w:w="0" w:type="dxa"/>
-          </w:tblCellMar>
-        </w:tblPrEx>
         <w:tc>
           <w:tcPr>
             <w:tcW w:w="1000" w:type="dxa"/>
@@ -5867,12 +5543,6 @@
         </w:tc>
       </w:tr>
       <w:tr>
-        <w:tblPrEx>
-          <w:tblCellMar>
-            <w:top w:w="0" w:type="dxa"/>
-            <w:bottom w:w="0" w:type="dxa"/>
-          </w:tblCellMar>
-        </w:tblPrEx>
         <w:tc>
           <w:tcPr>
             <w:tcW w:w="1000" w:type="dxa"/>
@@ -5991,12 +5661,6 @@
         </w:tc>
       </w:tr>
       <w:tr>
-        <w:tblPrEx>
-          <w:tblCellMar>
-            <w:top w:w="0" w:type="dxa"/>
-            <w:bottom w:w="0" w:type="dxa"/>
-          </w:tblCellMar>
-        </w:tblPrEx>
         <w:tc>
           <w:tcPr>
             <w:tcW w:w="1000" w:type="dxa"/>
@@ -6119,12 +5783,6 @@
         </w:tc>
       </w:tr>
       <w:tr>
-        <w:tblPrEx>
-          <w:tblCellMar>
-            <w:top w:w="0" w:type="dxa"/>
-            <w:bottom w:w="0" w:type="dxa"/>
-          </w:tblCellMar>
-        </w:tblPrEx>
         <w:tc>
           <w:tcPr>
             <w:tcW w:w="1000" w:type="dxa"/>
@@ -6243,12 +5901,6 @@
         </w:tc>
       </w:tr>
       <w:tr>
-        <w:tblPrEx>
-          <w:tblCellMar>
-            <w:top w:w="0" w:type="dxa"/>
-            <w:bottom w:w="0" w:type="dxa"/>
-          </w:tblCellMar>
-        </w:tblPrEx>
         <w:tc>
           <w:tcPr>
             <w:tcW w:w="1000" w:type="dxa"/>
@@ -6371,12 +6023,6 @@
         </w:tc>
       </w:tr>
       <w:tr>
-        <w:tblPrEx>
-          <w:tblCellMar>
-            <w:top w:w="0" w:type="dxa"/>
-            <w:bottom w:w="0" w:type="dxa"/>
-          </w:tblCellMar>
-        </w:tblPrEx>
         <w:tc>
           <w:tcPr>
             <w:tcW w:w="1000" w:type="dxa"/>
@@ -6495,12 +6141,6 @@
         </w:tc>
       </w:tr>
       <w:tr>
-        <w:tblPrEx>
-          <w:tblCellMar>
-            <w:top w:w="0" w:type="dxa"/>
-            <w:bottom w:w="0" w:type="dxa"/>
-          </w:tblCellMar>
-        </w:tblPrEx>
         <w:tc>
           <w:tcPr>
             <w:tcW w:w="1000" w:type="dxa"/>
@@ -6623,12 +6263,6 @@
         </w:tc>
       </w:tr>
       <w:tr>
-        <w:tblPrEx>
-          <w:tblCellMar>
-            <w:top w:w="0" w:type="dxa"/>
-            <w:bottom w:w="0" w:type="dxa"/>
-          </w:tblCellMar>
-        </w:tblPrEx>
         <w:tc>
           <w:tcPr>
             <w:tcW w:w="1000" w:type="dxa"/>
@@ -6747,12 +6381,6 @@
         </w:tc>
       </w:tr>
       <w:tr>
-        <w:tblPrEx>
-          <w:tblCellMar>
-            <w:top w:w="0" w:type="dxa"/>
-            <w:bottom w:w="0" w:type="dxa"/>
-          </w:tblCellMar>
-        </w:tblPrEx>
         <w:tc>
           <w:tcPr>
             <w:tcW w:w="1000" w:type="dxa"/>
@@ -6875,12 +6503,6 @@
         </w:tc>
       </w:tr>
       <w:tr>
-        <w:tblPrEx>
-          <w:tblCellMar>
-            <w:top w:w="0" w:type="dxa"/>
-            <w:bottom w:w="0" w:type="dxa"/>
-          </w:tblCellMar>
-        </w:tblPrEx>
         <w:tc>
           <w:tcPr>
             <w:tcW w:w="1000" w:type="dxa"/>
@@ -6999,12 +6621,6 @@
         </w:tc>
       </w:tr>
       <w:tr>
-        <w:tblPrEx>
-          <w:tblCellMar>
-            <w:top w:w="0" w:type="dxa"/>
-            <w:bottom w:w="0" w:type="dxa"/>
-          </w:tblCellMar>
-        </w:tblPrEx>
         <w:tc>
           <w:tcPr>
             <w:tcW w:w="1000" w:type="dxa"/>
@@ -7131,7 +6747,7 @@
       <w:pPr>
         <w:pStyle w:val="Ttulo2"/>
       </w:pPr>
-      <w:bookmarkStart w:id="12" w:name="_Toc241941011"/>
+      <w:bookmarkStart w:id="12" w:name="_Toc242461865"/>
       <w:r>
         <w:t>3.2 Requerimientos no funcionales</w:t>
       </w:r>
@@ -7160,12 +6776,6 @@
         <w:gridCol w:w="6226"/>
       </w:tblGrid>
       <w:tr>
-        <w:tblPrEx>
-          <w:tblCellMar>
-            <w:top w:w="0" w:type="dxa"/>
-            <w:bottom w:w="0" w:type="dxa"/>
-          </w:tblCellMar>
-        </w:tblPrEx>
         <w:trPr>
           <w:tblHeader/>
         </w:trPr>
@@ -7264,12 +6874,6 @@
         </w:tc>
       </w:tr>
       <w:tr>
-        <w:tblPrEx>
-          <w:tblCellMar>
-            <w:top w:w="0" w:type="dxa"/>
-            <w:bottom w:w="0" w:type="dxa"/>
-          </w:tblCellMar>
-        </w:tblPrEx>
         <w:tc>
           <w:tcPr>
             <w:tcW w:w="1000" w:type="dxa"/>
@@ -7351,12 +6955,6 @@
         </w:tc>
       </w:tr>
       <w:tr>
-        <w:tblPrEx>
-          <w:tblCellMar>
-            <w:top w:w="0" w:type="dxa"/>
-            <w:bottom w:w="0" w:type="dxa"/>
-          </w:tblCellMar>
-        </w:tblPrEx>
         <w:tc>
           <w:tcPr>
             <w:tcW w:w="1000" w:type="dxa"/>
@@ -7441,12 +7039,6 @@
         </w:tc>
       </w:tr>
       <w:tr>
-        <w:tblPrEx>
-          <w:tblCellMar>
-            <w:top w:w="0" w:type="dxa"/>
-            <w:bottom w:w="0" w:type="dxa"/>
-          </w:tblCellMar>
-        </w:tblPrEx>
         <w:tc>
           <w:tcPr>
             <w:tcW w:w="1000" w:type="dxa"/>
@@ -7472,7 +7064,6 @@
                 <w:b/>
                 <w:bCs/>
               </w:rPr>
-              <w:lastRenderedPageBreak/>
               <w:t>RNF03</w:t>
             </w:r>
           </w:p>
@@ -7529,12 +7120,6 @@
         </w:tc>
       </w:tr>
       <w:tr>
-        <w:tblPrEx>
-          <w:tblCellMar>
-            <w:top w:w="0" w:type="dxa"/>
-            <w:bottom w:w="0" w:type="dxa"/>
-          </w:tblCellMar>
-        </w:tblPrEx>
         <w:tc>
           <w:tcPr>
             <w:tcW w:w="1000" w:type="dxa"/>
@@ -7619,12 +7204,6 @@
         </w:tc>
       </w:tr>
       <w:tr>
-        <w:tblPrEx>
-          <w:tblCellMar>
-            <w:top w:w="0" w:type="dxa"/>
-            <w:bottom w:w="0" w:type="dxa"/>
-          </w:tblCellMar>
-        </w:tblPrEx>
         <w:tc>
           <w:tcPr>
             <w:tcW w:w="1000" w:type="dxa"/>
@@ -7706,12 +7285,6 @@
         </w:tc>
       </w:tr>
       <w:tr>
-        <w:tblPrEx>
-          <w:tblCellMar>
-            <w:top w:w="0" w:type="dxa"/>
-            <w:bottom w:w="0" w:type="dxa"/>
-          </w:tblCellMar>
-        </w:tblPrEx>
         <w:tc>
           <w:tcPr>
             <w:tcW w:w="1000" w:type="dxa"/>
@@ -7796,12 +7369,6 @@
         </w:tc>
       </w:tr>
       <w:tr>
-        <w:tblPrEx>
-          <w:tblCellMar>
-            <w:top w:w="0" w:type="dxa"/>
-            <w:bottom w:w="0" w:type="dxa"/>
-          </w:tblCellMar>
-        </w:tblPrEx>
         <w:tc>
           <w:tcPr>
             <w:tcW w:w="1000" w:type="dxa"/>
@@ -7883,12 +7450,6 @@
         </w:tc>
       </w:tr>
       <w:tr>
-        <w:tblPrEx>
-          <w:tblCellMar>
-            <w:top w:w="0" w:type="dxa"/>
-            <w:bottom w:w="0" w:type="dxa"/>
-          </w:tblCellMar>
-        </w:tblPrEx>
         <w:tc>
           <w:tcPr>
             <w:tcW w:w="1000" w:type="dxa"/>
@@ -7973,12 +7534,6 @@
         </w:tc>
       </w:tr>
       <w:tr>
-        <w:tblPrEx>
-          <w:tblCellMar>
-            <w:top w:w="0" w:type="dxa"/>
-            <w:bottom w:w="0" w:type="dxa"/>
-          </w:tblCellMar>
-        </w:tblPrEx>
         <w:tc>
           <w:tcPr>
             <w:tcW w:w="1000" w:type="dxa"/>
@@ -8064,7 +7619,7 @@
       <w:pPr>
         <w:pStyle w:val="Ttulo2"/>
       </w:pPr>
-      <w:bookmarkStart w:id="13" w:name="_Toc241941012"/>
+      <w:bookmarkStart w:id="13" w:name="_Toc242461866"/>
       <w:r>
         <w:t>3.3 Reglas de negocio</w:t>
       </w:r>
@@ -8165,7 +7720,7 @@
       <w:pPr>
         <w:pStyle w:val="Ttulo1"/>
       </w:pPr>
-      <w:bookmarkStart w:id="14" w:name="_Toc241941013"/>
+      <w:bookmarkStart w:id="14" w:name="_Toc242461867"/>
       <w:r>
         <w:t>4. Épicas y mapa de historias</w:t>
       </w:r>
@@ -8196,12 +7751,6 @@
         <w:gridCol w:w="1000"/>
       </w:tblGrid>
       <w:tr>
-        <w:tblPrEx>
-          <w:tblCellMar>
-            <w:top w:w="0" w:type="dxa"/>
-            <w:bottom w:w="0" w:type="dxa"/>
-          </w:tblCellMar>
-        </w:tblPrEx>
         <w:trPr>
           <w:tblHeader/>
         </w:trPr>
@@ -8362,12 +7911,6 @@
         </w:tc>
       </w:tr>
       <w:tr>
-        <w:tblPrEx>
-          <w:tblCellMar>
-            <w:top w:w="0" w:type="dxa"/>
-            <w:bottom w:w="0" w:type="dxa"/>
-          </w:tblCellMar>
-        </w:tblPrEx>
         <w:tc>
           <w:tcPr>
             <w:tcW w:w="900" w:type="dxa"/>
@@ -8499,12 +8042,6 @@
         </w:tc>
       </w:tr>
       <w:tr>
-        <w:tblPrEx>
-          <w:tblCellMar>
-            <w:top w:w="0" w:type="dxa"/>
-            <w:bottom w:w="0" w:type="dxa"/>
-          </w:tblCellMar>
-        </w:tblPrEx>
         <w:tc>
           <w:tcPr>
             <w:tcW w:w="900" w:type="dxa"/>
@@ -8636,12 +8173,6 @@
         </w:tc>
       </w:tr>
       <w:tr>
-        <w:tblPrEx>
-          <w:tblCellMar>
-            <w:top w:w="0" w:type="dxa"/>
-            <w:bottom w:w="0" w:type="dxa"/>
-          </w:tblCellMar>
-        </w:tblPrEx>
         <w:tc>
           <w:tcPr>
             <w:tcW w:w="900" w:type="dxa"/>
@@ -8773,12 +8304,6 @@
         </w:tc>
       </w:tr>
       <w:tr>
-        <w:tblPrEx>
-          <w:tblCellMar>
-            <w:top w:w="0" w:type="dxa"/>
-            <w:bottom w:w="0" w:type="dxa"/>
-          </w:tblCellMar>
-        </w:tblPrEx>
         <w:tc>
           <w:tcPr>
             <w:tcW w:w="900" w:type="dxa"/>
@@ -8910,12 +8435,6 @@
         </w:tc>
       </w:tr>
       <w:tr>
-        <w:tblPrEx>
-          <w:tblCellMar>
-            <w:top w:w="0" w:type="dxa"/>
-            <w:bottom w:w="0" w:type="dxa"/>
-          </w:tblCellMar>
-        </w:tblPrEx>
         <w:tc>
           <w:tcPr>
             <w:tcW w:w="900" w:type="dxa"/>
@@ -9047,12 +8566,6 @@
         </w:tc>
       </w:tr>
       <w:tr>
-        <w:tblPrEx>
-          <w:tblCellMar>
-            <w:top w:w="0" w:type="dxa"/>
-            <w:bottom w:w="0" w:type="dxa"/>
-          </w:tblCellMar>
-        </w:tblPrEx>
         <w:tc>
           <w:tcPr>
             <w:tcW w:w="900" w:type="dxa"/>
@@ -9198,7 +8711,7 @@
       <w:pPr>
         <w:pStyle w:val="Ttulo2"/>
       </w:pPr>
-      <w:bookmarkStart w:id="15" w:name="_Toc241941014"/>
+      <w:bookmarkStart w:id="15" w:name="_Toc242461868"/>
       <w:r>
         <w:t>4.1 Backlog priorizado</w:t>
       </w:r>
@@ -9229,12 +8742,6 @@
         <w:gridCol w:w="1826"/>
       </w:tblGrid>
       <w:tr>
-        <w:tblPrEx>
-          <w:tblCellMar>
-            <w:top w:w="0" w:type="dxa"/>
-            <w:bottom w:w="0" w:type="dxa"/>
-          </w:tblCellMar>
-        </w:tblPrEx>
         <w:trPr>
           <w:tblHeader/>
         </w:trPr>
@@ -9405,12 +8912,6 @@
         </w:tc>
       </w:tr>
       <w:tr>
-        <w:tblPrEx>
-          <w:tblCellMar>
-            <w:top w:w="0" w:type="dxa"/>
-            <w:bottom w:w="0" w:type="dxa"/>
-          </w:tblCellMar>
-        </w:tblPrEx>
         <w:tc>
           <w:tcPr>
             <w:tcW w:w="800" w:type="dxa"/>
@@ -9558,12 +9059,6 @@
         </w:tc>
       </w:tr>
       <w:tr>
-        <w:tblPrEx>
-          <w:tblCellMar>
-            <w:top w:w="0" w:type="dxa"/>
-            <w:bottom w:w="0" w:type="dxa"/>
-          </w:tblCellMar>
-        </w:tblPrEx>
         <w:tc>
           <w:tcPr>
             <w:tcW w:w="800" w:type="dxa"/>
@@ -9716,12 +9211,6 @@
         </w:tc>
       </w:tr>
       <w:tr>
-        <w:tblPrEx>
-          <w:tblCellMar>
-            <w:top w:w="0" w:type="dxa"/>
-            <w:bottom w:w="0" w:type="dxa"/>
-          </w:tblCellMar>
-        </w:tblPrEx>
         <w:tc>
           <w:tcPr>
             <w:tcW w:w="800" w:type="dxa"/>
@@ -9869,12 +9358,6 @@
         </w:tc>
       </w:tr>
       <w:tr>
-        <w:tblPrEx>
-          <w:tblCellMar>
-            <w:top w:w="0" w:type="dxa"/>
-            <w:bottom w:w="0" w:type="dxa"/>
-          </w:tblCellMar>
-        </w:tblPrEx>
         <w:tc>
           <w:tcPr>
             <w:tcW w:w="800" w:type="dxa"/>
@@ -10027,12 +9510,6 @@
         </w:tc>
       </w:tr>
       <w:tr>
-        <w:tblPrEx>
-          <w:tblCellMar>
-            <w:top w:w="0" w:type="dxa"/>
-            <w:bottom w:w="0" w:type="dxa"/>
-          </w:tblCellMar>
-        </w:tblPrEx>
         <w:tc>
           <w:tcPr>
             <w:tcW w:w="800" w:type="dxa"/>
@@ -10180,12 +9657,6 @@
         </w:tc>
       </w:tr>
       <w:tr>
-        <w:tblPrEx>
-          <w:tblCellMar>
-            <w:top w:w="0" w:type="dxa"/>
-            <w:bottom w:w="0" w:type="dxa"/>
-          </w:tblCellMar>
-        </w:tblPrEx>
         <w:tc>
           <w:tcPr>
             <w:tcW w:w="800" w:type="dxa"/>
@@ -10338,12 +9809,6 @@
         </w:tc>
       </w:tr>
       <w:tr>
-        <w:tblPrEx>
-          <w:tblCellMar>
-            <w:top w:w="0" w:type="dxa"/>
-            <w:bottom w:w="0" w:type="dxa"/>
-          </w:tblCellMar>
-        </w:tblPrEx>
         <w:tc>
           <w:tcPr>
             <w:tcW w:w="800" w:type="dxa"/>
@@ -10491,12 +9956,6 @@
         </w:tc>
       </w:tr>
       <w:tr>
-        <w:tblPrEx>
-          <w:tblCellMar>
-            <w:top w:w="0" w:type="dxa"/>
-            <w:bottom w:w="0" w:type="dxa"/>
-          </w:tblCellMar>
-        </w:tblPrEx>
         <w:tc>
           <w:tcPr>
             <w:tcW w:w="800" w:type="dxa"/>
@@ -10649,12 +10108,6 @@
         </w:tc>
       </w:tr>
       <w:tr>
-        <w:tblPrEx>
-          <w:tblCellMar>
-            <w:top w:w="0" w:type="dxa"/>
-            <w:bottom w:w="0" w:type="dxa"/>
-          </w:tblCellMar>
-        </w:tblPrEx>
         <w:tc>
           <w:tcPr>
             <w:tcW w:w="800" w:type="dxa"/>
@@ -10802,12 +10255,6 @@
         </w:tc>
       </w:tr>
       <w:tr>
-        <w:tblPrEx>
-          <w:tblCellMar>
-            <w:top w:w="0" w:type="dxa"/>
-            <w:bottom w:w="0" w:type="dxa"/>
-          </w:tblCellMar>
-        </w:tblPrEx>
         <w:tc>
           <w:tcPr>
             <w:tcW w:w="800" w:type="dxa"/>
@@ -10960,12 +10407,6 @@
         </w:tc>
       </w:tr>
       <w:tr>
-        <w:tblPrEx>
-          <w:tblCellMar>
-            <w:top w:w="0" w:type="dxa"/>
-            <w:bottom w:w="0" w:type="dxa"/>
-          </w:tblCellMar>
-        </w:tblPrEx>
         <w:tc>
           <w:tcPr>
             <w:tcW w:w="800" w:type="dxa"/>
@@ -11113,12 +10554,6 @@
         </w:tc>
       </w:tr>
       <w:tr>
-        <w:tblPrEx>
-          <w:tblCellMar>
-            <w:top w:w="0" w:type="dxa"/>
-            <w:bottom w:w="0" w:type="dxa"/>
-          </w:tblCellMar>
-        </w:tblPrEx>
         <w:tc>
           <w:tcPr>
             <w:tcW w:w="800" w:type="dxa"/>
@@ -11271,12 +10706,6 @@
         </w:tc>
       </w:tr>
       <w:tr>
-        <w:tblPrEx>
-          <w:tblCellMar>
-            <w:top w:w="0" w:type="dxa"/>
-            <w:bottom w:w="0" w:type="dxa"/>
-          </w:tblCellMar>
-        </w:tblPrEx>
         <w:tc>
           <w:tcPr>
             <w:tcW w:w="800" w:type="dxa"/>
@@ -11424,12 +10853,6 @@
         </w:tc>
       </w:tr>
       <w:tr>
-        <w:tblPrEx>
-          <w:tblCellMar>
-            <w:top w:w="0" w:type="dxa"/>
-            <w:bottom w:w="0" w:type="dxa"/>
-          </w:tblCellMar>
-        </w:tblPrEx>
         <w:tc>
           <w:tcPr>
             <w:tcW w:w="800" w:type="dxa"/>
@@ -11582,12 +11005,6 @@
         </w:tc>
       </w:tr>
       <w:tr>
-        <w:tblPrEx>
-          <w:tblCellMar>
-            <w:top w:w="0" w:type="dxa"/>
-            <w:bottom w:w="0" w:type="dxa"/>
-          </w:tblCellMar>
-        </w:tblPrEx>
         <w:tc>
           <w:tcPr>
             <w:tcW w:w="800" w:type="dxa"/>
@@ -11735,12 +11152,6 @@
         </w:tc>
       </w:tr>
       <w:tr>
-        <w:tblPrEx>
-          <w:tblCellMar>
-            <w:top w:w="0" w:type="dxa"/>
-            <w:bottom w:w="0" w:type="dxa"/>
-          </w:tblCellMar>
-        </w:tblPrEx>
         <w:tc>
           <w:tcPr>
             <w:tcW w:w="800" w:type="dxa"/>
@@ -11893,12 +11304,6 @@
         </w:tc>
       </w:tr>
       <w:tr>
-        <w:tblPrEx>
-          <w:tblCellMar>
-            <w:top w:w="0" w:type="dxa"/>
-            <w:bottom w:w="0" w:type="dxa"/>
-          </w:tblCellMar>
-        </w:tblPrEx>
         <w:tc>
           <w:tcPr>
             <w:tcW w:w="800" w:type="dxa"/>
@@ -12046,12 +11451,6 @@
         </w:tc>
       </w:tr>
       <w:tr>
-        <w:tblPrEx>
-          <w:tblCellMar>
-            <w:top w:w="0" w:type="dxa"/>
-            <w:bottom w:w="0" w:type="dxa"/>
-          </w:tblCellMar>
-        </w:tblPrEx>
         <w:tc>
           <w:tcPr>
             <w:tcW w:w="800" w:type="dxa"/>
@@ -12204,12 +11603,6 @@
         </w:tc>
       </w:tr>
       <w:tr>
-        <w:tblPrEx>
-          <w:tblCellMar>
-            <w:top w:w="0" w:type="dxa"/>
-            <w:bottom w:w="0" w:type="dxa"/>
-          </w:tblCellMar>
-        </w:tblPrEx>
         <w:tc>
           <w:tcPr>
             <w:tcW w:w="800" w:type="dxa"/>
@@ -12357,12 +11750,6 @@
         </w:tc>
       </w:tr>
       <w:tr>
-        <w:tblPrEx>
-          <w:tblCellMar>
-            <w:top w:w="0" w:type="dxa"/>
-            <w:bottom w:w="0" w:type="dxa"/>
-          </w:tblCellMar>
-        </w:tblPrEx>
         <w:tc>
           <w:tcPr>
             <w:tcW w:w="800" w:type="dxa"/>
@@ -12515,12 +11902,6 @@
         </w:tc>
       </w:tr>
       <w:tr>
-        <w:tblPrEx>
-          <w:tblCellMar>
-            <w:top w:w="0" w:type="dxa"/>
-            <w:bottom w:w="0" w:type="dxa"/>
-          </w:tblCellMar>
-        </w:tblPrEx>
         <w:tc>
           <w:tcPr>
             <w:tcW w:w="800" w:type="dxa"/>
@@ -12668,12 +12049,6 @@
         </w:tc>
       </w:tr>
       <w:tr>
-        <w:tblPrEx>
-          <w:tblCellMar>
-            <w:top w:w="0" w:type="dxa"/>
-            <w:bottom w:w="0" w:type="dxa"/>
-          </w:tblCellMar>
-        </w:tblPrEx>
         <w:tc>
           <w:tcPr>
             <w:tcW w:w="800" w:type="dxa"/>
@@ -12826,12 +12201,6 @@
         </w:tc>
       </w:tr>
       <w:tr>
-        <w:tblPrEx>
-          <w:tblCellMar>
-            <w:top w:w="0" w:type="dxa"/>
-            <w:bottom w:w="0" w:type="dxa"/>
-          </w:tblCellMar>
-        </w:tblPrEx>
         <w:tc>
           <w:tcPr>
             <w:tcW w:w="800" w:type="dxa"/>
@@ -12979,12 +12348,6 @@
         </w:tc>
       </w:tr>
       <w:tr>
-        <w:tblPrEx>
-          <w:tblCellMar>
-            <w:top w:w="0" w:type="dxa"/>
-            <w:bottom w:w="0" w:type="dxa"/>
-          </w:tblCellMar>
-        </w:tblPrEx>
         <w:tc>
           <w:tcPr>
             <w:tcW w:w="800" w:type="dxa"/>
@@ -13137,12 +12500,6 @@
         </w:tc>
       </w:tr>
       <w:tr>
-        <w:tblPrEx>
-          <w:tblCellMar>
-            <w:top w:w="0" w:type="dxa"/>
-            <w:bottom w:w="0" w:type="dxa"/>
-          </w:tblCellMar>
-        </w:tblPrEx>
         <w:tc>
           <w:tcPr>
             <w:tcW w:w="800" w:type="dxa"/>
@@ -13290,12 +12647,6 @@
         </w:tc>
       </w:tr>
       <w:tr>
-        <w:tblPrEx>
-          <w:tblCellMar>
-            <w:top w:w="0" w:type="dxa"/>
-            <w:bottom w:w="0" w:type="dxa"/>
-          </w:tblCellMar>
-        </w:tblPrEx>
         <w:tc>
           <w:tcPr>
             <w:tcW w:w="800" w:type="dxa"/>
@@ -13448,12 +12799,6 @@
         </w:tc>
       </w:tr>
       <w:tr>
-        <w:tblPrEx>
-          <w:tblCellMar>
-            <w:top w:w="0" w:type="dxa"/>
-            <w:bottom w:w="0" w:type="dxa"/>
-          </w:tblCellMar>
-        </w:tblPrEx>
         <w:tc>
           <w:tcPr>
             <w:tcW w:w="800" w:type="dxa"/>
@@ -13479,7 +12824,6 @@
                 <w:sz w:val="19"/>
                 <w:szCs w:val="19"/>
               </w:rPr>
-              <w:lastRenderedPageBreak/>
               <w:t>HU27</w:t>
             </w:r>
           </w:p>
@@ -13602,12 +12946,6 @@
         </w:tc>
       </w:tr>
       <w:tr>
-        <w:tblPrEx>
-          <w:tblCellMar>
-            <w:top w:w="0" w:type="dxa"/>
-            <w:bottom w:w="0" w:type="dxa"/>
-          </w:tblCellMar>
-        </w:tblPrEx>
         <w:tc>
           <w:tcPr>
             <w:tcW w:w="800" w:type="dxa"/>
@@ -13760,12 +13098,6 @@
         </w:tc>
       </w:tr>
       <w:tr>
-        <w:tblPrEx>
-          <w:tblCellMar>
-            <w:top w:w="0" w:type="dxa"/>
-            <w:bottom w:w="0" w:type="dxa"/>
-          </w:tblCellMar>
-        </w:tblPrEx>
         <w:tc>
           <w:tcPr>
             <w:tcW w:w="800" w:type="dxa"/>
@@ -13913,12 +13245,6 @@
         </w:tc>
       </w:tr>
       <w:tr>
-        <w:tblPrEx>
-          <w:tblCellMar>
-            <w:top w:w="0" w:type="dxa"/>
-            <w:bottom w:w="0" w:type="dxa"/>
-          </w:tblCellMar>
-        </w:tblPrEx>
         <w:tc>
           <w:tcPr>
             <w:tcW w:w="800" w:type="dxa"/>
@@ -14075,7 +13401,7 @@
       <w:pPr>
         <w:pStyle w:val="Ttulo1"/>
       </w:pPr>
-      <w:bookmarkStart w:id="16" w:name="_Toc241941015"/>
+      <w:bookmarkStart w:id="16" w:name="_Toc242461869"/>
       <w:r>
         <w:t>5. Historias de usuario</w:t>
       </w:r>
@@ -14093,7 +13419,7 @@
       <w:pPr>
         <w:pStyle w:val="Ttulo2"/>
       </w:pPr>
-      <w:bookmarkStart w:id="17" w:name="_Toc241941016"/>
+      <w:bookmarkStart w:id="17" w:name="_Toc242461870"/>
       <w:r>
         <w:t>5.1 EP01 – Catálogo de productos</w:t>
       </w:r>
@@ -14121,12 +13447,6 @@
         <w:gridCol w:w="6926"/>
       </w:tblGrid>
       <w:tr>
-        <w:tblPrEx>
-          <w:tblCellMar>
-            <w:top w:w="0" w:type="dxa"/>
-            <w:bottom w:w="0" w:type="dxa"/>
-          </w:tblCellMar>
-        </w:tblPrEx>
         <w:trPr>
           <w:cantSplit/>
         </w:trPr>
@@ -14166,12 +13486,6 @@
         </w:tc>
       </w:tr>
       <w:tr>
-        <w:tblPrEx>
-          <w:tblCellMar>
-            <w:top w:w="0" w:type="dxa"/>
-            <w:bottom w:w="0" w:type="dxa"/>
-          </w:tblCellMar>
-        </w:tblPrEx>
         <w:trPr>
           <w:cantSplit/>
         </w:trPr>
@@ -14236,12 +13550,6 @@
         </w:tc>
       </w:tr>
       <w:tr>
-        <w:tblPrEx>
-          <w:tblCellMar>
-            <w:top w:w="0" w:type="dxa"/>
-            <w:bottom w:w="0" w:type="dxa"/>
-          </w:tblCellMar>
-        </w:tblPrEx>
         <w:trPr>
           <w:cantSplit/>
         </w:trPr>
@@ -14306,12 +13614,6 @@
         </w:tc>
       </w:tr>
       <w:tr>
-        <w:tblPrEx>
-          <w:tblCellMar>
-            <w:top w:w="0" w:type="dxa"/>
-            <w:bottom w:w="0" w:type="dxa"/>
-          </w:tblCellMar>
-        </w:tblPrEx>
         <w:trPr>
           <w:cantSplit/>
         </w:trPr>
@@ -14403,12 +13705,6 @@
         </w:tc>
       </w:tr>
       <w:tr>
-        <w:tblPrEx>
-          <w:tblCellMar>
-            <w:top w:w="0" w:type="dxa"/>
-            <w:bottom w:w="0" w:type="dxa"/>
-          </w:tblCellMar>
-        </w:tblPrEx>
         <w:trPr>
           <w:cantSplit/>
         </w:trPr>
@@ -14473,12 +13769,6 @@
         </w:tc>
       </w:tr>
       <w:tr>
-        <w:tblPrEx>
-          <w:tblCellMar>
-            <w:top w:w="0" w:type="dxa"/>
-            <w:bottom w:w="0" w:type="dxa"/>
-          </w:tblCellMar>
-        </w:tblPrEx>
         <w:trPr>
           <w:cantSplit/>
         </w:trPr>
@@ -14543,12 +13833,6 @@
         </w:tc>
       </w:tr>
       <w:tr>
-        <w:tblPrEx>
-          <w:tblCellMar>
-            <w:top w:w="0" w:type="dxa"/>
-            <w:bottom w:w="0" w:type="dxa"/>
-          </w:tblCellMar>
-        </w:tblPrEx>
         <w:trPr>
           <w:cantSplit/>
         </w:trPr>
@@ -14613,12 +13897,6 @@
         </w:tc>
       </w:tr>
       <w:tr>
-        <w:tblPrEx>
-          <w:tblCellMar>
-            <w:top w:w="0" w:type="dxa"/>
-            <w:bottom w:w="0" w:type="dxa"/>
-          </w:tblCellMar>
-        </w:tblPrEx>
         <w:trPr>
           <w:cantSplit/>
         </w:trPr>
@@ -14683,12 +13961,6 @@
         </w:tc>
       </w:tr>
       <w:tr>
-        <w:tblPrEx>
-          <w:tblCellMar>
-            <w:top w:w="0" w:type="dxa"/>
-            <w:bottom w:w="0" w:type="dxa"/>
-          </w:tblCellMar>
-        </w:tblPrEx>
         <w:trPr>
           <w:cantSplit/>
         </w:trPr>
@@ -14854,12 +14126,6 @@
         </w:tc>
       </w:tr>
       <w:tr>
-        <w:tblPrEx>
-          <w:tblCellMar>
-            <w:top w:w="0" w:type="dxa"/>
-            <w:bottom w:w="0" w:type="dxa"/>
-          </w:tblCellMar>
-        </w:tblPrEx>
         <w:trPr>
           <w:cantSplit/>
         </w:trPr>
@@ -14947,12 +14213,6 @@
         <w:gridCol w:w="6926"/>
       </w:tblGrid>
       <w:tr>
-        <w:tblPrEx>
-          <w:tblCellMar>
-            <w:top w:w="0" w:type="dxa"/>
-            <w:bottom w:w="0" w:type="dxa"/>
-          </w:tblCellMar>
-        </w:tblPrEx>
         <w:trPr>
           <w:cantSplit/>
         </w:trPr>
@@ -14986,19 +14246,12 @@
                 <w:bCs/>
                 <w:color w:val="FFFFFF"/>
               </w:rPr>
-              <w:lastRenderedPageBreak/>
               <w:t>HU02 – Buscar productos por nombre</w:t>
             </w:r>
           </w:p>
         </w:tc>
       </w:tr>
       <w:tr>
-        <w:tblPrEx>
-          <w:tblCellMar>
-            <w:top w:w="0" w:type="dxa"/>
-            <w:bottom w:w="0" w:type="dxa"/>
-          </w:tblCellMar>
-        </w:tblPrEx>
         <w:trPr>
           <w:cantSplit/>
         </w:trPr>
@@ -15063,12 +14316,6 @@
         </w:tc>
       </w:tr>
       <w:tr>
-        <w:tblPrEx>
-          <w:tblCellMar>
-            <w:top w:w="0" w:type="dxa"/>
-            <w:bottom w:w="0" w:type="dxa"/>
-          </w:tblCellMar>
-        </w:tblPrEx>
         <w:trPr>
           <w:cantSplit/>
         </w:trPr>
@@ -15133,12 +14380,6 @@
         </w:tc>
       </w:tr>
       <w:tr>
-        <w:tblPrEx>
-          <w:tblCellMar>
-            <w:top w:w="0" w:type="dxa"/>
-            <w:bottom w:w="0" w:type="dxa"/>
-          </w:tblCellMar>
-        </w:tblPrEx>
         <w:trPr>
           <w:cantSplit/>
         </w:trPr>
@@ -15230,12 +14471,6 @@
         </w:tc>
       </w:tr>
       <w:tr>
-        <w:tblPrEx>
-          <w:tblCellMar>
-            <w:top w:w="0" w:type="dxa"/>
-            <w:bottom w:w="0" w:type="dxa"/>
-          </w:tblCellMar>
-        </w:tblPrEx>
         <w:trPr>
           <w:cantSplit/>
         </w:trPr>
@@ -15300,12 +14535,6 @@
         </w:tc>
       </w:tr>
       <w:tr>
-        <w:tblPrEx>
-          <w:tblCellMar>
-            <w:top w:w="0" w:type="dxa"/>
-            <w:bottom w:w="0" w:type="dxa"/>
-          </w:tblCellMar>
-        </w:tblPrEx>
         <w:trPr>
           <w:cantSplit/>
         </w:trPr>
@@ -15370,12 +14599,6 @@
         </w:tc>
       </w:tr>
       <w:tr>
-        <w:tblPrEx>
-          <w:tblCellMar>
-            <w:top w:w="0" w:type="dxa"/>
-            <w:bottom w:w="0" w:type="dxa"/>
-          </w:tblCellMar>
-        </w:tblPrEx>
         <w:trPr>
           <w:cantSplit/>
         </w:trPr>
@@ -15440,12 +14663,6 @@
         </w:tc>
       </w:tr>
       <w:tr>
-        <w:tblPrEx>
-          <w:tblCellMar>
-            <w:top w:w="0" w:type="dxa"/>
-            <w:bottom w:w="0" w:type="dxa"/>
-          </w:tblCellMar>
-        </w:tblPrEx>
         <w:trPr>
           <w:cantSplit/>
         </w:trPr>
@@ -15510,12 +14727,6 @@
         </w:tc>
       </w:tr>
       <w:tr>
-        <w:tblPrEx>
-          <w:tblCellMar>
-            <w:top w:w="0" w:type="dxa"/>
-            <w:bottom w:w="0" w:type="dxa"/>
-          </w:tblCellMar>
-        </w:tblPrEx>
         <w:trPr>
           <w:cantSplit/>
         </w:trPr>
@@ -15681,12 +14892,6 @@
         </w:tc>
       </w:tr>
       <w:tr>
-        <w:tblPrEx>
-          <w:tblCellMar>
-            <w:top w:w="0" w:type="dxa"/>
-            <w:bottom w:w="0" w:type="dxa"/>
-          </w:tblCellMar>
-        </w:tblPrEx>
         <w:trPr>
           <w:cantSplit/>
         </w:trPr>
@@ -15774,12 +14979,6 @@
         <w:gridCol w:w="6926"/>
       </w:tblGrid>
       <w:tr>
-        <w:tblPrEx>
-          <w:tblCellMar>
-            <w:top w:w="0" w:type="dxa"/>
-            <w:bottom w:w="0" w:type="dxa"/>
-          </w:tblCellMar>
-        </w:tblPrEx>
         <w:trPr>
           <w:cantSplit/>
         </w:trPr>
@@ -15813,19 +15012,12 @@
                 <w:bCs/>
                 <w:color w:val="FFFFFF"/>
               </w:rPr>
-              <w:lastRenderedPageBreak/>
               <w:t>HU03 – Filtrar por categoría</w:t>
             </w:r>
           </w:p>
         </w:tc>
       </w:tr>
       <w:tr>
-        <w:tblPrEx>
-          <w:tblCellMar>
-            <w:top w:w="0" w:type="dxa"/>
-            <w:bottom w:w="0" w:type="dxa"/>
-          </w:tblCellMar>
-        </w:tblPrEx>
         <w:trPr>
           <w:cantSplit/>
         </w:trPr>
@@ -15890,12 +15082,6 @@
         </w:tc>
       </w:tr>
       <w:tr>
-        <w:tblPrEx>
-          <w:tblCellMar>
-            <w:top w:w="0" w:type="dxa"/>
-            <w:bottom w:w="0" w:type="dxa"/>
-          </w:tblCellMar>
-        </w:tblPrEx>
         <w:trPr>
           <w:cantSplit/>
         </w:trPr>
@@ -15960,12 +15146,6 @@
         </w:tc>
       </w:tr>
       <w:tr>
-        <w:tblPrEx>
-          <w:tblCellMar>
-            <w:top w:w="0" w:type="dxa"/>
-            <w:bottom w:w="0" w:type="dxa"/>
-          </w:tblCellMar>
-        </w:tblPrEx>
         <w:trPr>
           <w:cantSplit/>
         </w:trPr>
@@ -16057,12 +15237,6 @@
         </w:tc>
       </w:tr>
       <w:tr>
-        <w:tblPrEx>
-          <w:tblCellMar>
-            <w:top w:w="0" w:type="dxa"/>
-            <w:bottom w:w="0" w:type="dxa"/>
-          </w:tblCellMar>
-        </w:tblPrEx>
         <w:trPr>
           <w:cantSplit/>
         </w:trPr>
@@ -16127,12 +15301,6 @@
         </w:tc>
       </w:tr>
       <w:tr>
-        <w:tblPrEx>
-          <w:tblCellMar>
-            <w:top w:w="0" w:type="dxa"/>
-            <w:bottom w:w="0" w:type="dxa"/>
-          </w:tblCellMar>
-        </w:tblPrEx>
         <w:trPr>
           <w:cantSplit/>
         </w:trPr>
@@ -16197,12 +15365,6 @@
         </w:tc>
       </w:tr>
       <w:tr>
-        <w:tblPrEx>
-          <w:tblCellMar>
-            <w:top w:w="0" w:type="dxa"/>
-            <w:bottom w:w="0" w:type="dxa"/>
-          </w:tblCellMar>
-        </w:tblPrEx>
         <w:trPr>
           <w:cantSplit/>
         </w:trPr>
@@ -16267,12 +15429,6 @@
         </w:tc>
       </w:tr>
       <w:tr>
-        <w:tblPrEx>
-          <w:tblCellMar>
-            <w:top w:w="0" w:type="dxa"/>
-            <w:bottom w:w="0" w:type="dxa"/>
-          </w:tblCellMar>
-        </w:tblPrEx>
         <w:trPr>
           <w:cantSplit/>
         </w:trPr>
@@ -16337,12 +15493,6 @@
         </w:tc>
       </w:tr>
       <w:tr>
-        <w:tblPrEx>
-          <w:tblCellMar>
-            <w:top w:w="0" w:type="dxa"/>
-            <w:bottom w:w="0" w:type="dxa"/>
-          </w:tblCellMar>
-        </w:tblPrEx>
         <w:trPr>
           <w:cantSplit/>
         </w:trPr>
@@ -16508,12 +15658,6 @@
         </w:tc>
       </w:tr>
       <w:tr>
-        <w:tblPrEx>
-          <w:tblCellMar>
-            <w:top w:w="0" w:type="dxa"/>
-            <w:bottom w:w="0" w:type="dxa"/>
-          </w:tblCellMar>
-        </w:tblPrEx>
         <w:trPr>
           <w:cantSplit/>
         </w:trPr>
@@ -16601,12 +15745,6 @@
         <w:gridCol w:w="6926"/>
       </w:tblGrid>
       <w:tr>
-        <w:tblPrEx>
-          <w:tblCellMar>
-            <w:top w:w="0" w:type="dxa"/>
-            <w:bottom w:w="0" w:type="dxa"/>
-          </w:tblCellMar>
-        </w:tblPrEx>
         <w:trPr>
           <w:cantSplit/>
         </w:trPr>
@@ -16640,19 +15778,12 @@
                 <w:bCs/>
                 <w:color w:val="FFFFFF"/>
               </w:rPr>
-              <w:lastRenderedPageBreak/>
               <w:t>HU04 – Filtrar por precio, marca y disponibilidad</w:t>
             </w:r>
           </w:p>
         </w:tc>
       </w:tr>
       <w:tr>
-        <w:tblPrEx>
-          <w:tblCellMar>
-            <w:top w:w="0" w:type="dxa"/>
-            <w:bottom w:w="0" w:type="dxa"/>
-          </w:tblCellMar>
-        </w:tblPrEx>
         <w:trPr>
           <w:cantSplit/>
         </w:trPr>
@@ -16717,12 +15848,6 @@
         </w:tc>
       </w:tr>
       <w:tr>
-        <w:tblPrEx>
-          <w:tblCellMar>
-            <w:top w:w="0" w:type="dxa"/>
-            <w:bottom w:w="0" w:type="dxa"/>
-          </w:tblCellMar>
-        </w:tblPrEx>
         <w:trPr>
           <w:cantSplit/>
         </w:trPr>
@@ -16787,12 +15912,6 @@
         </w:tc>
       </w:tr>
       <w:tr>
-        <w:tblPrEx>
-          <w:tblCellMar>
-            <w:top w:w="0" w:type="dxa"/>
-            <w:bottom w:w="0" w:type="dxa"/>
-          </w:tblCellMar>
-        </w:tblPrEx>
         <w:trPr>
           <w:cantSplit/>
         </w:trPr>
@@ -16884,12 +16003,6 @@
         </w:tc>
       </w:tr>
       <w:tr>
-        <w:tblPrEx>
-          <w:tblCellMar>
-            <w:top w:w="0" w:type="dxa"/>
-            <w:bottom w:w="0" w:type="dxa"/>
-          </w:tblCellMar>
-        </w:tblPrEx>
         <w:trPr>
           <w:cantSplit/>
         </w:trPr>
@@ -16954,12 +16067,6 @@
         </w:tc>
       </w:tr>
       <w:tr>
-        <w:tblPrEx>
-          <w:tblCellMar>
-            <w:top w:w="0" w:type="dxa"/>
-            <w:bottom w:w="0" w:type="dxa"/>
-          </w:tblCellMar>
-        </w:tblPrEx>
         <w:trPr>
           <w:cantSplit/>
         </w:trPr>
@@ -17024,12 +16131,6 @@
         </w:tc>
       </w:tr>
       <w:tr>
-        <w:tblPrEx>
-          <w:tblCellMar>
-            <w:top w:w="0" w:type="dxa"/>
-            <w:bottom w:w="0" w:type="dxa"/>
-          </w:tblCellMar>
-        </w:tblPrEx>
         <w:trPr>
           <w:cantSplit/>
         </w:trPr>
@@ -17094,12 +16195,6 @@
         </w:tc>
       </w:tr>
       <w:tr>
-        <w:tblPrEx>
-          <w:tblCellMar>
-            <w:top w:w="0" w:type="dxa"/>
-            <w:bottom w:w="0" w:type="dxa"/>
-          </w:tblCellMar>
-        </w:tblPrEx>
         <w:trPr>
           <w:cantSplit/>
         </w:trPr>
@@ -17164,12 +16259,6 @@
         </w:tc>
       </w:tr>
       <w:tr>
-        <w:tblPrEx>
-          <w:tblCellMar>
-            <w:top w:w="0" w:type="dxa"/>
-            <w:bottom w:w="0" w:type="dxa"/>
-          </w:tblCellMar>
-        </w:tblPrEx>
         <w:trPr>
           <w:cantSplit/>
         </w:trPr>
@@ -17372,12 +16461,6 @@
         </w:tc>
       </w:tr>
       <w:tr>
-        <w:tblPrEx>
-          <w:tblCellMar>
-            <w:top w:w="0" w:type="dxa"/>
-            <w:bottom w:w="0" w:type="dxa"/>
-          </w:tblCellMar>
-        </w:tblPrEx>
         <w:trPr>
           <w:cantSplit/>
         </w:trPr>
@@ -17465,12 +16548,6 @@
         <w:gridCol w:w="6926"/>
       </w:tblGrid>
       <w:tr>
-        <w:tblPrEx>
-          <w:tblCellMar>
-            <w:top w:w="0" w:type="dxa"/>
-            <w:bottom w:w="0" w:type="dxa"/>
-          </w:tblCellMar>
-        </w:tblPrEx>
         <w:trPr>
           <w:cantSplit/>
         </w:trPr>
@@ -17504,19 +16581,12 @@
                 <w:bCs/>
                 <w:color w:val="FFFFFF"/>
               </w:rPr>
-              <w:lastRenderedPageBreak/>
               <w:t>HU05 – Ordenar productos</w:t>
             </w:r>
           </w:p>
         </w:tc>
       </w:tr>
       <w:tr>
-        <w:tblPrEx>
-          <w:tblCellMar>
-            <w:top w:w="0" w:type="dxa"/>
-            <w:bottom w:w="0" w:type="dxa"/>
-          </w:tblCellMar>
-        </w:tblPrEx>
         <w:trPr>
           <w:cantSplit/>
         </w:trPr>
@@ -17581,12 +16651,6 @@
         </w:tc>
       </w:tr>
       <w:tr>
-        <w:tblPrEx>
-          <w:tblCellMar>
-            <w:top w:w="0" w:type="dxa"/>
-            <w:bottom w:w="0" w:type="dxa"/>
-          </w:tblCellMar>
-        </w:tblPrEx>
         <w:trPr>
           <w:cantSplit/>
         </w:trPr>
@@ -17651,12 +16715,6 @@
         </w:tc>
       </w:tr>
       <w:tr>
-        <w:tblPrEx>
-          <w:tblCellMar>
-            <w:top w:w="0" w:type="dxa"/>
-            <w:bottom w:w="0" w:type="dxa"/>
-          </w:tblCellMar>
-        </w:tblPrEx>
         <w:trPr>
           <w:cantSplit/>
         </w:trPr>
@@ -17748,12 +16806,6 @@
         </w:tc>
       </w:tr>
       <w:tr>
-        <w:tblPrEx>
-          <w:tblCellMar>
-            <w:top w:w="0" w:type="dxa"/>
-            <w:bottom w:w="0" w:type="dxa"/>
-          </w:tblCellMar>
-        </w:tblPrEx>
         <w:trPr>
           <w:cantSplit/>
         </w:trPr>
@@ -17818,12 +16870,6 @@
         </w:tc>
       </w:tr>
       <w:tr>
-        <w:tblPrEx>
-          <w:tblCellMar>
-            <w:top w:w="0" w:type="dxa"/>
-            <w:bottom w:w="0" w:type="dxa"/>
-          </w:tblCellMar>
-        </w:tblPrEx>
         <w:trPr>
           <w:cantSplit/>
         </w:trPr>
@@ -17888,12 +16934,6 @@
         </w:tc>
       </w:tr>
       <w:tr>
-        <w:tblPrEx>
-          <w:tblCellMar>
-            <w:top w:w="0" w:type="dxa"/>
-            <w:bottom w:w="0" w:type="dxa"/>
-          </w:tblCellMar>
-        </w:tblPrEx>
         <w:trPr>
           <w:cantSplit/>
         </w:trPr>
@@ -17958,12 +16998,6 @@
         </w:tc>
       </w:tr>
       <w:tr>
-        <w:tblPrEx>
-          <w:tblCellMar>
-            <w:top w:w="0" w:type="dxa"/>
-            <w:bottom w:w="0" w:type="dxa"/>
-          </w:tblCellMar>
-        </w:tblPrEx>
         <w:trPr>
           <w:cantSplit/>
         </w:trPr>
@@ -18028,12 +17062,6 @@
         </w:tc>
       </w:tr>
       <w:tr>
-        <w:tblPrEx>
-          <w:tblCellMar>
-            <w:top w:w="0" w:type="dxa"/>
-            <w:bottom w:w="0" w:type="dxa"/>
-          </w:tblCellMar>
-        </w:tblPrEx>
         <w:trPr>
           <w:cantSplit/>
         </w:trPr>
@@ -18199,12 +17227,6 @@
         </w:tc>
       </w:tr>
       <w:tr>
-        <w:tblPrEx>
-          <w:tblCellMar>
-            <w:top w:w="0" w:type="dxa"/>
-            <w:bottom w:w="0" w:type="dxa"/>
-          </w:tblCellMar>
-        </w:tblPrEx>
         <w:trPr>
           <w:cantSplit/>
         </w:trPr>
@@ -18292,12 +17314,6 @@
         <w:gridCol w:w="6926"/>
       </w:tblGrid>
       <w:tr>
-        <w:tblPrEx>
-          <w:tblCellMar>
-            <w:top w:w="0" w:type="dxa"/>
-            <w:bottom w:w="0" w:type="dxa"/>
-          </w:tblCellMar>
-        </w:tblPrEx>
         <w:trPr>
           <w:cantSplit/>
         </w:trPr>
@@ -18331,19 +17347,12 @@
                 <w:bCs/>
                 <w:color w:val="FFFFFF"/>
               </w:rPr>
-              <w:lastRenderedPageBreak/>
               <w:t>HU06 – Ver detalle del producto</w:t>
             </w:r>
           </w:p>
         </w:tc>
       </w:tr>
       <w:tr>
-        <w:tblPrEx>
-          <w:tblCellMar>
-            <w:top w:w="0" w:type="dxa"/>
-            <w:bottom w:w="0" w:type="dxa"/>
-          </w:tblCellMar>
-        </w:tblPrEx>
         <w:trPr>
           <w:cantSplit/>
         </w:trPr>
@@ -18408,12 +17417,6 @@
         </w:tc>
       </w:tr>
       <w:tr>
-        <w:tblPrEx>
-          <w:tblCellMar>
-            <w:top w:w="0" w:type="dxa"/>
-            <w:bottom w:w="0" w:type="dxa"/>
-          </w:tblCellMar>
-        </w:tblPrEx>
         <w:trPr>
           <w:cantSplit/>
         </w:trPr>
@@ -18478,12 +17481,6 @@
         </w:tc>
       </w:tr>
       <w:tr>
-        <w:tblPrEx>
-          <w:tblCellMar>
-            <w:top w:w="0" w:type="dxa"/>
-            <w:bottom w:w="0" w:type="dxa"/>
-          </w:tblCellMar>
-        </w:tblPrEx>
         <w:trPr>
           <w:cantSplit/>
         </w:trPr>
@@ -18575,12 +17572,6 @@
         </w:tc>
       </w:tr>
       <w:tr>
-        <w:tblPrEx>
-          <w:tblCellMar>
-            <w:top w:w="0" w:type="dxa"/>
-            <w:bottom w:w="0" w:type="dxa"/>
-          </w:tblCellMar>
-        </w:tblPrEx>
         <w:trPr>
           <w:cantSplit/>
         </w:trPr>
@@ -18645,12 +17636,6 @@
         </w:tc>
       </w:tr>
       <w:tr>
-        <w:tblPrEx>
-          <w:tblCellMar>
-            <w:top w:w="0" w:type="dxa"/>
-            <w:bottom w:w="0" w:type="dxa"/>
-          </w:tblCellMar>
-        </w:tblPrEx>
         <w:trPr>
           <w:cantSplit/>
         </w:trPr>
@@ -18715,12 +17700,6 @@
         </w:tc>
       </w:tr>
       <w:tr>
-        <w:tblPrEx>
-          <w:tblCellMar>
-            <w:top w:w="0" w:type="dxa"/>
-            <w:bottom w:w="0" w:type="dxa"/>
-          </w:tblCellMar>
-        </w:tblPrEx>
         <w:trPr>
           <w:cantSplit/>
         </w:trPr>
@@ -18785,12 +17764,6 @@
         </w:tc>
       </w:tr>
       <w:tr>
-        <w:tblPrEx>
-          <w:tblCellMar>
-            <w:top w:w="0" w:type="dxa"/>
-            <w:bottom w:w="0" w:type="dxa"/>
-          </w:tblCellMar>
-        </w:tblPrEx>
         <w:trPr>
           <w:cantSplit/>
         </w:trPr>
@@ -18855,12 +17828,6 @@
         </w:tc>
       </w:tr>
       <w:tr>
-        <w:tblPrEx>
-          <w:tblCellMar>
-            <w:top w:w="0" w:type="dxa"/>
-            <w:bottom w:w="0" w:type="dxa"/>
-          </w:tblCellMar>
-        </w:tblPrEx>
         <w:trPr>
           <w:cantSplit/>
         </w:trPr>
@@ -19026,12 +17993,6 @@
         </w:tc>
       </w:tr>
       <w:tr>
-        <w:tblPrEx>
-          <w:tblCellMar>
-            <w:top w:w="0" w:type="dxa"/>
-            <w:bottom w:w="0" w:type="dxa"/>
-          </w:tblCellMar>
-        </w:tblPrEx>
         <w:trPr>
           <w:cantSplit/>
         </w:trPr>
@@ -19119,12 +18080,6 @@
         <w:gridCol w:w="6926"/>
       </w:tblGrid>
       <w:tr>
-        <w:tblPrEx>
-          <w:tblCellMar>
-            <w:top w:w="0" w:type="dxa"/>
-            <w:bottom w:w="0" w:type="dxa"/>
-          </w:tblCellMar>
-        </w:tblPrEx>
         <w:trPr>
           <w:cantSplit/>
         </w:trPr>
@@ -19158,19 +18113,12 @@
                 <w:bCs/>
                 <w:color w:val="FFFFFF"/>
               </w:rPr>
-              <w:lastRenderedPageBreak/>
               <w:t>HU07 – Ver disponibilidad de stock</w:t>
             </w:r>
           </w:p>
         </w:tc>
       </w:tr>
       <w:tr>
-        <w:tblPrEx>
-          <w:tblCellMar>
-            <w:top w:w="0" w:type="dxa"/>
-            <w:bottom w:w="0" w:type="dxa"/>
-          </w:tblCellMar>
-        </w:tblPrEx>
         <w:trPr>
           <w:cantSplit/>
         </w:trPr>
@@ -19235,12 +18183,6 @@
         </w:tc>
       </w:tr>
       <w:tr>
-        <w:tblPrEx>
-          <w:tblCellMar>
-            <w:top w:w="0" w:type="dxa"/>
-            <w:bottom w:w="0" w:type="dxa"/>
-          </w:tblCellMar>
-        </w:tblPrEx>
         <w:trPr>
           <w:cantSplit/>
         </w:trPr>
@@ -19305,12 +18247,6 @@
         </w:tc>
       </w:tr>
       <w:tr>
-        <w:tblPrEx>
-          <w:tblCellMar>
-            <w:top w:w="0" w:type="dxa"/>
-            <w:bottom w:w="0" w:type="dxa"/>
-          </w:tblCellMar>
-        </w:tblPrEx>
         <w:trPr>
           <w:cantSplit/>
         </w:trPr>
@@ -19402,12 +18338,6 @@
         </w:tc>
       </w:tr>
       <w:tr>
-        <w:tblPrEx>
-          <w:tblCellMar>
-            <w:top w:w="0" w:type="dxa"/>
-            <w:bottom w:w="0" w:type="dxa"/>
-          </w:tblCellMar>
-        </w:tblPrEx>
         <w:trPr>
           <w:cantSplit/>
         </w:trPr>
@@ -19472,12 +18402,6 @@
         </w:tc>
       </w:tr>
       <w:tr>
-        <w:tblPrEx>
-          <w:tblCellMar>
-            <w:top w:w="0" w:type="dxa"/>
-            <w:bottom w:w="0" w:type="dxa"/>
-          </w:tblCellMar>
-        </w:tblPrEx>
         <w:trPr>
           <w:cantSplit/>
         </w:trPr>
@@ -19542,12 +18466,6 @@
         </w:tc>
       </w:tr>
       <w:tr>
-        <w:tblPrEx>
-          <w:tblCellMar>
-            <w:top w:w="0" w:type="dxa"/>
-            <w:bottom w:w="0" w:type="dxa"/>
-          </w:tblCellMar>
-        </w:tblPrEx>
         <w:trPr>
           <w:cantSplit/>
         </w:trPr>
@@ -19612,12 +18530,6 @@
         </w:tc>
       </w:tr>
       <w:tr>
-        <w:tblPrEx>
-          <w:tblCellMar>
-            <w:top w:w="0" w:type="dxa"/>
-            <w:bottom w:w="0" w:type="dxa"/>
-          </w:tblCellMar>
-        </w:tblPrEx>
         <w:trPr>
           <w:cantSplit/>
         </w:trPr>
@@ -19682,12 +18594,6 @@
         </w:tc>
       </w:tr>
       <w:tr>
-        <w:tblPrEx>
-          <w:tblCellMar>
-            <w:top w:w="0" w:type="dxa"/>
-            <w:bottom w:w="0" w:type="dxa"/>
-          </w:tblCellMar>
-        </w:tblPrEx>
         <w:trPr>
           <w:cantSplit/>
         </w:trPr>
@@ -19853,12 +18759,6 @@
         </w:tc>
       </w:tr>
       <w:tr>
-        <w:tblPrEx>
-          <w:tblCellMar>
-            <w:top w:w="0" w:type="dxa"/>
-            <w:bottom w:w="0" w:type="dxa"/>
-          </w:tblCellMar>
-        </w:tblPrEx>
         <w:trPr>
           <w:cantSplit/>
         </w:trPr>
@@ -19946,12 +18846,6 @@
         <w:gridCol w:w="6926"/>
       </w:tblGrid>
       <w:tr>
-        <w:tblPrEx>
-          <w:tblCellMar>
-            <w:top w:w="0" w:type="dxa"/>
-            <w:bottom w:w="0" w:type="dxa"/>
-          </w:tblCellMar>
-        </w:tblPrEx>
         <w:trPr>
           <w:cantSplit/>
         </w:trPr>
@@ -19985,19 +18879,12 @@
                 <w:bCs/>
                 <w:color w:val="FFFFFF"/>
               </w:rPr>
-              <w:lastRenderedPageBreak/>
               <w:t>HU08 – Ver reseñas y calificación</w:t>
             </w:r>
           </w:p>
         </w:tc>
       </w:tr>
       <w:tr>
-        <w:tblPrEx>
-          <w:tblCellMar>
-            <w:top w:w="0" w:type="dxa"/>
-            <w:bottom w:w="0" w:type="dxa"/>
-          </w:tblCellMar>
-        </w:tblPrEx>
         <w:trPr>
           <w:cantSplit/>
         </w:trPr>
@@ -20062,12 +18949,6 @@
         </w:tc>
       </w:tr>
       <w:tr>
-        <w:tblPrEx>
-          <w:tblCellMar>
-            <w:top w:w="0" w:type="dxa"/>
-            <w:bottom w:w="0" w:type="dxa"/>
-          </w:tblCellMar>
-        </w:tblPrEx>
         <w:trPr>
           <w:cantSplit/>
         </w:trPr>
@@ -20132,12 +19013,6 @@
         </w:tc>
       </w:tr>
       <w:tr>
-        <w:tblPrEx>
-          <w:tblCellMar>
-            <w:top w:w="0" w:type="dxa"/>
-            <w:bottom w:w="0" w:type="dxa"/>
-          </w:tblCellMar>
-        </w:tblPrEx>
         <w:trPr>
           <w:cantSplit/>
         </w:trPr>
@@ -20229,12 +19104,6 @@
         </w:tc>
       </w:tr>
       <w:tr>
-        <w:tblPrEx>
-          <w:tblCellMar>
-            <w:top w:w="0" w:type="dxa"/>
-            <w:bottom w:w="0" w:type="dxa"/>
-          </w:tblCellMar>
-        </w:tblPrEx>
         <w:trPr>
           <w:cantSplit/>
         </w:trPr>
@@ -20299,12 +19168,6 @@
         </w:tc>
       </w:tr>
       <w:tr>
-        <w:tblPrEx>
-          <w:tblCellMar>
-            <w:top w:w="0" w:type="dxa"/>
-            <w:bottom w:w="0" w:type="dxa"/>
-          </w:tblCellMar>
-        </w:tblPrEx>
         <w:trPr>
           <w:cantSplit/>
         </w:trPr>
@@ -20369,12 +19232,6 @@
         </w:tc>
       </w:tr>
       <w:tr>
-        <w:tblPrEx>
-          <w:tblCellMar>
-            <w:top w:w="0" w:type="dxa"/>
-            <w:bottom w:w="0" w:type="dxa"/>
-          </w:tblCellMar>
-        </w:tblPrEx>
         <w:trPr>
           <w:cantSplit/>
         </w:trPr>
@@ -20439,12 +19296,6 @@
         </w:tc>
       </w:tr>
       <w:tr>
-        <w:tblPrEx>
-          <w:tblCellMar>
-            <w:top w:w="0" w:type="dxa"/>
-            <w:bottom w:w="0" w:type="dxa"/>
-          </w:tblCellMar>
-        </w:tblPrEx>
         <w:trPr>
           <w:cantSplit/>
         </w:trPr>
@@ -20509,12 +19360,6 @@
         </w:tc>
       </w:tr>
       <w:tr>
-        <w:tblPrEx>
-          <w:tblCellMar>
-            <w:top w:w="0" w:type="dxa"/>
-            <w:bottom w:w="0" w:type="dxa"/>
-          </w:tblCellMar>
-        </w:tblPrEx>
         <w:trPr>
           <w:cantSplit/>
         </w:trPr>
@@ -20643,12 +19488,6 @@
         </w:tc>
       </w:tr>
       <w:tr>
-        <w:tblPrEx>
-          <w:tblCellMar>
-            <w:top w:w="0" w:type="dxa"/>
-            <w:bottom w:w="0" w:type="dxa"/>
-          </w:tblCellMar>
-        </w:tblPrEx>
         <w:trPr>
           <w:cantSplit/>
         </w:trPr>
@@ -20718,9 +19557,8 @@
       <w:pPr>
         <w:pStyle w:val="Ttulo2"/>
       </w:pPr>
-      <w:bookmarkStart w:id="18" w:name="_Toc241941017"/>
+      <w:bookmarkStart w:id="18" w:name="_Toc242461871"/>
       <w:r>
-        <w:lastRenderedPageBreak/>
         <w:t>5.2 EP02 – Carrito de compras</w:t>
       </w:r>
       <w:bookmarkEnd w:id="18"/>
@@ -20747,12 +19585,6 @@
         <w:gridCol w:w="6926"/>
       </w:tblGrid>
       <w:tr>
-        <w:tblPrEx>
-          <w:tblCellMar>
-            <w:top w:w="0" w:type="dxa"/>
-            <w:bottom w:w="0" w:type="dxa"/>
-          </w:tblCellMar>
-        </w:tblPrEx>
         <w:trPr>
           <w:cantSplit/>
         </w:trPr>
@@ -20792,12 +19624,6 @@
         </w:tc>
       </w:tr>
       <w:tr>
-        <w:tblPrEx>
-          <w:tblCellMar>
-            <w:top w:w="0" w:type="dxa"/>
-            <w:bottom w:w="0" w:type="dxa"/>
-          </w:tblCellMar>
-        </w:tblPrEx>
         <w:trPr>
           <w:cantSplit/>
         </w:trPr>
@@ -20862,12 +19688,6 @@
         </w:tc>
       </w:tr>
       <w:tr>
-        <w:tblPrEx>
-          <w:tblCellMar>
-            <w:top w:w="0" w:type="dxa"/>
-            <w:bottom w:w="0" w:type="dxa"/>
-          </w:tblCellMar>
-        </w:tblPrEx>
         <w:trPr>
           <w:cantSplit/>
         </w:trPr>
@@ -20932,12 +19752,6 @@
         </w:tc>
       </w:tr>
       <w:tr>
-        <w:tblPrEx>
-          <w:tblCellMar>
-            <w:top w:w="0" w:type="dxa"/>
-            <w:bottom w:w="0" w:type="dxa"/>
-          </w:tblCellMar>
-        </w:tblPrEx>
         <w:trPr>
           <w:cantSplit/>
         </w:trPr>
@@ -21029,12 +19843,6 @@
         </w:tc>
       </w:tr>
       <w:tr>
-        <w:tblPrEx>
-          <w:tblCellMar>
-            <w:top w:w="0" w:type="dxa"/>
-            <w:bottom w:w="0" w:type="dxa"/>
-          </w:tblCellMar>
-        </w:tblPrEx>
         <w:trPr>
           <w:cantSplit/>
         </w:trPr>
@@ -21099,12 +19907,6 @@
         </w:tc>
       </w:tr>
       <w:tr>
-        <w:tblPrEx>
-          <w:tblCellMar>
-            <w:top w:w="0" w:type="dxa"/>
-            <w:bottom w:w="0" w:type="dxa"/>
-          </w:tblCellMar>
-        </w:tblPrEx>
         <w:trPr>
           <w:cantSplit/>
         </w:trPr>
@@ -21169,12 +19971,6 @@
         </w:tc>
       </w:tr>
       <w:tr>
-        <w:tblPrEx>
-          <w:tblCellMar>
-            <w:top w:w="0" w:type="dxa"/>
-            <w:bottom w:w="0" w:type="dxa"/>
-          </w:tblCellMar>
-        </w:tblPrEx>
         <w:trPr>
           <w:cantSplit/>
         </w:trPr>
@@ -21239,12 +20035,6 @@
         </w:tc>
       </w:tr>
       <w:tr>
-        <w:tblPrEx>
-          <w:tblCellMar>
-            <w:top w:w="0" w:type="dxa"/>
-            <w:bottom w:w="0" w:type="dxa"/>
-          </w:tblCellMar>
-        </w:tblPrEx>
         <w:trPr>
           <w:cantSplit/>
         </w:trPr>
@@ -21309,12 +20099,6 @@
         </w:tc>
       </w:tr>
       <w:tr>
-        <w:tblPrEx>
-          <w:tblCellMar>
-            <w:top w:w="0" w:type="dxa"/>
-            <w:bottom w:w="0" w:type="dxa"/>
-          </w:tblCellMar>
-        </w:tblPrEx>
         <w:trPr>
           <w:cantSplit/>
         </w:trPr>
@@ -21480,12 +20264,6 @@
         </w:tc>
       </w:tr>
       <w:tr>
-        <w:tblPrEx>
-          <w:tblCellMar>
-            <w:top w:w="0" w:type="dxa"/>
-            <w:bottom w:w="0" w:type="dxa"/>
-          </w:tblCellMar>
-        </w:tblPrEx>
         <w:trPr>
           <w:cantSplit/>
         </w:trPr>
@@ -21573,12 +20351,6 @@
         <w:gridCol w:w="6926"/>
       </w:tblGrid>
       <w:tr>
-        <w:tblPrEx>
-          <w:tblCellMar>
-            <w:top w:w="0" w:type="dxa"/>
-            <w:bottom w:w="0" w:type="dxa"/>
-          </w:tblCellMar>
-        </w:tblPrEx>
         <w:trPr>
           <w:cantSplit/>
         </w:trPr>
@@ -21612,19 +20384,12 @@
                 <w:bCs/>
                 <w:color w:val="FFFFFF"/>
               </w:rPr>
-              <w:lastRenderedPageBreak/>
               <w:t>HU10 – Ver el carrito de compras</w:t>
             </w:r>
           </w:p>
         </w:tc>
       </w:tr>
       <w:tr>
-        <w:tblPrEx>
-          <w:tblCellMar>
-            <w:top w:w="0" w:type="dxa"/>
-            <w:bottom w:w="0" w:type="dxa"/>
-          </w:tblCellMar>
-        </w:tblPrEx>
         <w:trPr>
           <w:cantSplit/>
         </w:trPr>
@@ -21689,12 +20454,6 @@
         </w:tc>
       </w:tr>
       <w:tr>
-        <w:tblPrEx>
-          <w:tblCellMar>
-            <w:top w:w="0" w:type="dxa"/>
-            <w:bottom w:w="0" w:type="dxa"/>
-          </w:tblCellMar>
-        </w:tblPrEx>
         <w:trPr>
           <w:cantSplit/>
         </w:trPr>
@@ -21759,12 +20518,6 @@
         </w:tc>
       </w:tr>
       <w:tr>
-        <w:tblPrEx>
-          <w:tblCellMar>
-            <w:top w:w="0" w:type="dxa"/>
-            <w:bottom w:w="0" w:type="dxa"/>
-          </w:tblCellMar>
-        </w:tblPrEx>
         <w:trPr>
           <w:cantSplit/>
         </w:trPr>
@@ -21856,12 +20609,6 @@
         </w:tc>
       </w:tr>
       <w:tr>
-        <w:tblPrEx>
-          <w:tblCellMar>
-            <w:top w:w="0" w:type="dxa"/>
-            <w:bottom w:w="0" w:type="dxa"/>
-          </w:tblCellMar>
-        </w:tblPrEx>
         <w:trPr>
           <w:cantSplit/>
         </w:trPr>
@@ -21926,12 +20673,6 @@
         </w:tc>
       </w:tr>
       <w:tr>
-        <w:tblPrEx>
-          <w:tblCellMar>
-            <w:top w:w="0" w:type="dxa"/>
-            <w:bottom w:w="0" w:type="dxa"/>
-          </w:tblCellMar>
-        </w:tblPrEx>
         <w:trPr>
           <w:cantSplit/>
         </w:trPr>
@@ -21996,12 +20737,6 @@
         </w:tc>
       </w:tr>
       <w:tr>
-        <w:tblPrEx>
-          <w:tblCellMar>
-            <w:top w:w="0" w:type="dxa"/>
-            <w:bottom w:w="0" w:type="dxa"/>
-          </w:tblCellMar>
-        </w:tblPrEx>
         <w:trPr>
           <w:cantSplit/>
         </w:trPr>
@@ -22066,12 +20801,6 @@
         </w:tc>
       </w:tr>
       <w:tr>
-        <w:tblPrEx>
-          <w:tblCellMar>
-            <w:top w:w="0" w:type="dxa"/>
-            <w:bottom w:w="0" w:type="dxa"/>
-          </w:tblCellMar>
-        </w:tblPrEx>
         <w:trPr>
           <w:cantSplit/>
         </w:trPr>
@@ -22136,12 +20865,6 @@
         </w:tc>
       </w:tr>
       <w:tr>
-        <w:tblPrEx>
-          <w:tblCellMar>
-            <w:top w:w="0" w:type="dxa"/>
-            <w:bottom w:w="0" w:type="dxa"/>
-          </w:tblCellMar>
-        </w:tblPrEx>
         <w:trPr>
           <w:cantSplit/>
         </w:trPr>
@@ -22270,12 +20993,6 @@
         </w:tc>
       </w:tr>
       <w:tr>
-        <w:tblPrEx>
-          <w:tblCellMar>
-            <w:top w:w="0" w:type="dxa"/>
-            <w:bottom w:w="0" w:type="dxa"/>
-          </w:tblCellMar>
-        </w:tblPrEx>
         <w:trPr>
           <w:cantSplit/>
         </w:trPr>
@@ -22363,12 +21080,6 @@
         <w:gridCol w:w="6926"/>
       </w:tblGrid>
       <w:tr>
-        <w:tblPrEx>
-          <w:tblCellMar>
-            <w:top w:w="0" w:type="dxa"/>
-            <w:bottom w:w="0" w:type="dxa"/>
-          </w:tblCellMar>
-        </w:tblPrEx>
         <w:trPr>
           <w:cantSplit/>
         </w:trPr>
@@ -22402,19 +21113,12 @@
                 <w:bCs/>
                 <w:color w:val="FFFFFF"/>
               </w:rPr>
-              <w:lastRenderedPageBreak/>
               <w:t>HU11 – Modificar cantidad en el carrito</w:t>
             </w:r>
           </w:p>
         </w:tc>
       </w:tr>
       <w:tr>
-        <w:tblPrEx>
-          <w:tblCellMar>
-            <w:top w:w="0" w:type="dxa"/>
-            <w:bottom w:w="0" w:type="dxa"/>
-          </w:tblCellMar>
-        </w:tblPrEx>
         <w:trPr>
           <w:cantSplit/>
         </w:trPr>
@@ -22479,12 +21183,6 @@
         </w:tc>
       </w:tr>
       <w:tr>
-        <w:tblPrEx>
-          <w:tblCellMar>
-            <w:top w:w="0" w:type="dxa"/>
-            <w:bottom w:w="0" w:type="dxa"/>
-          </w:tblCellMar>
-        </w:tblPrEx>
         <w:trPr>
           <w:cantSplit/>
         </w:trPr>
@@ -22549,12 +21247,6 @@
         </w:tc>
       </w:tr>
       <w:tr>
-        <w:tblPrEx>
-          <w:tblCellMar>
-            <w:top w:w="0" w:type="dxa"/>
-            <w:bottom w:w="0" w:type="dxa"/>
-          </w:tblCellMar>
-        </w:tblPrEx>
         <w:trPr>
           <w:cantSplit/>
         </w:trPr>
@@ -22646,12 +21338,6 @@
         </w:tc>
       </w:tr>
       <w:tr>
-        <w:tblPrEx>
-          <w:tblCellMar>
-            <w:top w:w="0" w:type="dxa"/>
-            <w:bottom w:w="0" w:type="dxa"/>
-          </w:tblCellMar>
-        </w:tblPrEx>
         <w:trPr>
           <w:cantSplit/>
         </w:trPr>
@@ -22716,12 +21402,6 @@
         </w:tc>
       </w:tr>
       <w:tr>
-        <w:tblPrEx>
-          <w:tblCellMar>
-            <w:top w:w="0" w:type="dxa"/>
-            <w:bottom w:w="0" w:type="dxa"/>
-          </w:tblCellMar>
-        </w:tblPrEx>
         <w:trPr>
           <w:cantSplit/>
         </w:trPr>
@@ -22786,12 +21466,6 @@
         </w:tc>
       </w:tr>
       <w:tr>
-        <w:tblPrEx>
-          <w:tblCellMar>
-            <w:top w:w="0" w:type="dxa"/>
-            <w:bottom w:w="0" w:type="dxa"/>
-          </w:tblCellMar>
-        </w:tblPrEx>
         <w:trPr>
           <w:cantSplit/>
         </w:trPr>
@@ -22856,12 +21530,6 @@
         </w:tc>
       </w:tr>
       <w:tr>
-        <w:tblPrEx>
-          <w:tblCellMar>
-            <w:top w:w="0" w:type="dxa"/>
-            <w:bottom w:w="0" w:type="dxa"/>
-          </w:tblCellMar>
-        </w:tblPrEx>
         <w:trPr>
           <w:cantSplit/>
         </w:trPr>
@@ -22926,12 +21594,6 @@
         </w:tc>
       </w:tr>
       <w:tr>
-        <w:tblPrEx>
-          <w:tblCellMar>
-            <w:top w:w="0" w:type="dxa"/>
-            <w:bottom w:w="0" w:type="dxa"/>
-          </w:tblCellMar>
-        </w:tblPrEx>
         <w:trPr>
           <w:cantSplit/>
         </w:trPr>
@@ -23097,12 +21759,6 @@
         </w:tc>
       </w:tr>
       <w:tr>
-        <w:tblPrEx>
-          <w:tblCellMar>
-            <w:top w:w="0" w:type="dxa"/>
-            <w:bottom w:w="0" w:type="dxa"/>
-          </w:tblCellMar>
-        </w:tblPrEx>
         <w:trPr>
           <w:cantSplit/>
         </w:trPr>
@@ -23190,12 +21846,6 @@
         <w:gridCol w:w="6926"/>
       </w:tblGrid>
       <w:tr>
-        <w:tblPrEx>
-          <w:tblCellMar>
-            <w:top w:w="0" w:type="dxa"/>
-            <w:bottom w:w="0" w:type="dxa"/>
-          </w:tblCellMar>
-        </w:tblPrEx>
         <w:trPr>
           <w:cantSplit/>
         </w:trPr>
@@ -23229,19 +21879,12 @@
                 <w:bCs/>
                 <w:color w:val="FFFFFF"/>
               </w:rPr>
-              <w:lastRenderedPageBreak/>
               <w:t>HU12 – Eliminar producto del carrito</w:t>
             </w:r>
           </w:p>
         </w:tc>
       </w:tr>
       <w:tr>
-        <w:tblPrEx>
-          <w:tblCellMar>
-            <w:top w:w="0" w:type="dxa"/>
-            <w:bottom w:w="0" w:type="dxa"/>
-          </w:tblCellMar>
-        </w:tblPrEx>
         <w:trPr>
           <w:cantSplit/>
         </w:trPr>
@@ -23306,12 +21949,6 @@
         </w:tc>
       </w:tr>
       <w:tr>
-        <w:tblPrEx>
-          <w:tblCellMar>
-            <w:top w:w="0" w:type="dxa"/>
-            <w:bottom w:w="0" w:type="dxa"/>
-          </w:tblCellMar>
-        </w:tblPrEx>
         <w:trPr>
           <w:cantSplit/>
         </w:trPr>
@@ -23376,12 +22013,6 @@
         </w:tc>
       </w:tr>
       <w:tr>
-        <w:tblPrEx>
-          <w:tblCellMar>
-            <w:top w:w="0" w:type="dxa"/>
-            <w:bottom w:w="0" w:type="dxa"/>
-          </w:tblCellMar>
-        </w:tblPrEx>
         <w:trPr>
           <w:cantSplit/>
         </w:trPr>
@@ -23473,12 +22104,6 @@
         </w:tc>
       </w:tr>
       <w:tr>
-        <w:tblPrEx>
-          <w:tblCellMar>
-            <w:top w:w="0" w:type="dxa"/>
-            <w:bottom w:w="0" w:type="dxa"/>
-          </w:tblCellMar>
-        </w:tblPrEx>
         <w:trPr>
           <w:cantSplit/>
         </w:trPr>
@@ -23543,12 +22168,6 @@
         </w:tc>
       </w:tr>
       <w:tr>
-        <w:tblPrEx>
-          <w:tblCellMar>
-            <w:top w:w="0" w:type="dxa"/>
-            <w:bottom w:w="0" w:type="dxa"/>
-          </w:tblCellMar>
-        </w:tblPrEx>
         <w:trPr>
           <w:cantSplit/>
         </w:trPr>
@@ -23613,12 +22232,6 @@
         </w:tc>
       </w:tr>
       <w:tr>
-        <w:tblPrEx>
-          <w:tblCellMar>
-            <w:top w:w="0" w:type="dxa"/>
-            <w:bottom w:w="0" w:type="dxa"/>
-          </w:tblCellMar>
-        </w:tblPrEx>
         <w:trPr>
           <w:cantSplit/>
         </w:trPr>
@@ -23683,12 +22296,6 @@
         </w:tc>
       </w:tr>
       <w:tr>
-        <w:tblPrEx>
-          <w:tblCellMar>
-            <w:top w:w="0" w:type="dxa"/>
-            <w:bottom w:w="0" w:type="dxa"/>
-          </w:tblCellMar>
-        </w:tblPrEx>
         <w:trPr>
           <w:cantSplit/>
         </w:trPr>
@@ -23753,12 +22360,6 @@
         </w:tc>
       </w:tr>
       <w:tr>
-        <w:tblPrEx>
-          <w:tblCellMar>
-            <w:top w:w="0" w:type="dxa"/>
-            <w:bottom w:w="0" w:type="dxa"/>
-          </w:tblCellMar>
-        </w:tblPrEx>
         <w:trPr>
           <w:cantSplit/>
         </w:trPr>
@@ -23887,12 +22488,6 @@
         </w:tc>
       </w:tr>
       <w:tr>
-        <w:tblPrEx>
-          <w:tblCellMar>
-            <w:top w:w="0" w:type="dxa"/>
-            <w:bottom w:w="0" w:type="dxa"/>
-          </w:tblCellMar>
-        </w:tblPrEx>
         <w:trPr>
           <w:cantSplit/>
         </w:trPr>
@@ -23980,12 +22575,6 @@
         <w:gridCol w:w="6926"/>
       </w:tblGrid>
       <w:tr>
-        <w:tblPrEx>
-          <w:tblCellMar>
-            <w:top w:w="0" w:type="dxa"/>
-            <w:bottom w:w="0" w:type="dxa"/>
-          </w:tblCellMar>
-        </w:tblPrEx>
         <w:trPr>
           <w:cantSplit/>
         </w:trPr>
@@ -24025,12 +22614,6 @@
         </w:tc>
       </w:tr>
       <w:tr>
-        <w:tblPrEx>
-          <w:tblCellMar>
-            <w:top w:w="0" w:type="dxa"/>
-            <w:bottom w:w="0" w:type="dxa"/>
-          </w:tblCellMar>
-        </w:tblPrEx>
         <w:trPr>
           <w:cantSplit/>
         </w:trPr>
@@ -24095,12 +22678,6 @@
         </w:tc>
       </w:tr>
       <w:tr>
-        <w:tblPrEx>
-          <w:tblCellMar>
-            <w:top w:w="0" w:type="dxa"/>
-            <w:bottom w:w="0" w:type="dxa"/>
-          </w:tblCellMar>
-        </w:tblPrEx>
         <w:trPr>
           <w:cantSplit/>
         </w:trPr>
@@ -24165,12 +22742,6 @@
         </w:tc>
       </w:tr>
       <w:tr>
-        <w:tblPrEx>
-          <w:tblCellMar>
-            <w:top w:w="0" w:type="dxa"/>
-            <w:bottom w:w="0" w:type="dxa"/>
-          </w:tblCellMar>
-        </w:tblPrEx>
         <w:trPr>
           <w:cantSplit/>
         </w:trPr>
@@ -24262,12 +22833,6 @@
         </w:tc>
       </w:tr>
       <w:tr>
-        <w:tblPrEx>
-          <w:tblCellMar>
-            <w:top w:w="0" w:type="dxa"/>
-            <w:bottom w:w="0" w:type="dxa"/>
-          </w:tblCellMar>
-        </w:tblPrEx>
         <w:trPr>
           <w:cantSplit/>
         </w:trPr>
@@ -24332,12 +22897,6 @@
         </w:tc>
       </w:tr>
       <w:tr>
-        <w:tblPrEx>
-          <w:tblCellMar>
-            <w:top w:w="0" w:type="dxa"/>
-            <w:bottom w:w="0" w:type="dxa"/>
-          </w:tblCellMar>
-        </w:tblPrEx>
         <w:trPr>
           <w:cantSplit/>
         </w:trPr>
@@ -24402,12 +22961,6 @@
         </w:tc>
       </w:tr>
       <w:tr>
-        <w:tblPrEx>
-          <w:tblCellMar>
-            <w:top w:w="0" w:type="dxa"/>
-            <w:bottom w:w="0" w:type="dxa"/>
-          </w:tblCellMar>
-        </w:tblPrEx>
         <w:trPr>
           <w:cantSplit/>
         </w:trPr>
@@ -24472,12 +23025,6 @@
         </w:tc>
       </w:tr>
       <w:tr>
-        <w:tblPrEx>
-          <w:tblCellMar>
-            <w:top w:w="0" w:type="dxa"/>
-            <w:bottom w:w="0" w:type="dxa"/>
-          </w:tblCellMar>
-        </w:tblPrEx>
         <w:trPr>
           <w:cantSplit/>
         </w:trPr>
@@ -24542,12 +23089,6 @@
         </w:tc>
       </w:tr>
       <w:tr>
-        <w:tblPrEx>
-          <w:tblCellMar>
-            <w:top w:w="0" w:type="dxa"/>
-            <w:bottom w:w="0" w:type="dxa"/>
-          </w:tblCellMar>
-        </w:tblPrEx>
         <w:trPr>
           <w:cantSplit/>
         </w:trPr>
@@ -24676,12 +23217,6 @@
         </w:tc>
       </w:tr>
       <w:tr>
-        <w:tblPrEx>
-          <w:tblCellMar>
-            <w:top w:w="0" w:type="dxa"/>
-            <w:bottom w:w="0" w:type="dxa"/>
-          </w:tblCellMar>
-        </w:tblPrEx>
         <w:trPr>
           <w:cantSplit/>
         </w:trPr>
@@ -24769,12 +23304,6 @@
         <w:gridCol w:w="6926"/>
       </w:tblGrid>
       <w:tr>
-        <w:tblPrEx>
-          <w:tblCellMar>
-            <w:top w:w="0" w:type="dxa"/>
-            <w:bottom w:w="0" w:type="dxa"/>
-          </w:tblCellMar>
-        </w:tblPrEx>
         <w:trPr>
           <w:cantSplit/>
         </w:trPr>
@@ -24814,12 +23343,6 @@
         </w:tc>
       </w:tr>
       <w:tr>
-        <w:tblPrEx>
-          <w:tblCellMar>
-            <w:top w:w="0" w:type="dxa"/>
-            <w:bottom w:w="0" w:type="dxa"/>
-          </w:tblCellMar>
-        </w:tblPrEx>
         <w:trPr>
           <w:cantSplit/>
         </w:trPr>
@@ -24884,12 +23407,6 @@
         </w:tc>
       </w:tr>
       <w:tr>
-        <w:tblPrEx>
-          <w:tblCellMar>
-            <w:top w:w="0" w:type="dxa"/>
-            <w:bottom w:w="0" w:type="dxa"/>
-          </w:tblCellMar>
-        </w:tblPrEx>
         <w:trPr>
           <w:cantSplit/>
         </w:trPr>
@@ -24954,12 +23471,6 @@
         </w:tc>
       </w:tr>
       <w:tr>
-        <w:tblPrEx>
-          <w:tblCellMar>
-            <w:top w:w="0" w:type="dxa"/>
-            <w:bottom w:w="0" w:type="dxa"/>
-          </w:tblCellMar>
-        </w:tblPrEx>
         <w:trPr>
           <w:cantSplit/>
         </w:trPr>
@@ -25051,12 +23562,6 @@
         </w:tc>
       </w:tr>
       <w:tr>
-        <w:tblPrEx>
-          <w:tblCellMar>
-            <w:top w:w="0" w:type="dxa"/>
-            <w:bottom w:w="0" w:type="dxa"/>
-          </w:tblCellMar>
-        </w:tblPrEx>
         <w:trPr>
           <w:cantSplit/>
         </w:trPr>
@@ -25121,12 +23626,6 @@
         </w:tc>
       </w:tr>
       <w:tr>
-        <w:tblPrEx>
-          <w:tblCellMar>
-            <w:top w:w="0" w:type="dxa"/>
-            <w:bottom w:w="0" w:type="dxa"/>
-          </w:tblCellMar>
-        </w:tblPrEx>
         <w:trPr>
           <w:cantSplit/>
         </w:trPr>
@@ -25191,12 +23690,6 @@
         </w:tc>
       </w:tr>
       <w:tr>
-        <w:tblPrEx>
-          <w:tblCellMar>
-            <w:top w:w="0" w:type="dxa"/>
-            <w:bottom w:w="0" w:type="dxa"/>
-          </w:tblCellMar>
-        </w:tblPrEx>
         <w:trPr>
           <w:cantSplit/>
         </w:trPr>
@@ -25261,12 +23754,6 @@
         </w:tc>
       </w:tr>
       <w:tr>
-        <w:tblPrEx>
-          <w:tblCellMar>
-            <w:top w:w="0" w:type="dxa"/>
-            <w:bottom w:w="0" w:type="dxa"/>
-          </w:tblCellMar>
-        </w:tblPrEx>
         <w:trPr>
           <w:cantSplit/>
         </w:trPr>
@@ -25331,12 +23818,6 @@
         </w:tc>
       </w:tr>
       <w:tr>
-        <w:tblPrEx>
-          <w:tblCellMar>
-            <w:top w:w="0" w:type="dxa"/>
-            <w:bottom w:w="0" w:type="dxa"/>
-          </w:tblCellMar>
-        </w:tblPrEx>
         <w:trPr>
           <w:cantSplit/>
         </w:trPr>
@@ -25465,12 +23946,6 @@
         </w:tc>
       </w:tr>
       <w:tr>
-        <w:tblPrEx>
-          <w:tblCellMar>
-            <w:top w:w="0" w:type="dxa"/>
-            <w:bottom w:w="0" w:type="dxa"/>
-          </w:tblCellMar>
-        </w:tblPrEx>
         <w:trPr>
           <w:cantSplit/>
         </w:trPr>
@@ -25558,12 +24033,6 @@
         <w:gridCol w:w="6926"/>
       </w:tblGrid>
       <w:tr>
-        <w:tblPrEx>
-          <w:tblCellMar>
-            <w:top w:w="0" w:type="dxa"/>
-            <w:bottom w:w="0" w:type="dxa"/>
-          </w:tblCellMar>
-        </w:tblPrEx>
         <w:trPr>
           <w:cantSplit/>
         </w:trPr>
@@ -25597,19 +24066,12 @@
                 <w:bCs/>
                 <w:color w:val="FFFFFF"/>
               </w:rPr>
-              <w:lastRenderedPageBreak/>
               <w:t>HU15 – Aplicar cupón de descuento</w:t>
             </w:r>
           </w:p>
         </w:tc>
       </w:tr>
       <w:tr>
-        <w:tblPrEx>
-          <w:tblCellMar>
-            <w:top w:w="0" w:type="dxa"/>
-            <w:bottom w:w="0" w:type="dxa"/>
-          </w:tblCellMar>
-        </w:tblPrEx>
         <w:trPr>
           <w:cantSplit/>
         </w:trPr>
@@ -25674,12 +24136,6 @@
         </w:tc>
       </w:tr>
       <w:tr>
-        <w:tblPrEx>
-          <w:tblCellMar>
-            <w:top w:w="0" w:type="dxa"/>
-            <w:bottom w:w="0" w:type="dxa"/>
-          </w:tblCellMar>
-        </w:tblPrEx>
         <w:trPr>
           <w:cantSplit/>
         </w:trPr>
@@ -25744,12 +24200,6 @@
         </w:tc>
       </w:tr>
       <w:tr>
-        <w:tblPrEx>
-          <w:tblCellMar>
-            <w:top w:w="0" w:type="dxa"/>
-            <w:bottom w:w="0" w:type="dxa"/>
-          </w:tblCellMar>
-        </w:tblPrEx>
         <w:trPr>
           <w:cantSplit/>
         </w:trPr>
@@ -25841,12 +24291,6 @@
         </w:tc>
       </w:tr>
       <w:tr>
-        <w:tblPrEx>
-          <w:tblCellMar>
-            <w:top w:w="0" w:type="dxa"/>
-            <w:bottom w:w="0" w:type="dxa"/>
-          </w:tblCellMar>
-        </w:tblPrEx>
         <w:trPr>
           <w:cantSplit/>
         </w:trPr>
@@ -25911,12 +24355,6 @@
         </w:tc>
       </w:tr>
       <w:tr>
-        <w:tblPrEx>
-          <w:tblCellMar>
-            <w:top w:w="0" w:type="dxa"/>
-            <w:bottom w:w="0" w:type="dxa"/>
-          </w:tblCellMar>
-        </w:tblPrEx>
         <w:trPr>
           <w:cantSplit/>
         </w:trPr>
@@ -25981,12 +24419,6 @@
         </w:tc>
       </w:tr>
       <w:tr>
-        <w:tblPrEx>
-          <w:tblCellMar>
-            <w:top w:w="0" w:type="dxa"/>
-            <w:bottom w:w="0" w:type="dxa"/>
-          </w:tblCellMar>
-        </w:tblPrEx>
         <w:trPr>
           <w:cantSplit/>
         </w:trPr>
@@ -26051,12 +24483,6 @@
         </w:tc>
       </w:tr>
       <w:tr>
-        <w:tblPrEx>
-          <w:tblCellMar>
-            <w:top w:w="0" w:type="dxa"/>
-            <w:bottom w:w="0" w:type="dxa"/>
-          </w:tblCellMar>
-        </w:tblPrEx>
         <w:trPr>
           <w:cantSplit/>
         </w:trPr>
@@ -26121,12 +24547,6 @@
         </w:tc>
       </w:tr>
       <w:tr>
-        <w:tblPrEx>
-          <w:tblCellMar>
-            <w:top w:w="0" w:type="dxa"/>
-            <w:bottom w:w="0" w:type="dxa"/>
-          </w:tblCellMar>
-        </w:tblPrEx>
         <w:trPr>
           <w:cantSplit/>
         </w:trPr>
@@ -26292,12 +24712,6 @@
         </w:tc>
       </w:tr>
       <w:tr>
-        <w:tblPrEx>
-          <w:tblCellMar>
-            <w:top w:w="0" w:type="dxa"/>
-            <w:bottom w:w="0" w:type="dxa"/>
-          </w:tblCellMar>
-        </w:tblPrEx>
         <w:trPr>
           <w:cantSplit/>
         </w:trPr>
@@ -26385,12 +24799,6 @@
         <w:gridCol w:w="6926"/>
       </w:tblGrid>
       <w:tr>
-        <w:tblPrEx>
-          <w:tblCellMar>
-            <w:top w:w="0" w:type="dxa"/>
-            <w:bottom w:w="0" w:type="dxa"/>
-          </w:tblCellMar>
-        </w:tblPrEx>
         <w:trPr>
           <w:cantSplit/>
         </w:trPr>
@@ -26424,19 +24832,12 @@
                 <w:bCs/>
                 <w:color w:val="FFFFFF"/>
               </w:rPr>
-              <w:lastRenderedPageBreak/>
               <w:t>HU16 – Persistencia del carrito</w:t>
             </w:r>
           </w:p>
         </w:tc>
       </w:tr>
       <w:tr>
-        <w:tblPrEx>
-          <w:tblCellMar>
-            <w:top w:w="0" w:type="dxa"/>
-            <w:bottom w:w="0" w:type="dxa"/>
-          </w:tblCellMar>
-        </w:tblPrEx>
         <w:trPr>
           <w:cantSplit/>
         </w:trPr>
@@ -26501,12 +24902,6 @@
         </w:tc>
       </w:tr>
       <w:tr>
-        <w:tblPrEx>
-          <w:tblCellMar>
-            <w:top w:w="0" w:type="dxa"/>
-            <w:bottom w:w="0" w:type="dxa"/>
-          </w:tblCellMar>
-        </w:tblPrEx>
         <w:trPr>
           <w:cantSplit/>
         </w:trPr>
@@ -26571,12 +24966,6 @@
         </w:tc>
       </w:tr>
       <w:tr>
-        <w:tblPrEx>
-          <w:tblCellMar>
-            <w:top w:w="0" w:type="dxa"/>
-            <w:bottom w:w="0" w:type="dxa"/>
-          </w:tblCellMar>
-        </w:tblPrEx>
         <w:trPr>
           <w:cantSplit/>
         </w:trPr>
@@ -26668,12 +25057,6 @@
         </w:tc>
       </w:tr>
       <w:tr>
-        <w:tblPrEx>
-          <w:tblCellMar>
-            <w:top w:w="0" w:type="dxa"/>
-            <w:bottom w:w="0" w:type="dxa"/>
-          </w:tblCellMar>
-        </w:tblPrEx>
         <w:trPr>
           <w:cantSplit/>
         </w:trPr>
@@ -26738,12 +25121,6 @@
         </w:tc>
       </w:tr>
       <w:tr>
-        <w:tblPrEx>
-          <w:tblCellMar>
-            <w:top w:w="0" w:type="dxa"/>
-            <w:bottom w:w="0" w:type="dxa"/>
-          </w:tblCellMar>
-        </w:tblPrEx>
         <w:trPr>
           <w:cantSplit/>
         </w:trPr>
@@ -26808,12 +25185,6 @@
         </w:tc>
       </w:tr>
       <w:tr>
-        <w:tblPrEx>
-          <w:tblCellMar>
-            <w:top w:w="0" w:type="dxa"/>
-            <w:bottom w:w="0" w:type="dxa"/>
-          </w:tblCellMar>
-        </w:tblPrEx>
         <w:trPr>
           <w:cantSplit/>
         </w:trPr>
@@ -26878,12 +25249,6 @@
         </w:tc>
       </w:tr>
       <w:tr>
-        <w:tblPrEx>
-          <w:tblCellMar>
-            <w:top w:w="0" w:type="dxa"/>
-            <w:bottom w:w="0" w:type="dxa"/>
-          </w:tblCellMar>
-        </w:tblPrEx>
         <w:trPr>
           <w:cantSplit/>
         </w:trPr>
@@ -26948,12 +25313,6 @@
         </w:tc>
       </w:tr>
       <w:tr>
-        <w:tblPrEx>
-          <w:tblCellMar>
-            <w:top w:w="0" w:type="dxa"/>
-            <w:bottom w:w="0" w:type="dxa"/>
-          </w:tblCellMar>
-        </w:tblPrEx>
         <w:trPr>
           <w:cantSplit/>
         </w:trPr>
@@ -27082,12 +25441,6 @@
         </w:tc>
       </w:tr>
       <w:tr>
-        <w:tblPrEx>
-          <w:tblCellMar>
-            <w:top w:w="0" w:type="dxa"/>
-            <w:bottom w:w="0" w:type="dxa"/>
-          </w:tblCellMar>
-        </w:tblPrEx>
         <w:trPr>
           <w:cantSplit/>
         </w:trPr>
@@ -27175,12 +25528,6 @@
         <w:gridCol w:w="6926"/>
       </w:tblGrid>
       <w:tr>
-        <w:tblPrEx>
-          <w:tblCellMar>
-            <w:top w:w="0" w:type="dxa"/>
-            <w:bottom w:w="0" w:type="dxa"/>
-          </w:tblCellMar>
-        </w:tblPrEx>
         <w:trPr>
           <w:cantSplit/>
         </w:trPr>
@@ -27220,12 +25567,6 @@
         </w:tc>
       </w:tr>
       <w:tr>
-        <w:tblPrEx>
-          <w:tblCellMar>
-            <w:top w:w="0" w:type="dxa"/>
-            <w:bottom w:w="0" w:type="dxa"/>
-          </w:tblCellMar>
-        </w:tblPrEx>
         <w:trPr>
           <w:cantSplit/>
         </w:trPr>
@@ -27290,12 +25631,6 @@
         </w:tc>
       </w:tr>
       <w:tr>
-        <w:tblPrEx>
-          <w:tblCellMar>
-            <w:top w:w="0" w:type="dxa"/>
-            <w:bottom w:w="0" w:type="dxa"/>
-          </w:tblCellMar>
-        </w:tblPrEx>
         <w:trPr>
           <w:cantSplit/>
         </w:trPr>
@@ -27360,12 +25695,6 @@
         </w:tc>
       </w:tr>
       <w:tr>
-        <w:tblPrEx>
-          <w:tblCellMar>
-            <w:top w:w="0" w:type="dxa"/>
-            <w:bottom w:w="0" w:type="dxa"/>
-          </w:tblCellMar>
-        </w:tblPrEx>
         <w:trPr>
           <w:cantSplit/>
         </w:trPr>
@@ -27457,12 +25786,6 @@
         </w:tc>
       </w:tr>
       <w:tr>
-        <w:tblPrEx>
-          <w:tblCellMar>
-            <w:top w:w="0" w:type="dxa"/>
-            <w:bottom w:w="0" w:type="dxa"/>
-          </w:tblCellMar>
-        </w:tblPrEx>
         <w:trPr>
           <w:cantSplit/>
         </w:trPr>
@@ -27527,12 +25850,6 @@
         </w:tc>
       </w:tr>
       <w:tr>
-        <w:tblPrEx>
-          <w:tblCellMar>
-            <w:top w:w="0" w:type="dxa"/>
-            <w:bottom w:w="0" w:type="dxa"/>
-          </w:tblCellMar>
-        </w:tblPrEx>
         <w:trPr>
           <w:cantSplit/>
         </w:trPr>
@@ -27597,12 +25914,6 @@
         </w:tc>
       </w:tr>
       <w:tr>
-        <w:tblPrEx>
-          <w:tblCellMar>
-            <w:top w:w="0" w:type="dxa"/>
-            <w:bottom w:w="0" w:type="dxa"/>
-          </w:tblCellMar>
-        </w:tblPrEx>
         <w:trPr>
           <w:cantSplit/>
         </w:trPr>
@@ -27667,12 +25978,6 @@
         </w:tc>
       </w:tr>
       <w:tr>
-        <w:tblPrEx>
-          <w:tblCellMar>
-            <w:top w:w="0" w:type="dxa"/>
-            <w:bottom w:w="0" w:type="dxa"/>
-          </w:tblCellMar>
-        </w:tblPrEx>
         <w:trPr>
           <w:cantSplit/>
         </w:trPr>
@@ -27737,12 +26042,6 @@
         </w:tc>
       </w:tr>
       <w:tr>
-        <w:tblPrEx>
-          <w:tblCellMar>
-            <w:top w:w="0" w:type="dxa"/>
-            <w:bottom w:w="0" w:type="dxa"/>
-          </w:tblCellMar>
-        </w:tblPrEx>
         <w:trPr>
           <w:cantSplit/>
         </w:trPr>
@@ -27871,12 +26170,6 @@
         </w:tc>
       </w:tr>
       <w:tr>
-        <w:tblPrEx>
-          <w:tblCellMar>
-            <w:top w:w="0" w:type="dxa"/>
-            <w:bottom w:w="0" w:type="dxa"/>
-          </w:tblCellMar>
-        </w:tblPrEx>
         <w:trPr>
           <w:cantSplit/>
         </w:trPr>
@@ -27946,9 +26239,8 @@
       <w:pPr>
         <w:pStyle w:val="Ttulo2"/>
       </w:pPr>
-      <w:bookmarkStart w:id="19" w:name="_Toc241941018"/>
+      <w:bookmarkStart w:id="19" w:name="_Toc242461872"/>
       <w:r>
-        <w:lastRenderedPageBreak/>
         <w:t>5.3 EP03 – Cuenta y seguridad</w:t>
       </w:r>
       <w:bookmarkEnd w:id="19"/>
@@ -27975,12 +26267,6 @@
         <w:gridCol w:w="6926"/>
       </w:tblGrid>
       <w:tr>
-        <w:tblPrEx>
-          <w:tblCellMar>
-            <w:top w:w="0" w:type="dxa"/>
-            <w:bottom w:w="0" w:type="dxa"/>
-          </w:tblCellMar>
-        </w:tblPrEx>
         <w:trPr>
           <w:cantSplit/>
         </w:trPr>
@@ -28020,12 +26306,6 @@
         </w:tc>
       </w:tr>
       <w:tr>
-        <w:tblPrEx>
-          <w:tblCellMar>
-            <w:top w:w="0" w:type="dxa"/>
-            <w:bottom w:w="0" w:type="dxa"/>
-          </w:tblCellMar>
-        </w:tblPrEx>
         <w:trPr>
           <w:cantSplit/>
         </w:trPr>
@@ -28090,12 +26370,6 @@
         </w:tc>
       </w:tr>
       <w:tr>
-        <w:tblPrEx>
-          <w:tblCellMar>
-            <w:top w:w="0" w:type="dxa"/>
-            <w:bottom w:w="0" w:type="dxa"/>
-          </w:tblCellMar>
-        </w:tblPrEx>
         <w:trPr>
           <w:cantSplit/>
         </w:trPr>
@@ -28160,12 +26434,6 @@
         </w:tc>
       </w:tr>
       <w:tr>
-        <w:tblPrEx>
-          <w:tblCellMar>
-            <w:top w:w="0" w:type="dxa"/>
-            <w:bottom w:w="0" w:type="dxa"/>
-          </w:tblCellMar>
-        </w:tblPrEx>
         <w:trPr>
           <w:cantSplit/>
         </w:trPr>
@@ -28257,12 +26525,6 @@
         </w:tc>
       </w:tr>
       <w:tr>
-        <w:tblPrEx>
-          <w:tblCellMar>
-            <w:top w:w="0" w:type="dxa"/>
-            <w:bottom w:w="0" w:type="dxa"/>
-          </w:tblCellMar>
-        </w:tblPrEx>
         <w:trPr>
           <w:cantSplit/>
         </w:trPr>
@@ -28327,12 +26589,6 @@
         </w:tc>
       </w:tr>
       <w:tr>
-        <w:tblPrEx>
-          <w:tblCellMar>
-            <w:top w:w="0" w:type="dxa"/>
-            <w:bottom w:w="0" w:type="dxa"/>
-          </w:tblCellMar>
-        </w:tblPrEx>
         <w:trPr>
           <w:cantSplit/>
         </w:trPr>
@@ -28397,12 +26653,6 @@
         </w:tc>
       </w:tr>
       <w:tr>
-        <w:tblPrEx>
-          <w:tblCellMar>
-            <w:top w:w="0" w:type="dxa"/>
-            <w:bottom w:w="0" w:type="dxa"/>
-          </w:tblCellMar>
-        </w:tblPrEx>
         <w:trPr>
           <w:cantSplit/>
         </w:trPr>
@@ -28467,12 +26717,6 @@
         </w:tc>
       </w:tr>
       <w:tr>
-        <w:tblPrEx>
-          <w:tblCellMar>
-            <w:top w:w="0" w:type="dxa"/>
-            <w:bottom w:w="0" w:type="dxa"/>
-          </w:tblCellMar>
-        </w:tblPrEx>
         <w:trPr>
           <w:cantSplit/>
         </w:trPr>
@@ -28537,12 +26781,6 @@
         </w:tc>
       </w:tr>
       <w:tr>
-        <w:tblPrEx>
-          <w:tblCellMar>
-            <w:top w:w="0" w:type="dxa"/>
-            <w:bottom w:w="0" w:type="dxa"/>
-          </w:tblCellMar>
-        </w:tblPrEx>
         <w:trPr>
           <w:cantSplit/>
         </w:trPr>
@@ -28745,12 +26983,6 @@
         </w:tc>
       </w:tr>
       <w:tr>
-        <w:tblPrEx>
-          <w:tblCellMar>
-            <w:top w:w="0" w:type="dxa"/>
-            <w:bottom w:w="0" w:type="dxa"/>
-          </w:tblCellMar>
-        </w:tblPrEx>
         <w:trPr>
           <w:cantSplit/>
         </w:trPr>
@@ -28838,12 +27070,6 @@
         <w:gridCol w:w="6926"/>
       </w:tblGrid>
       <w:tr>
-        <w:tblPrEx>
-          <w:tblCellMar>
-            <w:top w:w="0" w:type="dxa"/>
-            <w:bottom w:w="0" w:type="dxa"/>
-          </w:tblCellMar>
-        </w:tblPrEx>
         <w:trPr>
           <w:cantSplit/>
         </w:trPr>
@@ -28877,19 +27103,12 @@
                 <w:bCs/>
                 <w:color w:val="FFFFFF"/>
               </w:rPr>
-              <w:lastRenderedPageBreak/>
               <w:t>HU19 – Aceptar política de privacidad</w:t>
             </w:r>
           </w:p>
         </w:tc>
       </w:tr>
       <w:tr>
-        <w:tblPrEx>
-          <w:tblCellMar>
-            <w:top w:w="0" w:type="dxa"/>
-            <w:bottom w:w="0" w:type="dxa"/>
-          </w:tblCellMar>
-        </w:tblPrEx>
         <w:trPr>
           <w:cantSplit/>
         </w:trPr>
@@ -28954,12 +27173,6 @@
         </w:tc>
       </w:tr>
       <w:tr>
-        <w:tblPrEx>
-          <w:tblCellMar>
-            <w:top w:w="0" w:type="dxa"/>
-            <w:bottom w:w="0" w:type="dxa"/>
-          </w:tblCellMar>
-        </w:tblPrEx>
         <w:trPr>
           <w:cantSplit/>
         </w:trPr>
@@ -29024,12 +27237,6 @@
         </w:tc>
       </w:tr>
       <w:tr>
-        <w:tblPrEx>
-          <w:tblCellMar>
-            <w:top w:w="0" w:type="dxa"/>
-            <w:bottom w:w="0" w:type="dxa"/>
-          </w:tblCellMar>
-        </w:tblPrEx>
         <w:trPr>
           <w:cantSplit/>
         </w:trPr>
@@ -29121,12 +27328,6 @@
         </w:tc>
       </w:tr>
       <w:tr>
-        <w:tblPrEx>
-          <w:tblCellMar>
-            <w:top w:w="0" w:type="dxa"/>
-            <w:bottom w:w="0" w:type="dxa"/>
-          </w:tblCellMar>
-        </w:tblPrEx>
         <w:trPr>
           <w:cantSplit/>
         </w:trPr>
@@ -29191,12 +27392,6 @@
         </w:tc>
       </w:tr>
       <w:tr>
-        <w:tblPrEx>
-          <w:tblCellMar>
-            <w:top w:w="0" w:type="dxa"/>
-            <w:bottom w:w="0" w:type="dxa"/>
-          </w:tblCellMar>
-        </w:tblPrEx>
         <w:trPr>
           <w:cantSplit/>
         </w:trPr>
@@ -29261,12 +27456,6 @@
         </w:tc>
       </w:tr>
       <w:tr>
-        <w:tblPrEx>
-          <w:tblCellMar>
-            <w:top w:w="0" w:type="dxa"/>
-            <w:bottom w:w="0" w:type="dxa"/>
-          </w:tblCellMar>
-        </w:tblPrEx>
         <w:trPr>
           <w:cantSplit/>
         </w:trPr>
@@ -29331,12 +27520,6 @@
         </w:tc>
       </w:tr>
       <w:tr>
-        <w:tblPrEx>
-          <w:tblCellMar>
-            <w:top w:w="0" w:type="dxa"/>
-            <w:bottom w:w="0" w:type="dxa"/>
-          </w:tblCellMar>
-        </w:tblPrEx>
         <w:trPr>
           <w:cantSplit/>
         </w:trPr>
@@ -29401,12 +27584,6 @@
         </w:tc>
       </w:tr>
       <w:tr>
-        <w:tblPrEx>
-          <w:tblCellMar>
-            <w:top w:w="0" w:type="dxa"/>
-            <w:bottom w:w="0" w:type="dxa"/>
-          </w:tblCellMar>
-        </w:tblPrEx>
         <w:trPr>
           <w:cantSplit/>
         </w:trPr>
@@ -29572,12 +27749,6 @@
         </w:tc>
       </w:tr>
       <w:tr>
-        <w:tblPrEx>
-          <w:tblCellMar>
-            <w:top w:w="0" w:type="dxa"/>
-            <w:bottom w:w="0" w:type="dxa"/>
-          </w:tblCellMar>
-        </w:tblPrEx>
         <w:trPr>
           <w:cantSplit/>
         </w:trPr>
@@ -29665,12 +27836,6 @@
         <w:gridCol w:w="6926"/>
       </w:tblGrid>
       <w:tr>
-        <w:tblPrEx>
-          <w:tblCellMar>
-            <w:top w:w="0" w:type="dxa"/>
-            <w:bottom w:w="0" w:type="dxa"/>
-          </w:tblCellMar>
-        </w:tblPrEx>
         <w:trPr>
           <w:cantSplit/>
         </w:trPr>
@@ -29704,19 +27869,12 @@
                 <w:bCs/>
                 <w:color w:val="FFFFFF"/>
               </w:rPr>
-              <w:lastRenderedPageBreak/>
               <w:t>HU20 – Iniciar sesión</w:t>
             </w:r>
           </w:p>
         </w:tc>
       </w:tr>
       <w:tr>
-        <w:tblPrEx>
-          <w:tblCellMar>
-            <w:top w:w="0" w:type="dxa"/>
-            <w:bottom w:w="0" w:type="dxa"/>
-          </w:tblCellMar>
-        </w:tblPrEx>
         <w:trPr>
           <w:cantSplit/>
         </w:trPr>
@@ -29781,12 +27939,6 @@
         </w:tc>
       </w:tr>
       <w:tr>
-        <w:tblPrEx>
-          <w:tblCellMar>
-            <w:top w:w="0" w:type="dxa"/>
-            <w:bottom w:w="0" w:type="dxa"/>
-          </w:tblCellMar>
-        </w:tblPrEx>
         <w:trPr>
           <w:cantSplit/>
         </w:trPr>
@@ -29851,12 +28003,6 @@
         </w:tc>
       </w:tr>
       <w:tr>
-        <w:tblPrEx>
-          <w:tblCellMar>
-            <w:top w:w="0" w:type="dxa"/>
-            <w:bottom w:w="0" w:type="dxa"/>
-          </w:tblCellMar>
-        </w:tblPrEx>
         <w:trPr>
           <w:cantSplit/>
         </w:trPr>
@@ -29948,12 +28094,6 @@
         </w:tc>
       </w:tr>
       <w:tr>
-        <w:tblPrEx>
-          <w:tblCellMar>
-            <w:top w:w="0" w:type="dxa"/>
-            <w:bottom w:w="0" w:type="dxa"/>
-          </w:tblCellMar>
-        </w:tblPrEx>
         <w:trPr>
           <w:cantSplit/>
         </w:trPr>
@@ -30018,12 +28158,6 @@
         </w:tc>
       </w:tr>
       <w:tr>
-        <w:tblPrEx>
-          <w:tblCellMar>
-            <w:top w:w="0" w:type="dxa"/>
-            <w:bottom w:w="0" w:type="dxa"/>
-          </w:tblCellMar>
-        </w:tblPrEx>
         <w:trPr>
           <w:cantSplit/>
         </w:trPr>
@@ -30088,12 +28222,6 @@
         </w:tc>
       </w:tr>
       <w:tr>
-        <w:tblPrEx>
-          <w:tblCellMar>
-            <w:top w:w="0" w:type="dxa"/>
-            <w:bottom w:w="0" w:type="dxa"/>
-          </w:tblCellMar>
-        </w:tblPrEx>
         <w:trPr>
           <w:cantSplit/>
         </w:trPr>
@@ -30158,12 +28286,6 @@
         </w:tc>
       </w:tr>
       <w:tr>
-        <w:tblPrEx>
-          <w:tblCellMar>
-            <w:top w:w="0" w:type="dxa"/>
-            <w:bottom w:w="0" w:type="dxa"/>
-          </w:tblCellMar>
-        </w:tblPrEx>
         <w:trPr>
           <w:cantSplit/>
         </w:trPr>
@@ -30228,12 +28350,6 @@
         </w:tc>
       </w:tr>
       <w:tr>
-        <w:tblPrEx>
-          <w:tblCellMar>
-            <w:top w:w="0" w:type="dxa"/>
-            <w:bottom w:w="0" w:type="dxa"/>
-          </w:tblCellMar>
-        </w:tblPrEx>
         <w:trPr>
           <w:cantSplit/>
         </w:trPr>
@@ -30436,12 +28552,6 @@
         </w:tc>
       </w:tr>
       <w:tr>
-        <w:tblPrEx>
-          <w:tblCellMar>
-            <w:top w:w="0" w:type="dxa"/>
-            <w:bottom w:w="0" w:type="dxa"/>
-          </w:tblCellMar>
-        </w:tblPrEx>
         <w:trPr>
           <w:cantSplit/>
         </w:trPr>
@@ -30529,12 +28639,6 @@
         <w:gridCol w:w="6926"/>
       </w:tblGrid>
       <w:tr>
-        <w:tblPrEx>
-          <w:tblCellMar>
-            <w:top w:w="0" w:type="dxa"/>
-            <w:bottom w:w="0" w:type="dxa"/>
-          </w:tblCellMar>
-        </w:tblPrEx>
         <w:trPr>
           <w:cantSplit/>
         </w:trPr>
@@ -30568,19 +28672,12 @@
                 <w:bCs/>
                 <w:color w:val="FFFFFF"/>
               </w:rPr>
-              <w:lastRenderedPageBreak/>
               <w:t>HU21 – Cerrar sesión</w:t>
             </w:r>
           </w:p>
         </w:tc>
       </w:tr>
       <w:tr>
-        <w:tblPrEx>
-          <w:tblCellMar>
-            <w:top w:w="0" w:type="dxa"/>
-            <w:bottom w:w="0" w:type="dxa"/>
-          </w:tblCellMar>
-        </w:tblPrEx>
         <w:trPr>
           <w:cantSplit/>
         </w:trPr>
@@ -30645,12 +28742,6 @@
         </w:tc>
       </w:tr>
       <w:tr>
-        <w:tblPrEx>
-          <w:tblCellMar>
-            <w:top w:w="0" w:type="dxa"/>
-            <w:bottom w:w="0" w:type="dxa"/>
-          </w:tblCellMar>
-        </w:tblPrEx>
         <w:trPr>
           <w:cantSplit/>
         </w:trPr>
@@ -30715,12 +28806,6 @@
         </w:tc>
       </w:tr>
       <w:tr>
-        <w:tblPrEx>
-          <w:tblCellMar>
-            <w:top w:w="0" w:type="dxa"/>
-            <w:bottom w:w="0" w:type="dxa"/>
-          </w:tblCellMar>
-        </w:tblPrEx>
         <w:trPr>
           <w:cantSplit/>
         </w:trPr>
@@ -30812,12 +28897,6 @@
         </w:tc>
       </w:tr>
       <w:tr>
-        <w:tblPrEx>
-          <w:tblCellMar>
-            <w:top w:w="0" w:type="dxa"/>
-            <w:bottom w:w="0" w:type="dxa"/>
-          </w:tblCellMar>
-        </w:tblPrEx>
         <w:trPr>
           <w:cantSplit/>
         </w:trPr>
@@ -30882,12 +28961,6 @@
         </w:tc>
       </w:tr>
       <w:tr>
-        <w:tblPrEx>
-          <w:tblCellMar>
-            <w:top w:w="0" w:type="dxa"/>
-            <w:bottom w:w="0" w:type="dxa"/>
-          </w:tblCellMar>
-        </w:tblPrEx>
         <w:trPr>
           <w:cantSplit/>
         </w:trPr>
@@ -30952,12 +29025,6 @@
         </w:tc>
       </w:tr>
       <w:tr>
-        <w:tblPrEx>
-          <w:tblCellMar>
-            <w:top w:w="0" w:type="dxa"/>
-            <w:bottom w:w="0" w:type="dxa"/>
-          </w:tblCellMar>
-        </w:tblPrEx>
         <w:trPr>
           <w:cantSplit/>
         </w:trPr>
@@ -31022,12 +29089,6 @@
         </w:tc>
       </w:tr>
       <w:tr>
-        <w:tblPrEx>
-          <w:tblCellMar>
-            <w:top w:w="0" w:type="dxa"/>
-            <w:bottom w:w="0" w:type="dxa"/>
-          </w:tblCellMar>
-        </w:tblPrEx>
         <w:trPr>
           <w:cantSplit/>
         </w:trPr>
@@ -31092,12 +29153,6 @@
         </w:tc>
       </w:tr>
       <w:tr>
-        <w:tblPrEx>
-          <w:tblCellMar>
-            <w:top w:w="0" w:type="dxa"/>
-            <w:bottom w:w="0" w:type="dxa"/>
-          </w:tblCellMar>
-        </w:tblPrEx>
         <w:trPr>
           <w:cantSplit/>
         </w:trPr>
@@ -31226,12 +29281,6 @@
         </w:tc>
       </w:tr>
       <w:tr>
-        <w:tblPrEx>
-          <w:tblCellMar>
-            <w:top w:w="0" w:type="dxa"/>
-            <w:bottom w:w="0" w:type="dxa"/>
-          </w:tblCellMar>
-        </w:tblPrEx>
         <w:trPr>
           <w:cantSplit/>
         </w:trPr>
@@ -31319,12 +29368,6 @@
         <w:gridCol w:w="6926"/>
       </w:tblGrid>
       <w:tr>
-        <w:tblPrEx>
-          <w:tblCellMar>
-            <w:top w:w="0" w:type="dxa"/>
-            <w:bottom w:w="0" w:type="dxa"/>
-          </w:tblCellMar>
-        </w:tblPrEx>
         <w:trPr>
           <w:cantSplit/>
         </w:trPr>
@@ -31358,19 +29401,12 @@
                 <w:bCs/>
                 <w:color w:val="FFFFFF"/>
               </w:rPr>
-              <w:lastRenderedPageBreak/>
               <w:t>HU22 – Cierre de sesión por inactividad</w:t>
             </w:r>
           </w:p>
         </w:tc>
       </w:tr>
       <w:tr>
-        <w:tblPrEx>
-          <w:tblCellMar>
-            <w:top w:w="0" w:type="dxa"/>
-            <w:bottom w:w="0" w:type="dxa"/>
-          </w:tblCellMar>
-        </w:tblPrEx>
         <w:trPr>
           <w:cantSplit/>
         </w:trPr>
@@ -31435,12 +29471,6 @@
         </w:tc>
       </w:tr>
       <w:tr>
-        <w:tblPrEx>
-          <w:tblCellMar>
-            <w:top w:w="0" w:type="dxa"/>
-            <w:bottom w:w="0" w:type="dxa"/>
-          </w:tblCellMar>
-        </w:tblPrEx>
         <w:trPr>
           <w:cantSplit/>
         </w:trPr>
@@ -31505,12 +29535,6 @@
         </w:tc>
       </w:tr>
       <w:tr>
-        <w:tblPrEx>
-          <w:tblCellMar>
-            <w:top w:w="0" w:type="dxa"/>
-            <w:bottom w:w="0" w:type="dxa"/>
-          </w:tblCellMar>
-        </w:tblPrEx>
         <w:trPr>
           <w:cantSplit/>
         </w:trPr>
@@ -31602,12 +29626,6 @@
         </w:tc>
       </w:tr>
       <w:tr>
-        <w:tblPrEx>
-          <w:tblCellMar>
-            <w:top w:w="0" w:type="dxa"/>
-            <w:bottom w:w="0" w:type="dxa"/>
-          </w:tblCellMar>
-        </w:tblPrEx>
         <w:trPr>
           <w:cantSplit/>
         </w:trPr>
@@ -31672,12 +29690,6 @@
         </w:tc>
       </w:tr>
       <w:tr>
-        <w:tblPrEx>
-          <w:tblCellMar>
-            <w:top w:w="0" w:type="dxa"/>
-            <w:bottom w:w="0" w:type="dxa"/>
-          </w:tblCellMar>
-        </w:tblPrEx>
         <w:trPr>
           <w:cantSplit/>
         </w:trPr>
@@ -31742,12 +29754,6 @@
         </w:tc>
       </w:tr>
       <w:tr>
-        <w:tblPrEx>
-          <w:tblCellMar>
-            <w:top w:w="0" w:type="dxa"/>
-            <w:bottom w:w="0" w:type="dxa"/>
-          </w:tblCellMar>
-        </w:tblPrEx>
         <w:trPr>
           <w:cantSplit/>
         </w:trPr>
@@ -31812,12 +29818,6 @@
         </w:tc>
       </w:tr>
       <w:tr>
-        <w:tblPrEx>
-          <w:tblCellMar>
-            <w:top w:w="0" w:type="dxa"/>
-            <w:bottom w:w="0" w:type="dxa"/>
-          </w:tblCellMar>
-        </w:tblPrEx>
         <w:trPr>
           <w:cantSplit/>
         </w:trPr>
@@ -31882,12 +29882,6 @@
         </w:tc>
       </w:tr>
       <w:tr>
-        <w:tblPrEx>
-          <w:tblCellMar>
-            <w:top w:w="0" w:type="dxa"/>
-            <w:bottom w:w="0" w:type="dxa"/>
-          </w:tblCellMar>
-        </w:tblPrEx>
         <w:trPr>
           <w:cantSplit/>
         </w:trPr>
@@ -32016,12 +30010,6 @@
         </w:tc>
       </w:tr>
       <w:tr>
-        <w:tblPrEx>
-          <w:tblCellMar>
-            <w:top w:w="0" w:type="dxa"/>
-            <w:bottom w:w="0" w:type="dxa"/>
-          </w:tblCellMar>
-        </w:tblPrEx>
         <w:trPr>
           <w:cantSplit/>
         </w:trPr>
@@ -32109,12 +30097,6 @@
         <w:gridCol w:w="6926"/>
       </w:tblGrid>
       <w:tr>
-        <w:tblPrEx>
-          <w:tblCellMar>
-            <w:top w:w="0" w:type="dxa"/>
-            <w:bottom w:w="0" w:type="dxa"/>
-          </w:tblCellMar>
-        </w:tblPrEx>
         <w:trPr>
           <w:cantSplit/>
         </w:trPr>
@@ -32148,19 +30130,12 @@
                 <w:bCs/>
                 <w:color w:val="FFFFFF"/>
               </w:rPr>
-              <w:lastRenderedPageBreak/>
               <w:t>HU23 – Gestionar perfil y direcciones</w:t>
             </w:r>
           </w:p>
         </w:tc>
       </w:tr>
       <w:tr>
-        <w:tblPrEx>
-          <w:tblCellMar>
-            <w:top w:w="0" w:type="dxa"/>
-            <w:bottom w:w="0" w:type="dxa"/>
-          </w:tblCellMar>
-        </w:tblPrEx>
         <w:trPr>
           <w:cantSplit/>
         </w:trPr>
@@ -32225,12 +30200,6 @@
         </w:tc>
       </w:tr>
       <w:tr>
-        <w:tblPrEx>
-          <w:tblCellMar>
-            <w:top w:w="0" w:type="dxa"/>
-            <w:bottom w:w="0" w:type="dxa"/>
-          </w:tblCellMar>
-        </w:tblPrEx>
         <w:trPr>
           <w:cantSplit/>
         </w:trPr>
@@ -32295,12 +30264,6 @@
         </w:tc>
       </w:tr>
       <w:tr>
-        <w:tblPrEx>
-          <w:tblCellMar>
-            <w:top w:w="0" w:type="dxa"/>
-            <w:bottom w:w="0" w:type="dxa"/>
-          </w:tblCellMar>
-        </w:tblPrEx>
         <w:trPr>
           <w:cantSplit/>
         </w:trPr>
@@ -32392,12 +30355,6 @@
         </w:tc>
       </w:tr>
       <w:tr>
-        <w:tblPrEx>
-          <w:tblCellMar>
-            <w:top w:w="0" w:type="dxa"/>
-            <w:bottom w:w="0" w:type="dxa"/>
-          </w:tblCellMar>
-        </w:tblPrEx>
         <w:trPr>
           <w:cantSplit/>
         </w:trPr>
@@ -32462,12 +30419,6 @@
         </w:tc>
       </w:tr>
       <w:tr>
-        <w:tblPrEx>
-          <w:tblCellMar>
-            <w:top w:w="0" w:type="dxa"/>
-            <w:bottom w:w="0" w:type="dxa"/>
-          </w:tblCellMar>
-        </w:tblPrEx>
         <w:trPr>
           <w:cantSplit/>
         </w:trPr>
@@ -32532,12 +30483,6 @@
         </w:tc>
       </w:tr>
       <w:tr>
-        <w:tblPrEx>
-          <w:tblCellMar>
-            <w:top w:w="0" w:type="dxa"/>
-            <w:bottom w:w="0" w:type="dxa"/>
-          </w:tblCellMar>
-        </w:tblPrEx>
         <w:trPr>
           <w:cantSplit/>
         </w:trPr>
@@ -32602,12 +30547,6 @@
         </w:tc>
       </w:tr>
       <w:tr>
-        <w:tblPrEx>
-          <w:tblCellMar>
-            <w:top w:w="0" w:type="dxa"/>
-            <w:bottom w:w="0" w:type="dxa"/>
-          </w:tblCellMar>
-        </w:tblPrEx>
         <w:trPr>
           <w:cantSplit/>
         </w:trPr>
@@ -32672,12 +30611,6 @@
         </w:tc>
       </w:tr>
       <w:tr>
-        <w:tblPrEx>
-          <w:tblCellMar>
-            <w:top w:w="0" w:type="dxa"/>
-            <w:bottom w:w="0" w:type="dxa"/>
-          </w:tblCellMar>
-        </w:tblPrEx>
         <w:trPr>
           <w:cantSplit/>
         </w:trPr>
@@ -32843,12 +30776,6 @@
         </w:tc>
       </w:tr>
       <w:tr>
-        <w:tblPrEx>
-          <w:tblCellMar>
-            <w:top w:w="0" w:type="dxa"/>
-            <w:bottom w:w="0" w:type="dxa"/>
-          </w:tblCellMar>
-        </w:tblPrEx>
         <w:trPr>
           <w:cantSplit/>
         </w:trPr>
@@ -32918,9 +30845,8 @@
       <w:pPr>
         <w:pStyle w:val="Ttulo2"/>
       </w:pPr>
-      <w:bookmarkStart w:id="20" w:name="_Toc241941019"/>
+      <w:bookmarkStart w:id="20" w:name="_Toc242461873"/>
       <w:r>
-        <w:lastRenderedPageBreak/>
         <w:t>5.4 EP04 – Checkout y pago</w:t>
       </w:r>
       <w:bookmarkEnd w:id="20"/>
@@ -32947,12 +30873,6 @@
         <w:gridCol w:w="6926"/>
       </w:tblGrid>
       <w:tr>
-        <w:tblPrEx>
-          <w:tblCellMar>
-            <w:top w:w="0" w:type="dxa"/>
-            <w:bottom w:w="0" w:type="dxa"/>
-          </w:tblCellMar>
-        </w:tblPrEx>
         <w:trPr>
           <w:cantSplit/>
         </w:trPr>
@@ -32992,12 +30912,6 @@
         </w:tc>
       </w:tr>
       <w:tr>
-        <w:tblPrEx>
-          <w:tblCellMar>
-            <w:top w:w="0" w:type="dxa"/>
-            <w:bottom w:w="0" w:type="dxa"/>
-          </w:tblCellMar>
-        </w:tblPrEx>
         <w:trPr>
           <w:cantSplit/>
         </w:trPr>
@@ -33062,12 +30976,6 @@
         </w:tc>
       </w:tr>
       <w:tr>
-        <w:tblPrEx>
-          <w:tblCellMar>
-            <w:top w:w="0" w:type="dxa"/>
-            <w:bottom w:w="0" w:type="dxa"/>
-          </w:tblCellMar>
-        </w:tblPrEx>
         <w:trPr>
           <w:cantSplit/>
         </w:trPr>
@@ -33132,12 +31040,6 @@
         </w:tc>
       </w:tr>
       <w:tr>
-        <w:tblPrEx>
-          <w:tblCellMar>
-            <w:top w:w="0" w:type="dxa"/>
-            <w:bottom w:w="0" w:type="dxa"/>
-          </w:tblCellMar>
-        </w:tblPrEx>
         <w:trPr>
           <w:cantSplit/>
         </w:trPr>
@@ -33229,12 +31131,6 @@
         </w:tc>
       </w:tr>
       <w:tr>
-        <w:tblPrEx>
-          <w:tblCellMar>
-            <w:top w:w="0" w:type="dxa"/>
-            <w:bottom w:w="0" w:type="dxa"/>
-          </w:tblCellMar>
-        </w:tblPrEx>
         <w:trPr>
           <w:cantSplit/>
         </w:trPr>
@@ -33299,12 +31195,6 @@
         </w:tc>
       </w:tr>
       <w:tr>
-        <w:tblPrEx>
-          <w:tblCellMar>
-            <w:top w:w="0" w:type="dxa"/>
-            <w:bottom w:w="0" w:type="dxa"/>
-          </w:tblCellMar>
-        </w:tblPrEx>
         <w:trPr>
           <w:cantSplit/>
         </w:trPr>
@@ -33369,12 +31259,6 @@
         </w:tc>
       </w:tr>
       <w:tr>
-        <w:tblPrEx>
-          <w:tblCellMar>
-            <w:top w:w="0" w:type="dxa"/>
-            <w:bottom w:w="0" w:type="dxa"/>
-          </w:tblCellMar>
-        </w:tblPrEx>
         <w:trPr>
           <w:cantSplit/>
         </w:trPr>
@@ -33439,12 +31323,6 @@
         </w:tc>
       </w:tr>
       <w:tr>
-        <w:tblPrEx>
-          <w:tblCellMar>
-            <w:top w:w="0" w:type="dxa"/>
-            <w:bottom w:w="0" w:type="dxa"/>
-          </w:tblCellMar>
-        </w:tblPrEx>
         <w:trPr>
           <w:cantSplit/>
         </w:trPr>
@@ -33509,12 +31387,6 @@
         </w:tc>
       </w:tr>
       <w:tr>
-        <w:tblPrEx>
-          <w:tblCellMar>
-            <w:top w:w="0" w:type="dxa"/>
-            <w:bottom w:w="0" w:type="dxa"/>
-          </w:tblCellMar>
-        </w:tblPrEx>
         <w:trPr>
           <w:cantSplit/>
         </w:trPr>
@@ -33680,12 +31552,6 @@
         </w:tc>
       </w:tr>
       <w:tr>
-        <w:tblPrEx>
-          <w:tblCellMar>
-            <w:top w:w="0" w:type="dxa"/>
-            <w:bottom w:w="0" w:type="dxa"/>
-          </w:tblCellMar>
-        </w:tblPrEx>
         <w:trPr>
           <w:cantSplit/>
         </w:trPr>
@@ -33773,12 +31639,6 @@
         <w:gridCol w:w="6926"/>
       </w:tblGrid>
       <w:tr>
-        <w:tblPrEx>
-          <w:tblCellMar>
-            <w:top w:w="0" w:type="dxa"/>
-            <w:bottom w:w="0" w:type="dxa"/>
-          </w:tblCellMar>
-        </w:tblPrEx>
         <w:trPr>
           <w:cantSplit/>
         </w:trPr>
@@ -33812,19 +31672,12 @@
                 <w:bCs/>
                 <w:color w:val="FFFFFF"/>
               </w:rPr>
-              <w:lastRenderedPageBreak/>
               <w:t>HU25 – Elegir método de envío</w:t>
             </w:r>
           </w:p>
         </w:tc>
       </w:tr>
       <w:tr>
-        <w:tblPrEx>
-          <w:tblCellMar>
-            <w:top w:w="0" w:type="dxa"/>
-            <w:bottom w:w="0" w:type="dxa"/>
-          </w:tblCellMar>
-        </w:tblPrEx>
         <w:trPr>
           <w:cantSplit/>
         </w:trPr>
@@ -33889,12 +31742,6 @@
         </w:tc>
       </w:tr>
       <w:tr>
-        <w:tblPrEx>
-          <w:tblCellMar>
-            <w:top w:w="0" w:type="dxa"/>
-            <w:bottom w:w="0" w:type="dxa"/>
-          </w:tblCellMar>
-        </w:tblPrEx>
         <w:trPr>
           <w:cantSplit/>
         </w:trPr>
@@ -33959,12 +31806,6 @@
         </w:tc>
       </w:tr>
       <w:tr>
-        <w:tblPrEx>
-          <w:tblCellMar>
-            <w:top w:w="0" w:type="dxa"/>
-            <w:bottom w:w="0" w:type="dxa"/>
-          </w:tblCellMar>
-        </w:tblPrEx>
         <w:trPr>
           <w:cantSplit/>
         </w:trPr>
@@ -34056,12 +31897,6 @@
         </w:tc>
       </w:tr>
       <w:tr>
-        <w:tblPrEx>
-          <w:tblCellMar>
-            <w:top w:w="0" w:type="dxa"/>
-            <w:bottom w:w="0" w:type="dxa"/>
-          </w:tblCellMar>
-        </w:tblPrEx>
         <w:trPr>
           <w:cantSplit/>
         </w:trPr>
@@ -34126,12 +31961,6 @@
         </w:tc>
       </w:tr>
       <w:tr>
-        <w:tblPrEx>
-          <w:tblCellMar>
-            <w:top w:w="0" w:type="dxa"/>
-            <w:bottom w:w="0" w:type="dxa"/>
-          </w:tblCellMar>
-        </w:tblPrEx>
         <w:trPr>
           <w:cantSplit/>
         </w:trPr>
@@ -34196,12 +32025,6 @@
         </w:tc>
       </w:tr>
       <w:tr>
-        <w:tblPrEx>
-          <w:tblCellMar>
-            <w:top w:w="0" w:type="dxa"/>
-            <w:bottom w:w="0" w:type="dxa"/>
-          </w:tblCellMar>
-        </w:tblPrEx>
         <w:trPr>
           <w:cantSplit/>
         </w:trPr>
@@ -34266,12 +32089,6 @@
         </w:tc>
       </w:tr>
       <w:tr>
-        <w:tblPrEx>
-          <w:tblCellMar>
-            <w:top w:w="0" w:type="dxa"/>
-            <w:bottom w:w="0" w:type="dxa"/>
-          </w:tblCellMar>
-        </w:tblPrEx>
         <w:trPr>
           <w:cantSplit/>
         </w:trPr>
@@ -34336,12 +32153,6 @@
         </w:tc>
       </w:tr>
       <w:tr>
-        <w:tblPrEx>
-          <w:tblCellMar>
-            <w:top w:w="0" w:type="dxa"/>
-            <w:bottom w:w="0" w:type="dxa"/>
-          </w:tblCellMar>
-        </w:tblPrEx>
         <w:trPr>
           <w:cantSplit/>
         </w:trPr>
@@ -34507,12 +32318,6 @@
         </w:tc>
       </w:tr>
       <w:tr>
-        <w:tblPrEx>
-          <w:tblCellMar>
-            <w:top w:w="0" w:type="dxa"/>
-            <w:bottom w:w="0" w:type="dxa"/>
-          </w:tblCellMar>
-        </w:tblPrEx>
         <w:trPr>
           <w:cantSplit/>
         </w:trPr>
@@ -34600,12 +32405,6 @@
         <w:gridCol w:w="6926"/>
       </w:tblGrid>
       <w:tr>
-        <w:tblPrEx>
-          <w:tblCellMar>
-            <w:top w:w="0" w:type="dxa"/>
-            <w:bottom w:w="0" w:type="dxa"/>
-          </w:tblCellMar>
-        </w:tblPrEx>
         <w:trPr>
           <w:cantSplit/>
         </w:trPr>
@@ -34639,19 +32438,12 @@
                 <w:bCs/>
                 <w:color w:val="FFFFFF"/>
               </w:rPr>
-              <w:lastRenderedPageBreak/>
               <w:t>HU26 – Pagar con tarjeta (simulado)</w:t>
             </w:r>
           </w:p>
         </w:tc>
       </w:tr>
       <w:tr>
-        <w:tblPrEx>
-          <w:tblCellMar>
-            <w:top w:w="0" w:type="dxa"/>
-            <w:bottom w:w="0" w:type="dxa"/>
-          </w:tblCellMar>
-        </w:tblPrEx>
         <w:trPr>
           <w:cantSplit/>
         </w:trPr>
@@ -34716,12 +32508,6 @@
         </w:tc>
       </w:tr>
       <w:tr>
-        <w:tblPrEx>
-          <w:tblCellMar>
-            <w:top w:w="0" w:type="dxa"/>
-            <w:bottom w:w="0" w:type="dxa"/>
-          </w:tblCellMar>
-        </w:tblPrEx>
         <w:trPr>
           <w:cantSplit/>
         </w:trPr>
@@ -34786,12 +32572,6 @@
         </w:tc>
       </w:tr>
       <w:tr>
-        <w:tblPrEx>
-          <w:tblCellMar>
-            <w:top w:w="0" w:type="dxa"/>
-            <w:bottom w:w="0" w:type="dxa"/>
-          </w:tblCellMar>
-        </w:tblPrEx>
         <w:trPr>
           <w:cantSplit/>
         </w:trPr>
@@ -34883,12 +32663,6 @@
         </w:tc>
       </w:tr>
       <w:tr>
-        <w:tblPrEx>
-          <w:tblCellMar>
-            <w:top w:w="0" w:type="dxa"/>
-            <w:bottom w:w="0" w:type="dxa"/>
-          </w:tblCellMar>
-        </w:tblPrEx>
         <w:trPr>
           <w:cantSplit/>
         </w:trPr>
@@ -34953,12 +32727,6 @@
         </w:tc>
       </w:tr>
       <w:tr>
-        <w:tblPrEx>
-          <w:tblCellMar>
-            <w:top w:w="0" w:type="dxa"/>
-            <w:bottom w:w="0" w:type="dxa"/>
-          </w:tblCellMar>
-        </w:tblPrEx>
         <w:trPr>
           <w:cantSplit/>
         </w:trPr>
@@ -35023,12 +32791,6 @@
         </w:tc>
       </w:tr>
       <w:tr>
-        <w:tblPrEx>
-          <w:tblCellMar>
-            <w:top w:w="0" w:type="dxa"/>
-            <w:bottom w:w="0" w:type="dxa"/>
-          </w:tblCellMar>
-        </w:tblPrEx>
         <w:trPr>
           <w:cantSplit/>
         </w:trPr>
@@ -35093,12 +32855,6 @@
         </w:tc>
       </w:tr>
       <w:tr>
-        <w:tblPrEx>
-          <w:tblCellMar>
-            <w:top w:w="0" w:type="dxa"/>
-            <w:bottom w:w="0" w:type="dxa"/>
-          </w:tblCellMar>
-        </w:tblPrEx>
         <w:trPr>
           <w:cantSplit/>
         </w:trPr>
@@ -35163,12 +32919,6 @@
         </w:tc>
       </w:tr>
       <w:tr>
-        <w:tblPrEx>
-          <w:tblCellMar>
-            <w:top w:w="0" w:type="dxa"/>
-            <w:bottom w:w="0" w:type="dxa"/>
-          </w:tblCellMar>
-        </w:tblPrEx>
         <w:trPr>
           <w:cantSplit/>
         </w:trPr>
@@ -35334,12 +33084,6 @@
         </w:tc>
       </w:tr>
       <w:tr>
-        <w:tblPrEx>
-          <w:tblCellMar>
-            <w:top w:w="0" w:type="dxa"/>
-            <w:bottom w:w="0" w:type="dxa"/>
-          </w:tblCellMar>
-        </w:tblPrEx>
         <w:trPr>
           <w:cantSplit/>
         </w:trPr>
@@ -35427,12 +33171,6 @@
         <w:gridCol w:w="6926"/>
       </w:tblGrid>
       <w:tr>
-        <w:tblPrEx>
-          <w:tblCellMar>
-            <w:top w:w="0" w:type="dxa"/>
-            <w:bottom w:w="0" w:type="dxa"/>
-          </w:tblCellMar>
-        </w:tblPrEx>
         <w:trPr>
           <w:cantSplit/>
         </w:trPr>
@@ -35466,19 +33204,12 @@
                 <w:bCs/>
                 <w:color w:val="FFFFFF"/>
               </w:rPr>
-              <w:lastRenderedPageBreak/>
               <w:t>HU27 – Revisar el pedido antes de confirmar</w:t>
             </w:r>
           </w:p>
         </w:tc>
       </w:tr>
       <w:tr>
-        <w:tblPrEx>
-          <w:tblCellMar>
-            <w:top w:w="0" w:type="dxa"/>
-            <w:bottom w:w="0" w:type="dxa"/>
-          </w:tblCellMar>
-        </w:tblPrEx>
         <w:trPr>
           <w:cantSplit/>
         </w:trPr>
@@ -35543,12 +33274,6 @@
         </w:tc>
       </w:tr>
       <w:tr>
-        <w:tblPrEx>
-          <w:tblCellMar>
-            <w:top w:w="0" w:type="dxa"/>
-            <w:bottom w:w="0" w:type="dxa"/>
-          </w:tblCellMar>
-        </w:tblPrEx>
         <w:trPr>
           <w:cantSplit/>
         </w:trPr>
@@ -35613,12 +33338,6 @@
         </w:tc>
       </w:tr>
       <w:tr>
-        <w:tblPrEx>
-          <w:tblCellMar>
-            <w:top w:w="0" w:type="dxa"/>
-            <w:bottom w:w="0" w:type="dxa"/>
-          </w:tblCellMar>
-        </w:tblPrEx>
         <w:trPr>
           <w:cantSplit/>
         </w:trPr>
@@ -35710,12 +33429,6 @@
         </w:tc>
       </w:tr>
       <w:tr>
-        <w:tblPrEx>
-          <w:tblCellMar>
-            <w:top w:w="0" w:type="dxa"/>
-            <w:bottom w:w="0" w:type="dxa"/>
-          </w:tblCellMar>
-        </w:tblPrEx>
         <w:trPr>
           <w:cantSplit/>
         </w:trPr>
@@ -35780,12 +33493,6 @@
         </w:tc>
       </w:tr>
       <w:tr>
-        <w:tblPrEx>
-          <w:tblCellMar>
-            <w:top w:w="0" w:type="dxa"/>
-            <w:bottom w:w="0" w:type="dxa"/>
-          </w:tblCellMar>
-        </w:tblPrEx>
         <w:trPr>
           <w:cantSplit/>
         </w:trPr>
@@ -35850,12 +33557,6 @@
         </w:tc>
       </w:tr>
       <w:tr>
-        <w:tblPrEx>
-          <w:tblCellMar>
-            <w:top w:w="0" w:type="dxa"/>
-            <w:bottom w:w="0" w:type="dxa"/>
-          </w:tblCellMar>
-        </w:tblPrEx>
         <w:trPr>
           <w:cantSplit/>
         </w:trPr>
@@ -35920,12 +33621,6 @@
         </w:tc>
       </w:tr>
       <w:tr>
-        <w:tblPrEx>
-          <w:tblCellMar>
-            <w:top w:w="0" w:type="dxa"/>
-            <w:bottom w:w="0" w:type="dxa"/>
-          </w:tblCellMar>
-        </w:tblPrEx>
         <w:trPr>
           <w:cantSplit/>
         </w:trPr>
@@ -35990,12 +33685,6 @@
         </w:tc>
       </w:tr>
       <w:tr>
-        <w:tblPrEx>
-          <w:tblCellMar>
-            <w:top w:w="0" w:type="dxa"/>
-            <w:bottom w:w="0" w:type="dxa"/>
-          </w:tblCellMar>
-        </w:tblPrEx>
         <w:trPr>
           <w:cantSplit/>
         </w:trPr>
@@ -36161,12 +33850,6 @@
         </w:tc>
       </w:tr>
       <w:tr>
-        <w:tblPrEx>
-          <w:tblCellMar>
-            <w:top w:w="0" w:type="dxa"/>
-            <w:bottom w:w="0" w:type="dxa"/>
-          </w:tblCellMar>
-        </w:tblPrEx>
         <w:trPr>
           <w:cantSplit/>
         </w:trPr>
@@ -36254,12 +33937,6 @@
         <w:gridCol w:w="6926"/>
       </w:tblGrid>
       <w:tr>
-        <w:tblPrEx>
-          <w:tblCellMar>
-            <w:top w:w="0" w:type="dxa"/>
-            <w:bottom w:w="0" w:type="dxa"/>
-          </w:tblCellMar>
-        </w:tblPrEx>
         <w:trPr>
           <w:cantSplit/>
         </w:trPr>
@@ -36293,19 +33970,12 @@
                 <w:bCs/>
                 <w:color w:val="FFFFFF"/>
               </w:rPr>
-              <w:lastRenderedPageBreak/>
               <w:t>HU28 – Confirmación del pedido</w:t>
             </w:r>
           </w:p>
         </w:tc>
       </w:tr>
       <w:tr>
-        <w:tblPrEx>
-          <w:tblCellMar>
-            <w:top w:w="0" w:type="dxa"/>
-            <w:bottom w:w="0" w:type="dxa"/>
-          </w:tblCellMar>
-        </w:tblPrEx>
         <w:trPr>
           <w:cantSplit/>
         </w:trPr>
@@ -36370,12 +34040,6 @@
         </w:tc>
       </w:tr>
       <w:tr>
-        <w:tblPrEx>
-          <w:tblCellMar>
-            <w:top w:w="0" w:type="dxa"/>
-            <w:bottom w:w="0" w:type="dxa"/>
-          </w:tblCellMar>
-        </w:tblPrEx>
         <w:trPr>
           <w:cantSplit/>
         </w:trPr>
@@ -36440,12 +34104,6 @@
         </w:tc>
       </w:tr>
       <w:tr>
-        <w:tblPrEx>
-          <w:tblCellMar>
-            <w:top w:w="0" w:type="dxa"/>
-            <w:bottom w:w="0" w:type="dxa"/>
-          </w:tblCellMar>
-        </w:tblPrEx>
         <w:trPr>
           <w:cantSplit/>
         </w:trPr>
@@ -36537,12 +34195,6 @@
         </w:tc>
       </w:tr>
       <w:tr>
-        <w:tblPrEx>
-          <w:tblCellMar>
-            <w:top w:w="0" w:type="dxa"/>
-            <w:bottom w:w="0" w:type="dxa"/>
-          </w:tblCellMar>
-        </w:tblPrEx>
         <w:trPr>
           <w:cantSplit/>
         </w:trPr>
@@ -36607,12 +34259,6 @@
         </w:tc>
       </w:tr>
       <w:tr>
-        <w:tblPrEx>
-          <w:tblCellMar>
-            <w:top w:w="0" w:type="dxa"/>
-            <w:bottom w:w="0" w:type="dxa"/>
-          </w:tblCellMar>
-        </w:tblPrEx>
         <w:trPr>
           <w:cantSplit/>
         </w:trPr>
@@ -36677,12 +34323,6 @@
         </w:tc>
       </w:tr>
       <w:tr>
-        <w:tblPrEx>
-          <w:tblCellMar>
-            <w:top w:w="0" w:type="dxa"/>
-            <w:bottom w:w="0" w:type="dxa"/>
-          </w:tblCellMar>
-        </w:tblPrEx>
         <w:trPr>
           <w:cantSplit/>
         </w:trPr>
@@ -36747,12 +34387,6 @@
         </w:tc>
       </w:tr>
       <w:tr>
-        <w:tblPrEx>
-          <w:tblCellMar>
-            <w:top w:w="0" w:type="dxa"/>
-            <w:bottom w:w="0" w:type="dxa"/>
-          </w:tblCellMar>
-        </w:tblPrEx>
         <w:trPr>
           <w:cantSplit/>
         </w:trPr>
@@ -36817,12 +34451,6 @@
         </w:tc>
       </w:tr>
       <w:tr>
-        <w:tblPrEx>
-          <w:tblCellMar>
-            <w:top w:w="0" w:type="dxa"/>
-            <w:bottom w:w="0" w:type="dxa"/>
-          </w:tblCellMar>
-        </w:tblPrEx>
         <w:trPr>
           <w:cantSplit/>
         </w:trPr>
@@ -36988,12 +34616,6 @@
         </w:tc>
       </w:tr>
       <w:tr>
-        <w:tblPrEx>
-          <w:tblCellMar>
-            <w:top w:w="0" w:type="dxa"/>
-            <w:bottom w:w="0" w:type="dxa"/>
-          </w:tblCellMar>
-        </w:tblPrEx>
         <w:trPr>
           <w:cantSplit/>
         </w:trPr>
@@ -37063,9 +34685,8 @@
       <w:pPr>
         <w:pStyle w:val="Ttulo2"/>
       </w:pPr>
-      <w:bookmarkStart w:id="21" w:name="_Toc241941020"/>
+      <w:bookmarkStart w:id="21" w:name="_Toc242461874"/>
       <w:r>
-        <w:lastRenderedPageBreak/>
         <w:t>5.5 EP05 – Post-compra y fidelización</w:t>
       </w:r>
       <w:bookmarkEnd w:id="21"/>
@@ -37092,12 +34713,6 @@
         <w:gridCol w:w="6926"/>
       </w:tblGrid>
       <w:tr>
-        <w:tblPrEx>
-          <w:tblCellMar>
-            <w:top w:w="0" w:type="dxa"/>
-            <w:bottom w:w="0" w:type="dxa"/>
-          </w:tblCellMar>
-        </w:tblPrEx>
         <w:trPr>
           <w:cantSplit/>
         </w:trPr>
@@ -37137,12 +34752,6 @@
         </w:tc>
       </w:tr>
       <w:tr>
-        <w:tblPrEx>
-          <w:tblCellMar>
-            <w:top w:w="0" w:type="dxa"/>
-            <w:bottom w:w="0" w:type="dxa"/>
-          </w:tblCellMar>
-        </w:tblPrEx>
         <w:trPr>
           <w:cantSplit/>
         </w:trPr>
@@ -37207,12 +34816,6 @@
         </w:tc>
       </w:tr>
       <w:tr>
-        <w:tblPrEx>
-          <w:tblCellMar>
-            <w:top w:w="0" w:type="dxa"/>
-            <w:bottom w:w="0" w:type="dxa"/>
-          </w:tblCellMar>
-        </w:tblPrEx>
         <w:trPr>
           <w:cantSplit/>
         </w:trPr>
@@ -37277,12 +34880,6 @@
         </w:tc>
       </w:tr>
       <w:tr>
-        <w:tblPrEx>
-          <w:tblCellMar>
-            <w:top w:w="0" w:type="dxa"/>
-            <w:bottom w:w="0" w:type="dxa"/>
-          </w:tblCellMar>
-        </w:tblPrEx>
         <w:trPr>
           <w:cantSplit/>
         </w:trPr>
@@ -37374,12 +34971,6 @@
         </w:tc>
       </w:tr>
       <w:tr>
-        <w:tblPrEx>
-          <w:tblCellMar>
-            <w:top w:w="0" w:type="dxa"/>
-            <w:bottom w:w="0" w:type="dxa"/>
-          </w:tblCellMar>
-        </w:tblPrEx>
         <w:trPr>
           <w:cantSplit/>
         </w:trPr>
@@ -37444,12 +35035,6 @@
         </w:tc>
       </w:tr>
       <w:tr>
-        <w:tblPrEx>
-          <w:tblCellMar>
-            <w:top w:w="0" w:type="dxa"/>
-            <w:bottom w:w="0" w:type="dxa"/>
-          </w:tblCellMar>
-        </w:tblPrEx>
         <w:trPr>
           <w:cantSplit/>
         </w:trPr>
@@ -37514,12 +35099,6 @@
         </w:tc>
       </w:tr>
       <w:tr>
-        <w:tblPrEx>
-          <w:tblCellMar>
-            <w:top w:w="0" w:type="dxa"/>
-            <w:bottom w:w="0" w:type="dxa"/>
-          </w:tblCellMar>
-        </w:tblPrEx>
         <w:trPr>
           <w:cantSplit/>
         </w:trPr>
@@ -37584,12 +35163,6 @@
         </w:tc>
       </w:tr>
       <w:tr>
-        <w:tblPrEx>
-          <w:tblCellMar>
-            <w:top w:w="0" w:type="dxa"/>
-            <w:bottom w:w="0" w:type="dxa"/>
-          </w:tblCellMar>
-        </w:tblPrEx>
         <w:trPr>
           <w:cantSplit/>
         </w:trPr>
@@ -37654,12 +35227,6 @@
         </w:tc>
       </w:tr>
       <w:tr>
-        <w:tblPrEx>
-          <w:tblCellMar>
-            <w:top w:w="0" w:type="dxa"/>
-            <w:bottom w:w="0" w:type="dxa"/>
-          </w:tblCellMar>
-        </w:tblPrEx>
         <w:trPr>
           <w:cantSplit/>
         </w:trPr>
@@ -37825,12 +35392,6 @@
         </w:tc>
       </w:tr>
       <w:tr>
-        <w:tblPrEx>
-          <w:tblCellMar>
-            <w:top w:w="0" w:type="dxa"/>
-            <w:bottom w:w="0" w:type="dxa"/>
-          </w:tblCellMar>
-        </w:tblPrEx>
         <w:trPr>
           <w:cantSplit/>
         </w:trPr>
@@ -37918,12 +35479,6 @@
         <w:gridCol w:w="6926"/>
       </w:tblGrid>
       <w:tr>
-        <w:tblPrEx>
-          <w:tblCellMar>
-            <w:top w:w="0" w:type="dxa"/>
-            <w:bottom w:w="0" w:type="dxa"/>
-          </w:tblCellMar>
-        </w:tblPrEx>
         <w:trPr>
           <w:cantSplit/>
         </w:trPr>
@@ -37957,19 +35512,12 @@
                 <w:bCs/>
                 <w:color w:val="FFFFFF"/>
               </w:rPr>
-              <w:lastRenderedPageBreak/>
               <w:t>HU30 – Lista de favoritos</w:t>
             </w:r>
           </w:p>
         </w:tc>
       </w:tr>
       <w:tr>
-        <w:tblPrEx>
-          <w:tblCellMar>
-            <w:top w:w="0" w:type="dxa"/>
-            <w:bottom w:w="0" w:type="dxa"/>
-          </w:tblCellMar>
-        </w:tblPrEx>
         <w:trPr>
           <w:cantSplit/>
         </w:trPr>
@@ -38034,12 +35582,6 @@
         </w:tc>
       </w:tr>
       <w:tr>
-        <w:tblPrEx>
-          <w:tblCellMar>
-            <w:top w:w="0" w:type="dxa"/>
-            <w:bottom w:w="0" w:type="dxa"/>
-          </w:tblCellMar>
-        </w:tblPrEx>
         <w:trPr>
           <w:cantSplit/>
         </w:trPr>
@@ -38104,12 +35646,6 @@
         </w:tc>
       </w:tr>
       <w:tr>
-        <w:tblPrEx>
-          <w:tblCellMar>
-            <w:top w:w="0" w:type="dxa"/>
-            <w:bottom w:w="0" w:type="dxa"/>
-          </w:tblCellMar>
-        </w:tblPrEx>
         <w:trPr>
           <w:cantSplit/>
         </w:trPr>
@@ -38201,12 +35737,6 @@
         </w:tc>
       </w:tr>
       <w:tr>
-        <w:tblPrEx>
-          <w:tblCellMar>
-            <w:top w:w="0" w:type="dxa"/>
-            <w:bottom w:w="0" w:type="dxa"/>
-          </w:tblCellMar>
-        </w:tblPrEx>
         <w:trPr>
           <w:cantSplit/>
         </w:trPr>
@@ -38271,12 +35801,6 @@
         </w:tc>
       </w:tr>
       <w:tr>
-        <w:tblPrEx>
-          <w:tblCellMar>
-            <w:top w:w="0" w:type="dxa"/>
-            <w:bottom w:w="0" w:type="dxa"/>
-          </w:tblCellMar>
-        </w:tblPrEx>
         <w:trPr>
           <w:cantSplit/>
         </w:trPr>
@@ -38341,12 +35865,6 @@
         </w:tc>
       </w:tr>
       <w:tr>
-        <w:tblPrEx>
-          <w:tblCellMar>
-            <w:top w:w="0" w:type="dxa"/>
-            <w:bottom w:w="0" w:type="dxa"/>
-          </w:tblCellMar>
-        </w:tblPrEx>
         <w:trPr>
           <w:cantSplit/>
         </w:trPr>
@@ -38411,12 +35929,6 @@
         </w:tc>
       </w:tr>
       <w:tr>
-        <w:tblPrEx>
-          <w:tblCellMar>
-            <w:top w:w="0" w:type="dxa"/>
-            <w:bottom w:w="0" w:type="dxa"/>
-          </w:tblCellMar>
-        </w:tblPrEx>
         <w:trPr>
           <w:cantSplit/>
         </w:trPr>
@@ -38481,12 +35993,6 @@
         </w:tc>
       </w:tr>
       <w:tr>
-        <w:tblPrEx>
-          <w:tblCellMar>
-            <w:top w:w="0" w:type="dxa"/>
-            <w:bottom w:w="0" w:type="dxa"/>
-          </w:tblCellMar>
-        </w:tblPrEx>
         <w:trPr>
           <w:cantSplit/>
         </w:trPr>
@@ -38652,12 +36158,6 @@
         </w:tc>
       </w:tr>
       <w:tr>
-        <w:tblPrEx>
-          <w:tblCellMar>
-            <w:top w:w="0" w:type="dxa"/>
-            <w:bottom w:w="0" w:type="dxa"/>
-          </w:tblCellMar>
-        </w:tblPrEx>
         <w:trPr>
           <w:cantSplit/>
         </w:trPr>
@@ -38727,7 +36227,7 @@
       <w:pPr>
         <w:pStyle w:val="Ttulo1"/>
       </w:pPr>
-      <w:bookmarkStart w:id="22" w:name="_Toc241941021"/>
+      <w:bookmarkStart w:id="22" w:name="_Toc242461875"/>
       <w:r>
         <w:t>6. Matriz de trazabilidad</w:t>
       </w:r>
@@ -38766,12 +36266,6 @@
         <w:gridCol w:w="1400"/>
       </w:tblGrid>
       <w:tr>
-        <w:tblPrEx>
-          <w:tblCellMar>
-            <w:top w:w="0" w:type="dxa"/>
-            <w:bottom w:w="0" w:type="dxa"/>
-          </w:tblCellMar>
-        </w:tblPrEx>
         <w:trPr>
           <w:tblHeader/>
         </w:trPr>
@@ -38942,12 +36436,6 @@
         </w:tc>
       </w:tr>
       <w:tr>
-        <w:tblPrEx>
-          <w:tblCellMar>
-            <w:top w:w="0" w:type="dxa"/>
-            <w:bottom w:w="0" w:type="dxa"/>
-          </w:tblCellMar>
-        </w:tblPrEx>
         <w:tc>
           <w:tcPr>
             <w:tcW w:w="800" w:type="dxa"/>
@@ -39095,12 +36583,6 @@
         </w:tc>
       </w:tr>
       <w:tr>
-        <w:tblPrEx>
-          <w:tblCellMar>
-            <w:top w:w="0" w:type="dxa"/>
-            <w:bottom w:w="0" w:type="dxa"/>
-          </w:tblCellMar>
-        </w:tblPrEx>
         <w:tc>
           <w:tcPr>
             <w:tcW w:w="800" w:type="dxa"/>
@@ -39253,12 +36735,6 @@
         </w:tc>
       </w:tr>
       <w:tr>
-        <w:tblPrEx>
-          <w:tblCellMar>
-            <w:top w:w="0" w:type="dxa"/>
-            <w:bottom w:w="0" w:type="dxa"/>
-          </w:tblCellMar>
-        </w:tblPrEx>
         <w:tc>
           <w:tcPr>
             <w:tcW w:w="800" w:type="dxa"/>
@@ -39406,12 +36882,6 @@
         </w:tc>
       </w:tr>
       <w:tr>
-        <w:tblPrEx>
-          <w:tblCellMar>
-            <w:top w:w="0" w:type="dxa"/>
-            <w:bottom w:w="0" w:type="dxa"/>
-          </w:tblCellMar>
-        </w:tblPrEx>
         <w:tc>
           <w:tcPr>
             <w:tcW w:w="800" w:type="dxa"/>
@@ -39564,12 +37034,6 @@
         </w:tc>
       </w:tr>
       <w:tr>
-        <w:tblPrEx>
-          <w:tblCellMar>
-            <w:top w:w="0" w:type="dxa"/>
-            <w:bottom w:w="0" w:type="dxa"/>
-          </w:tblCellMar>
-        </w:tblPrEx>
         <w:tc>
           <w:tcPr>
             <w:tcW w:w="800" w:type="dxa"/>
@@ -39717,12 +37181,6 @@
         </w:tc>
       </w:tr>
       <w:tr>
-        <w:tblPrEx>
-          <w:tblCellMar>
-            <w:top w:w="0" w:type="dxa"/>
-            <w:bottom w:w="0" w:type="dxa"/>
-          </w:tblCellMar>
-        </w:tblPrEx>
         <w:tc>
           <w:tcPr>
             <w:tcW w:w="800" w:type="dxa"/>
@@ -39875,12 +37333,6 @@
         </w:tc>
       </w:tr>
       <w:tr>
-        <w:tblPrEx>
-          <w:tblCellMar>
-            <w:top w:w="0" w:type="dxa"/>
-            <w:bottom w:w="0" w:type="dxa"/>
-          </w:tblCellMar>
-        </w:tblPrEx>
         <w:tc>
           <w:tcPr>
             <w:tcW w:w="800" w:type="dxa"/>
@@ -40028,12 +37480,6 @@
         </w:tc>
       </w:tr>
       <w:tr>
-        <w:tblPrEx>
-          <w:tblCellMar>
-            <w:top w:w="0" w:type="dxa"/>
-            <w:bottom w:w="0" w:type="dxa"/>
-          </w:tblCellMar>
-        </w:tblPrEx>
         <w:tc>
           <w:tcPr>
             <w:tcW w:w="800" w:type="dxa"/>
@@ -40186,12 +37632,6 @@
         </w:tc>
       </w:tr>
       <w:tr>
-        <w:tblPrEx>
-          <w:tblCellMar>
-            <w:top w:w="0" w:type="dxa"/>
-            <w:bottom w:w="0" w:type="dxa"/>
-          </w:tblCellMar>
-        </w:tblPrEx>
         <w:tc>
           <w:tcPr>
             <w:tcW w:w="800" w:type="dxa"/>
@@ -40217,7 +37657,6 @@
                 <w:sz w:val="19"/>
                 <w:szCs w:val="19"/>
               </w:rPr>
-              <w:lastRenderedPageBreak/>
               <w:t>HU09</w:t>
             </w:r>
           </w:p>
@@ -40340,12 +37779,6 @@
         </w:tc>
       </w:tr>
       <w:tr>
-        <w:tblPrEx>
-          <w:tblCellMar>
-            <w:top w:w="0" w:type="dxa"/>
-            <w:bottom w:w="0" w:type="dxa"/>
-          </w:tblCellMar>
-        </w:tblPrEx>
         <w:tc>
           <w:tcPr>
             <w:tcW w:w="800" w:type="dxa"/>
@@ -40498,12 +37931,6 @@
         </w:tc>
       </w:tr>
       <w:tr>
-        <w:tblPrEx>
-          <w:tblCellMar>
-            <w:top w:w="0" w:type="dxa"/>
-            <w:bottom w:w="0" w:type="dxa"/>
-          </w:tblCellMar>
-        </w:tblPrEx>
         <w:tc>
           <w:tcPr>
             <w:tcW w:w="800" w:type="dxa"/>
@@ -40651,12 +38078,6 @@
         </w:tc>
       </w:tr>
       <w:tr>
-        <w:tblPrEx>
-          <w:tblCellMar>
-            <w:top w:w="0" w:type="dxa"/>
-            <w:bottom w:w="0" w:type="dxa"/>
-          </w:tblCellMar>
-        </w:tblPrEx>
         <w:tc>
           <w:tcPr>
             <w:tcW w:w="800" w:type="dxa"/>
@@ -40809,12 +38230,6 @@
         </w:tc>
       </w:tr>
       <w:tr>
-        <w:tblPrEx>
-          <w:tblCellMar>
-            <w:top w:w="0" w:type="dxa"/>
-            <w:bottom w:w="0" w:type="dxa"/>
-          </w:tblCellMar>
-        </w:tblPrEx>
         <w:tc>
           <w:tcPr>
             <w:tcW w:w="800" w:type="dxa"/>
@@ -40962,12 +38377,6 @@
         </w:tc>
       </w:tr>
       <w:tr>
-        <w:tblPrEx>
-          <w:tblCellMar>
-            <w:top w:w="0" w:type="dxa"/>
-            <w:bottom w:w="0" w:type="dxa"/>
-          </w:tblCellMar>
-        </w:tblPrEx>
         <w:tc>
           <w:tcPr>
             <w:tcW w:w="800" w:type="dxa"/>
@@ -41120,12 +38529,6 @@
         </w:tc>
       </w:tr>
       <w:tr>
-        <w:tblPrEx>
-          <w:tblCellMar>
-            <w:top w:w="0" w:type="dxa"/>
-            <w:bottom w:w="0" w:type="dxa"/>
-          </w:tblCellMar>
-        </w:tblPrEx>
         <w:tc>
           <w:tcPr>
             <w:tcW w:w="800" w:type="dxa"/>
@@ -41273,12 +38676,6 @@
         </w:tc>
       </w:tr>
       <w:tr>
-        <w:tblPrEx>
-          <w:tblCellMar>
-            <w:top w:w="0" w:type="dxa"/>
-            <w:bottom w:w="0" w:type="dxa"/>
-          </w:tblCellMar>
-        </w:tblPrEx>
         <w:tc>
           <w:tcPr>
             <w:tcW w:w="800" w:type="dxa"/>
@@ -41431,12 +38828,6 @@
         </w:tc>
       </w:tr>
       <w:tr>
-        <w:tblPrEx>
-          <w:tblCellMar>
-            <w:top w:w="0" w:type="dxa"/>
-            <w:bottom w:w="0" w:type="dxa"/>
-          </w:tblCellMar>
-        </w:tblPrEx>
         <w:tc>
           <w:tcPr>
             <w:tcW w:w="800" w:type="dxa"/>
@@ -41584,12 +38975,6 @@
         </w:tc>
       </w:tr>
       <w:tr>
-        <w:tblPrEx>
-          <w:tblCellMar>
-            <w:top w:w="0" w:type="dxa"/>
-            <w:bottom w:w="0" w:type="dxa"/>
-          </w:tblCellMar>
-        </w:tblPrEx>
         <w:tc>
           <w:tcPr>
             <w:tcW w:w="800" w:type="dxa"/>
@@ -41742,12 +39127,6 @@
         </w:tc>
       </w:tr>
       <w:tr>
-        <w:tblPrEx>
-          <w:tblCellMar>
-            <w:top w:w="0" w:type="dxa"/>
-            <w:bottom w:w="0" w:type="dxa"/>
-          </w:tblCellMar>
-        </w:tblPrEx>
         <w:tc>
           <w:tcPr>
             <w:tcW w:w="800" w:type="dxa"/>
@@ -41895,12 +39274,6 @@
         </w:tc>
       </w:tr>
       <w:tr>
-        <w:tblPrEx>
-          <w:tblCellMar>
-            <w:top w:w="0" w:type="dxa"/>
-            <w:bottom w:w="0" w:type="dxa"/>
-          </w:tblCellMar>
-        </w:tblPrEx>
         <w:tc>
           <w:tcPr>
             <w:tcW w:w="800" w:type="dxa"/>
@@ -42053,12 +39426,6 @@
         </w:tc>
       </w:tr>
       <w:tr>
-        <w:tblPrEx>
-          <w:tblCellMar>
-            <w:top w:w="0" w:type="dxa"/>
-            <w:bottom w:w="0" w:type="dxa"/>
-          </w:tblCellMar>
-        </w:tblPrEx>
         <w:tc>
           <w:tcPr>
             <w:tcW w:w="800" w:type="dxa"/>
@@ -42206,12 +39573,6 @@
         </w:tc>
       </w:tr>
       <w:tr>
-        <w:tblPrEx>
-          <w:tblCellMar>
-            <w:top w:w="0" w:type="dxa"/>
-            <w:bottom w:w="0" w:type="dxa"/>
-          </w:tblCellMar>
-        </w:tblPrEx>
         <w:tc>
           <w:tcPr>
             <w:tcW w:w="800" w:type="dxa"/>
@@ -42364,12 +39725,6 @@
         </w:tc>
       </w:tr>
       <w:tr>
-        <w:tblPrEx>
-          <w:tblCellMar>
-            <w:top w:w="0" w:type="dxa"/>
-            <w:bottom w:w="0" w:type="dxa"/>
-          </w:tblCellMar>
-        </w:tblPrEx>
         <w:tc>
           <w:tcPr>
             <w:tcW w:w="800" w:type="dxa"/>
@@ -42517,12 +39872,6 @@
         </w:tc>
       </w:tr>
       <w:tr>
-        <w:tblPrEx>
-          <w:tblCellMar>
-            <w:top w:w="0" w:type="dxa"/>
-            <w:bottom w:w="0" w:type="dxa"/>
-          </w:tblCellMar>
-        </w:tblPrEx>
         <w:tc>
           <w:tcPr>
             <w:tcW w:w="800" w:type="dxa"/>
@@ -42675,12 +40024,6 @@
         </w:tc>
       </w:tr>
       <w:tr>
-        <w:tblPrEx>
-          <w:tblCellMar>
-            <w:top w:w="0" w:type="dxa"/>
-            <w:bottom w:w="0" w:type="dxa"/>
-          </w:tblCellMar>
-        </w:tblPrEx>
         <w:tc>
           <w:tcPr>
             <w:tcW w:w="800" w:type="dxa"/>
@@ -42828,12 +40171,6 @@
         </w:tc>
       </w:tr>
       <w:tr>
-        <w:tblPrEx>
-          <w:tblCellMar>
-            <w:top w:w="0" w:type="dxa"/>
-            <w:bottom w:w="0" w:type="dxa"/>
-          </w:tblCellMar>
-        </w:tblPrEx>
         <w:tc>
           <w:tcPr>
             <w:tcW w:w="800" w:type="dxa"/>
@@ -42986,12 +40323,6 @@
         </w:tc>
       </w:tr>
       <w:tr>
-        <w:tblPrEx>
-          <w:tblCellMar>
-            <w:top w:w="0" w:type="dxa"/>
-            <w:bottom w:w="0" w:type="dxa"/>
-          </w:tblCellMar>
-        </w:tblPrEx>
         <w:tc>
           <w:tcPr>
             <w:tcW w:w="800" w:type="dxa"/>
@@ -43139,12 +40470,6 @@
         </w:tc>
       </w:tr>
       <w:tr>
-        <w:tblPrEx>
-          <w:tblCellMar>
-            <w:top w:w="0" w:type="dxa"/>
-            <w:bottom w:w="0" w:type="dxa"/>
-          </w:tblCellMar>
-        </w:tblPrEx>
         <w:tc>
           <w:tcPr>
             <w:tcW w:w="800" w:type="dxa"/>
@@ -43297,12 +40622,6 @@
         </w:tc>
       </w:tr>
       <w:tr>
-        <w:tblPrEx>
-          <w:tblCellMar>
-            <w:top w:w="0" w:type="dxa"/>
-            <w:bottom w:w="0" w:type="dxa"/>
-          </w:tblCellMar>
-        </w:tblPrEx>
         <w:tc>
           <w:tcPr>
             <w:tcW w:w="800" w:type="dxa"/>
@@ -43450,12 +40769,6 @@
         </w:tc>
       </w:tr>
       <w:tr>
-        <w:tblPrEx>
-          <w:tblCellMar>
-            <w:top w:w="0" w:type="dxa"/>
-            <w:bottom w:w="0" w:type="dxa"/>
-          </w:tblCellMar>
-        </w:tblPrEx>
         <w:tc>
           <w:tcPr>
             <w:tcW w:w="800" w:type="dxa"/>
@@ -43627,7 +40940,7 @@
       <w:pPr>
         <w:pStyle w:val="Ttulo1"/>
       </w:pPr>
-      <w:bookmarkStart w:id="23" w:name="_Toc241941022"/>
+      <w:bookmarkStart w:id="23" w:name="_Toc242461876"/>
       <w:r>
         <w:t>7. Conclusiones</w:t>
       </w:r>
@@ -43682,7 +40995,6 @@
         <w:spacing w:after="60"/>
       </w:pPr>
       <w:r>
-        <w:lastRenderedPageBreak/>
         <w:t>Incluir requisitos de seguridad y privacidad desde las historias (contraseñas, sesión, consentimiento) permite evaluarlos luego en la prueba de conformidad con ISO/IEC 25010.</w:t>
       </w:r>
     </w:p>
@@ -43690,7 +41002,7 @@
       <w:pPr>
         <w:pStyle w:val="Ttulo1"/>
       </w:pPr>
-      <w:bookmarkStart w:id="24" w:name="_Toc241941023"/>
+      <w:bookmarkStart w:id="24" w:name="_Toc242461877"/>
       <w:r>
         <w:t>8. Recomendaciones</w:t>
       </w:r>
@@ -43752,7 +41064,7 @@
       <w:pPr>
         <w:pStyle w:val="Ttulo1"/>
       </w:pPr>
-      <w:bookmarkStart w:id="25" w:name="_Toc241941024"/>
+      <w:bookmarkStart w:id="25" w:name="_Toc242461878"/>
       <w:r>
         <w:t>9. Referencias bibliográficas</w:t>
       </w:r>
@@ -43804,8 +41116,12 @@
       </w:r>
     </w:p>
     <w:sectPr>
-      <w:headerReference w:type="default" r:id="rId7"/>
-      <w:footerReference w:type="default" r:id="rId8"/>
+      <w:headerReference w:type="even" r:id="rId8"/>
+      <w:headerReference w:type="default" r:id="rId9"/>
+      <w:footerReference w:type="even" r:id="rId10"/>
+      <w:footerReference w:type="default" r:id="rId11"/>
+      <w:headerReference w:type="first" r:id="rId12"/>
+      <w:footerReference w:type="first" r:id="rId13"/>
       <w:pgSz w:w="11906" w:h="16838"/>
       <w:pgMar w:top="1440" w:right="1440" w:bottom="1440" w:left="1440" w:header="708" w:footer="708" w:gutter="0"/>
       <w:cols w:space="720"/>
@@ -43836,6 +41152,16 @@
 </file>
 
 <file path=word/footer1.xml><?xml version="1.0" encoding="utf-8"?>
+<w:ftr xmlns:wpc="http://schemas.microsoft.com/office/word/2010/wordprocessingCanvas" xmlns:cx="http://schemas.microsoft.com/office/drawing/2014/chartex" xmlns:cx1="http://schemas.microsoft.com/office/drawing/2015/9/8/chartex" xmlns:cx2="http://schemas.microsoft.com/office/drawing/2015/10/21/chartex" xmlns:cx3="http://schemas.microsoft.com/office/drawing/2016/5/9/chartex" xmlns:cx4="http://schemas.microsoft.com/office/drawing/2016/5/10/chartex" xmlns:cx5="http://schemas.microsoft.com/office/drawing/2016/5/11/chartex" xmlns:cx6="http://schemas.microsoft.com/office/drawing/2016/5/12/chartex" xmlns:cx7="http://schemas.microsoft.com/office/drawing/2016/5/13/chartex" xmlns:cx8="http://schemas.microsoft.com/office/drawing/2016/5/14/chartex" xmlns:mc="http://schemas.openxmlformats.org/markup-compatibility/2006" xmlns:aink="http://schemas.microsoft.com/office/drawing/2016/ink" xmlns:am3d="http://schemas.microsoft.com/office/drawing/2017/model3d" xmlns:o="urn:schemas-microsoft-com:office:office" xmlns:oel="http://schemas.microsoft.com/office/2019/extlst" xmlns:r="http://schemas.openxmlformats.org/officeDocument/2006/relationships" xmlns:m="http://schemas.openxmlformats.org/officeDocument/2006/math" xmlns:v="urn:schemas-microsoft-com:vml" xmlns:wp14="http://schemas.microsoft.com/office/word/2010/wordprocessingDrawing" xmlns:wp="http://schemas.openxmlformats.org/drawingml/2006/wordprocessingDrawing" xmlns:w10="urn:schemas-microsoft-com:office:word" xmlns:w="http://schemas.openxmlformats.org/wordprocessingml/2006/main" xmlns:w14="http://schemas.microsoft.com/office/word/2010/wordml" xmlns:w15="http://schemas.microsoft.com/office/word/2012/wordml" xmlns:w16cex="http://schemas.microsoft.com/office/word/2018/wordml/cex" xmlns:w16cid="http://schemas.microsoft.com/office/word/2016/wordml/cid" xmlns:w16="http://schemas.microsoft.com/office/word/2018/wordml" xmlns:w16du="http://schemas.microsoft.com/office/word/2023/wordml/word16du" xmlns:w16sdtdh="http://schemas.microsoft.com/office/word/2020/wordml/sdtdatahash" xmlns:w16sdtfl="http://schemas.microsoft.com/office/word/2024/wordml/sdtformatlock" xmlns:w16se="http://schemas.microsoft.com/office/word/2015/wordml/symex" xmlns:wpg="http://schemas.microsoft.com/office/word/2010/wordprocessingGroup" xmlns:wpi="http://schemas.microsoft.com/office/word/2010/wordprocessingInk" xmlns:wne="http://schemas.microsoft.com/office/word/2006/wordml" xmlns:wps="http://schemas.microsoft.com/office/word/2010/wordprocessingShape" mc:Ignorable="w14 w15 w16se w16cid w16 w16cex w16sdtdh w16sdtfl w16du wp14">
+  <w:p>
+    <w:pPr>
+      <w:pStyle w:val="Piedepgina"/>
+    </w:pPr>
+  </w:p>
+</w:ftr>
+</file>
+
+<file path=word/footer2.xml><?xml version="1.0" encoding="utf-8"?>
 <w:ftr xmlns:wpc="http://schemas.microsoft.com/office/word/2010/wordprocessingCanvas" xmlns:cx="http://schemas.microsoft.com/office/drawing/2014/chartex" xmlns:cx1="http://schemas.microsoft.com/office/drawing/2015/9/8/chartex" xmlns:cx2="http://schemas.microsoft.com/office/drawing/2015/10/21/chartex" xmlns:cx3="http://schemas.microsoft.com/office/drawing/2016/5/9/chartex" xmlns:cx4="http://schemas.microsoft.com/office/drawing/2016/5/10/chartex" xmlns:cx5="http://schemas.microsoft.com/office/drawing/2016/5/11/chartex" xmlns:cx6="http://schemas.microsoft.com/office/drawing/2016/5/12/chartex" xmlns:cx7="http://schemas.microsoft.com/office/drawing/2016/5/13/chartex" xmlns:cx8="http://schemas.microsoft.com/office/drawing/2016/5/14/chartex" xmlns:mc="http://schemas.openxmlformats.org/markup-compatibility/2006" xmlns:aink="http://schemas.microsoft.com/office/drawing/2016/ink" xmlns:am3d="http://schemas.microsoft.com/office/drawing/2017/model3d" xmlns:o="urn:schemas-microsoft-com:office:office" xmlns:oel="http://schemas.microsoft.com/office/2019/extlst" xmlns:r="http://schemas.openxmlformats.org/officeDocument/2006/relationships" xmlns:m="http://schemas.openxmlformats.org/officeDocument/2006/math" xmlns:v="urn:schemas-microsoft-com:vml" xmlns:wp14="http://schemas.microsoft.com/office/word/2010/wordprocessingDrawing" xmlns:wp="http://schemas.openxmlformats.org/drawingml/2006/wordprocessingDrawing" xmlns:w10="urn:schemas-microsoft-com:office:word" xmlns:w="http://schemas.openxmlformats.org/wordprocessingml/2006/main" xmlns:w14="http://schemas.microsoft.com/office/word/2010/wordml" xmlns:w15="http://schemas.microsoft.com/office/word/2012/wordml" xmlns:w16cex="http://schemas.microsoft.com/office/word/2018/wordml/cex" xmlns:w16cid="http://schemas.microsoft.com/office/word/2016/wordml/cid" xmlns:w16="http://schemas.microsoft.com/office/word/2018/wordml" xmlns:w16du="http://schemas.microsoft.com/office/word/2023/wordml/word16du" xmlns:w16sdtdh="http://schemas.microsoft.com/office/word/2020/wordml/sdtdatahash" xmlns:w16sdtfl="http://schemas.microsoft.com/office/word/2024/wordml/sdtformatlock" xmlns:w16se="http://schemas.microsoft.com/office/word/2015/wordml/symex" xmlns:wpg="http://schemas.microsoft.com/office/word/2010/wordprocessingGroup" xmlns:wpi="http://schemas.microsoft.com/office/word/2010/wordprocessingInk" xmlns:wne="http://schemas.microsoft.com/office/word/2006/wordml" xmlns:wps="http://schemas.microsoft.com/office/word/2010/wordprocessingShape" mc:Ignorable="w14 w15 w16se w16cid w16 w16cex w16sdtdh w16sdtfl w16du wp14">
   <w:p>
     <w:pPr>
@@ -43943,6 +41269,16 @@
 </w:ftr>
 </file>
 
+<file path=word/footer3.xml><?xml version="1.0" encoding="utf-8"?>
+<w:ftr xmlns:wpc="http://schemas.microsoft.com/office/word/2010/wordprocessingCanvas" xmlns:cx="http://schemas.microsoft.com/office/drawing/2014/chartex" xmlns:cx1="http://schemas.microsoft.com/office/drawing/2015/9/8/chartex" xmlns:cx2="http://schemas.microsoft.com/office/drawing/2015/10/21/chartex" xmlns:cx3="http://schemas.microsoft.com/office/drawing/2016/5/9/chartex" xmlns:cx4="http://schemas.microsoft.com/office/drawing/2016/5/10/chartex" xmlns:cx5="http://schemas.microsoft.com/office/drawing/2016/5/11/chartex" xmlns:cx6="http://schemas.microsoft.com/office/drawing/2016/5/12/chartex" xmlns:cx7="http://schemas.microsoft.com/office/drawing/2016/5/13/chartex" xmlns:cx8="http://schemas.microsoft.com/office/drawing/2016/5/14/chartex" xmlns:mc="http://schemas.openxmlformats.org/markup-compatibility/2006" xmlns:aink="http://schemas.microsoft.com/office/drawing/2016/ink" xmlns:am3d="http://schemas.microsoft.com/office/drawing/2017/model3d" xmlns:o="urn:schemas-microsoft-com:office:office" xmlns:oel="http://schemas.microsoft.com/office/2019/extlst" xmlns:r="http://schemas.openxmlformats.org/officeDocument/2006/relationships" xmlns:m="http://schemas.openxmlformats.org/officeDocument/2006/math" xmlns:v="urn:schemas-microsoft-com:vml" xmlns:wp14="http://schemas.microsoft.com/office/word/2010/wordprocessingDrawing" xmlns:wp="http://schemas.openxmlformats.org/drawingml/2006/wordprocessingDrawing" xmlns:w10="urn:schemas-microsoft-com:office:word" xmlns:w="http://schemas.openxmlformats.org/wordprocessingml/2006/main" xmlns:w14="http://schemas.microsoft.com/office/word/2010/wordml" xmlns:w15="http://schemas.microsoft.com/office/word/2012/wordml" xmlns:w16cex="http://schemas.microsoft.com/office/word/2018/wordml/cex" xmlns:w16cid="http://schemas.microsoft.com/office/word/2016/wordml/cid" xmlns:w16="http://schemas.microsoft.com/office/word/2018/wordml" xmlns:w16du="http://schemas.microsoft.com/office/word/2023/wordml/word16du" xmlns:w16sdtdh="http://schemas.microsoft.com/office/word/2020/wordml/sdtdatahash" xmlns:w16sdtfl="http://schemas.microsoft.com/office/word/2024/wordml/sdtformatlock" xmlns:w16se="http://schemas.microsoft.com/office/word/2015/wordml/symex" xmlns:wpg="http://schemas.microsoft.com/office/word/2010/wordprocessingGroup" xmlns:wpi="http://schemas.microsoft.com/office/word/2010/wordprocessingInk" xmlns:wne="http://schemas.microsoft.com/office/word/2006/wordml" xmlns:wps="http://schemas.microsoft.com/office/word/2010/wordprocessingShape" mc:Ignorable="w14 w15 w16se w16cid w16 w16cex w16sdtdh w16sdtfl w16du wp14">
+  <w:p>
+    <w:pPr>
+      <w:pStyle w:val="Piedepgina"/>
+    </w:pPr>
+  </w:p>
+</w:ftr>
+</file>
+
 <file path=word/footnotes.xml><?xml version="1.0" encoding="utf-8"?>
 <w:footnotes xmlns:wpc="http://schemas.microsoft.com/office/word/2010/wordprocessingCanvas" xmlns:cx="http://schemas.microsoft.com/office/drawing/2014/chartex" xmlns:cx1="http://schemas.microsoft.com/office/drawing/2015/9/8/chartex" xmlns:cx2="http://schemas.microsoft.com/office/drawing/2015/10/21/chartex" xmlns:cx3="http://schemas.microsoft.com/office/drawing/2016/5/9/chartex" xmlns:cx4="http://schemas.microsoft.com/office/drawing/2016/5/10/chartex" xmlns:cx5="http://schemas.microsoft.com/office/drawing/2016/5/11/chartex" xmlns:cx6="http://schemas.microsoft.com/office/drawing/2016/5/12/chartex" xmlns:cx7="http://schemas.microsoft.com/office/drawing/2016/5/13/chartex" xmlns:cx8="http://schemas.microsoft.com/office/drawing/2016/5/14/chartex" xmlns:mc="http://schemas.openxmlformats.org/markup-compatibility/2006" xmlns:aink="http://schemas.microsoft.com/office/drawing/2016/ink" xmlns:am3d="http://schemas.microsoft.com/office/drawing/2017/model3d" xmlns:o="urn:schemas-microsoft-com:office:office" xmlns:oel="http://schemas.microsoft.com/office/2019/extlst" xmlns:r="http://schemas.openxmlformats.org/officeDocument/2006/relationships" xmlns:m="http://schemas.openxmlformats.org/officeDocument/2006/math" xmlns:v="urn:schemas-microsoft-com:vml" xmlns:wp14="http://schemas.microsoft.com/office/word/2010/wordprocessingDrawing" xmlns:wp="http://schemas.openxmlformats.org/drawingml/2006/wordprocessingDrawing" xmlns:w10="urn:schemas-microsoft-com:office:word" xmlns:w="http://schemas.openxmlformats.org/wordprocessingml/2006/main" xmlns:w14="http://schemas.microsoft.com/office/word/2010/wordml" xmlns:w15="http://schemas.microsoft.com/office/word/2012/wordml" xmlns:w16cex="http://schemas.microsoft.com/office/word/2018/wordml/cex" xmlns:w16cid="http://schemas.microsoft.com/office/word/2016/wordml/cid" xmlns:w16="http://schemas.microsoft.com/office/word/2018/wordml" xmlns:w16du="http://schemas.microsoft.com/office/word/2023/wordml/word16du" xmlns:w16sdtdh="http://schemas.microsoft.com/office/word/2020/wordml/sdtdatahash" xmlns:w16sdtfl="http://schemas.microsoft.com/office/word/2024/wordml/sdtformatlock" xmlns:w16se="http://schemas.microsoft.com/office/word/2015/wordml/symex" xmlns:wpg="http://schemas.microsoft.com/office/word/2010/wordprocessingGroup" xmlns:wpi="http://schemas.microsoft.com/office/word/2010/wordprocessingInk" xmlns:wne="http://schemas.microsoft.com/office/word/2006/wordml" xmlns:wps="http://schemas.microsoft.com/office/word/2010/wordprocessingShape" mc:Ignorable="w14 w15 w16se w16cid w16 w16cex w16sdtdh w16sdtfl w16du wp14">
   <w:footnote w:type="separator" w:id="-1">
@@ -43966,6 +41302,16 @@
 <w:hdr xmlns:wpc="http://schemas.microsoft.com/office/word/2010/wordprocessingCanvas" xmlns:cx="http://schemas.microsoft.com/office/drawing/2014/chartex" xmlns:cx1="http://schemas.microsoft.com/office/drawing/2015/9/8/chartex" xmlns:cx2="http://schemas.microsoft.com/office/drawing/2015/10/21/chartex" xmlns:cx3="http://schemas.microsoft.com/office/drawing/2016/5/9/chartex" xmlns:cx4="http://schemas.microsoft.com/office/drawing/2016/5/10/chartex" xmlns:cx5="http://schemas.microsoft.com/office/drawing/2016/5/11/chartex" xmlns:cx6="http://schemas.microsoft.com/office/drawing/2016/5/12/chartex" xmlns:cx7="http://schemas.microsoft.com/office/drawing/2016/5/13/chartex" xmlns:cx8="http://schemas.microsoft.com/office/drawing/2016/5/14/chartex" xmlns:mc="http://schemas.openxmlformats.org/markup-compatibility/2006" xmlns:aink="http://schemas.microsoft.com/office/drawing/2016/ink" xmlns:am3d="http://schemas.microsoft.com/office/drawing/2017/model3d" xmlns:o="urn:schemas-microsoft-com:office:office" xmlns:oel="http://schemas.microsoft.com/office/2019/extlst" xmlns:r="http://schemas.openxmlformats.org/officeDocument/2006/relationships" xmlns:m="http://schemas.openxmlformats.org/officeDocument/2006/math" xmlns:v="urn:schemas-microsoft-com:vml" xmlns:wp14="http://schemas.microsoft.com/office/word/2010/wordprocessingDrawing" xmlns:wp="http://schemas.openxmlformats.org/drawingml/2006/wordprocessingDrawing" xmlns:w10="urn:schemas-microsoft-com:office:word" xmlns:w="http://schemas.openxmlformats.org/wordprocessingml/2006/main" xmlns:w14="http://schemas.microsoft.com/office/word/2010/wordml" xmlns:w15="http://schemas.microsoft.com/office/word/2012/wordml" xmlns:w16cex="http://schemas.microsoft.com/office/word/2018/wordml/cex" xmlns:w16cid="http://schemas.microsoft.com/office/word/2016/wordml/cid" xmlns:w16="http://schemas.microsoft.com/office/word/2018/wordml" xmlns:w16du="http://schemas.microsoft.com/office/word/2023/wordml/word16du" xmlns:w16sdtdh="http://schemas.microsoft.com/office/word/2020/wordml/sdtdatahash" xmlns:w16sdtfl="http://schemas.microsoft.com/office/word/2024/wordml/sdtformatlock" xmlns:w16se="http://schemas.microsoft.com/office/word/2015/wordml/symex" xmlns:wpg="http://schemas.microsoft.com/office/word/2010/wordprocessingGroup" xmlns:wpi="http://schemas.microsoft.com/office/word/2010/wordprocessingInk" xmlns:wne="http://schemas.microsoft.com/office/word/2006/wordml" xmlns:wps="http://schemas.microsoft.com/office/word/2010/wordprocessingShape" mc:Ignorable="w14 w15 w16se w16cid w16 w16cex w16sdtdh w16sdtfl w16du wp14">
   <w:p>
     <w:pPr>
+      <w:pStyle w:val="Encabezado"/>
+    </w:pPr>
+  </w:p>
+</w:hdr>
+</file>
+
+<file path=word/header2.xml><?xml version="1.0" encoding="utf-8"?>
+<w:hdr xmlns:wpc="http://schemas.microsoft.com/office/word/2010/wordprocessingCanvas" xmlns:cx="http://schemas.microsoft.com/office/drawing/2014/chartex" xmlns:cx1="http://schemas.microsoft.com/office/drawing/2015/9/8/chartex" xmlns:cx2="http://schemas.microsoft.com/office/drawing/2015/10/21/chartex" xmlns:cx3="http://schemas.microsoft.com/office/drawing/2016/5/9/chartex" xmlns:cx4="http://schemas.microsoft.com/office/drawing/2016/5/10/chartex" xmlns:cx5="http://schemas.microsoft.com/office/drawing/2016/5/11/chartex" xmlns:cx6="http://schemas.microsoft.com/office/drawing/2016/5/12/chartex" xmlns:cx7="http://schemas.microsoft.com/office/drawing/2016/5/13/chartex" xmlns:cx8="http://schemas.microsoft.com/office/drawing/2016/5/14/chartex" xmlns:mc="http://schemas.openxmlformats.org/markup-compatibility/2006" xmlns:aink="http://schemas.microsoft.com/office/drawing/2016/ink" xmlns:am3d="http://schemas.microsoft.com/office/drawing/2017/model3d" xmlns:o="urn:schemas-microsoft-com:office:office" xmlns:oel="http://schemas.microsoft.com/office/2019/extlst" xmlns:r="http://schemas.openxmlformats.org/officeDocument/2006/relationships" xmlns:m="http://schemas.openxmlformats.org/officeDocument/2006/math" xmlns:v="urn:schemas-microsoft-com:vml" xmlns:wp14="http://schemas.microsoft.com/office/word/2010/wordprocessingDrawing" xmlns:wp="http://schemas.openxmlformats.org/drawingml/2006/wordprocessingDrawing" xmlns:w10="urn:schemas-microsoft-com:office:word" xmlns:w="http://schemas.openxmlformats.org/wordprocessingml/2006/main" xmlns:w14="http://schemas.microsoft.com/office/word/2010/wordml" xmlns:w15="http://schemas.microsoft.com/office/word/2012/wordml" xmlns:w16cex="http://schemas.microsoft.com/office/word/2018/wordml/cex" xmlns:w16cid="http://schemas.microsoft.com/office/word/2016/wordml/cid" xmlns:w16="http://schemas.microsoft.com/office/word/2018/wordml" xmlns:w16du="http://schemas.microsoft.com/office/word/2023/wordml/word16du" xmlns:w16sdtdh="http://schemas.microsoft.com/office/word/2020/wordml/sdtdatahash" xmlns:w16sdtfl="http://schemas.microsoft.com/office/word/2024/wordml/sdtformatlock" xmlns:w16se="http://schemas.microsoft.com/office/word/2015/wordml/symex" xmlns:wpg="http://schemas.microsoft.com/office/word/2010/wordprocessingGroup" xmlns:wpi="http://schemas.microsoft.com/office/word/2010/wordprocessingInk" xmlns:wne="http://schemas.microsoft.com/office/word/2006/wordml" xmlns:wps="http://schemas.microsoft.com/office/word/2010/wordprocessingShape" mc:Ignorable="w14 w15 w16se w16cid w16 w16cex w16sdtdh w16sdtfl w16du wp14">
+  <w:p>
+    <w:pPr>
       <w:jc w:val="right"/>
     </w:pPr>
     <w:r>
@@ -43976,6 +41322,16 @@
       </w:rPr>
       <w:t>Informe de Historias de Usuario – TechStore</w:t>
     </w:r>
+  </w:p>
+</w:hdr>
+</file>
+
+<file path=word/header3.xml><?xml version="1.0" encoding="utf-8"?>
+<w:hdr xmlns:wpc="http://schemas.microsoft.com/office/word/2010/wordprocessingCanvas" xmlns:cx="http://schemas.microsoft.com/office/drawing/2014/chartex" xmlns:cx1="http://schemas.microsoft.com/office/drawing/2015/9/8/chartex" xmlns:cx2="http://schemas.microsoft.com/office/drawing/2015/10/21/chartex" xmlns:cx3="http://schemas.microsoft.com/office/drawing/2016/5/9/chartex" xmlns:cx4="http://schemas.microsoft.com/office/drawing/2016/5/10/chartex" xmlns:cx5="http://schemas.microsoft.com/office/drawing/2016/5/11/chartex" xmlns:cx6="http://schemas.microsoft.com/office/drawing/2016/5/12/chartex" xmlns:cx7="http://schemas.microsoft.com/office/drawing/2016/5/13/chartex" xmlns:cx8="http://schemas.microsoft.com/office/drawing/2016/5/14/chartex" xmlns:mc="http://schemas.openxmlformats.org/markup-compatibility/2006" xmlns:aink="http://schemas.microsoft.com/office/drawing/2016/ink" xmlns:am3d="http://schemas.microsoft.com/office/drawing/2017/model3d" xmlns:o="urn:schemas-microsoft-com:office:office" xmlns:oel="http://schemas.microsoft.com/office/2019/extlst" xmlns:r="http://schemas.openxmlformats.org/officeDocument/2006/relationships" xmlns:m="http://schemas.openxmlformats.org/officeDocument/2006/math" xmlns:v="urn:schemas-microsoft-com:vml" xmlns:wp14="http://schemas.microsoft.com/office/word/2010/wordprocessingDrawing" xmlns:wp="http://schemas.openxmlformats.org/drawingml/2006/wordprocessingDrawing" xmlns:w10="urn:schemas-microsoft-com:office:word" xmlns:w="http://schemas.openxmlformats.org/wordprocessingml/2006/main" xmlns:w14="http://schemas.microsoft.com/office/word/2010/wordml" xmlns:w15="http://schemas.microsoft.com/office/word/2012/wordml" xmlns:w16cex="http://schemas.microsoft.com/office/word/2018/wordml/cex" xmlns:w16cid="http://schemas.microsoft.com/office/word/2016/wordml/cid" xmlns:w16="http://schemas.microsoft.com/office/word/2018/wordml" xmlns:w16du="http://schemas.microsoft.com/office/word/2023/wordml/word16du" xmlns:w16sdtdh="http://schemas.microsoft.com/office/word/2020/wordml/sdtdatahash" xmlns:w16sdtfl="http://schemas.microsoft.com/office/word/2024/wordml/sdtformatlock" xmlns:w16se="http://schemas.microsoft.com/office/word/2015/wordml/symex" xmlns:wpg="http://schemas.microsoft.com/office/word/2010/wordprocessingGroup" xmlns:wpi="http://schemas.microsoft.com/office/word/2010/wordprocessingInk" xmlns:wne="http://schemas.microsoft.com/office/word/2006/wordml" xmlns:wps="http://schemas.microsoft.com/office/word/2010/wordprocessingShape" mc:Ignorable="w14 w15 w16se w16cid w16 w16cex w16sdtdh w16sdtfl w16du wp14">
+  <w:p>
+    <w:pPr>
+      <w:pStyle w:val="Encabezado"/>
+    </w:pPr>
   </w:p>
 </w:hdr>
 </file>
@@ -44846,6 +42202,48 @@
       <w:ind w:left="210"/>
     </w:pPr>
   </w:style>
+  <w:style w:type="paragraph" w:styleId="Encabezado">
+    <w:name w:val="header"/>
+    <w:basedOn w:val="Normal"/>
+    <w:link w:val="EncabezadoCar"/>
+    <w:uiPriority w:val="99"/>
+    <w:unhideWhenUsed/>
+    <w:rsid w:val="0068672C"/>
+    <w:pPr>
+      <w:tabs>
+        <w:tab w:val="center" w:pos="4252"/>
+        <w:tab w:val="right" w:pos="8504"/>
+      </w:tabs>
+    </w:pPr>
+  </w:style>
+  <w:style w:type="character" w:customStyle="1" w:styleId="EncabezadoCar">
+    <w:name w:val="Encabezado Car"/>
+    <w:basedOn w:val="Fuentedeprrafopredeter"/>
+    <w:link w:val="Encabezado"/>
+    <w:uiPriority w:val="99"/>
+    <w:rsid w:val="0068672C"/>
+  </w:style>
+  <w:style w:type="paragraph" w:styleId="Piedepgina">
+    <w:name w:val="footer"/>
+    <w:basedOn w:val="Normal"/>
+    <w:link w:val="PiedepginaCar"/>
+    <w:uiPriority w:val="99"/>
+    <w:unhideWhenUsed/>
+    <w:rsid w:val="0068672C"/>
+    <w:pPr>
+      <w:tabs>
+        <w:tab w:val="center" w:pos="4252"/>
+        <w:tab w:val="right" w:pos="8504"/>
+      </w:tabs>
+    </w:pPr>
+  </w:style>
+  <w:style w:type="character" w:customStyle="1" w:styleId="PiedepginaCar">
+    <w:name w:val="Pie de página Car"/>
+    <w:basedOn w:val="Fuentedeprrafopredeter"/>
+    <w:link w:val="Piedepgina"/>
+    <w:uiPriority w:val="99"/>
+    <w:rsid w:val="0068672C"/>
+  </w:style>
 </w:styles>
 </file>
 

--- a/docs/Informe_Historias_de_Usuario.docx
+++ b/docs/Informe_Historias_de_Usuario.docx
@@ -2152,7 +2152,7 @@
         <w:spacing w:after="120"/>
       </w:pPr>
       <w:r>
-        <w:t>TechStore es una aplicación 100 % frontend (HTML5, CSS3 y JavaScript) sin backend: los datos se guardan en el almacenamiento local del navegador (localStorage). Esto la convierte en un entorno controlado y reproducible para las actividades de calidad del curso: análisis de usabilidad con Maze, plan de pruebas, plan de calidad y prueba de conformidad. Incluye un botón "Restablecer datos de demo" para volver siempre al mismo estado inicial.</w:t>
+        <w:t>TechStore es una aplicación 100 % frontend (HTML5, CSS3 y JavaScript) sin backend: los datos se guardan en el almacenamiento local del navegador (localStorage). Esto la convierte en un entorno controlado y reproducible para las actividades de calidad del curso: análisis de usabilidad con la herramienta propia, plan de pruebas, plan de calidad y prueba de conformidad. Incluye un botón "Restablecer datos de demo" para volver siempre al mismo estado inicial.</w:t>
       </w:r>
     </w:p>
     <w:p>
